--- a/07-驱动电路/01-电机驱动/步进电机驱动电路/步进电机驱动电路.docx
+++ b/07-驱动电路/01-电机驱动/步进电机驱动电路/步进电机驱动电路.docx
@@ -3006,6 +3006,20 @@
     </w:p>
     <w:bookmarkEnd w:id="26"/>
     <w:bookmarkEnd w:id="27"/>
+    <w:p>
+      <w:pPr>
+        <w:spacing w:before="360"/>
+        <w:jc w:val="center"/>
+      </w:pPr>
+      <w:r>
+        <w:rPr>
+          <w:rFonts w:ascii="Times New Roman" w:hAnsi="Times New Roman"/>
+          <w:color w:val="555555"/>
+          <w:sz w:val="21"/>
+        </w:rPr>
+        <w:t>材料收集者：杜文杰</w:t>
+      </w:r>
+    </w:p>
     <w:sectPr>
       <w:headerReference r:id="rId9" w:type="default"/>
       <w:footerReference r:id="rId10" w:type="default"/>

--- a/07-驱动电路/01-电机驱动/步进电机驱动电路/步进电机驱动电路.docx
+++ b/07-驱动电路/01-电机驱动/步进电机驱动电路/步进电机驱动电路.docx
@@ -1,6 +1,6 @@
 
 <file path=word/document.xml><?xml version="1.0" encoding="utf-8"?>
-<w:document xmlns:w="http://schemas.openxmlformats.org/wordprocessingml/2006/main" xmlns:m="http://schemas.openxmlformats.org/officeDocument/2006/math" xmlns:r="http://schemas.openxmlformats.org/officeDocument/2006/relationships" xmlns:o="urn:schemas-microsoft-com:office:office" xmlns:v="urn:schemas-microsoft-com:vml" xmlns:w10="urn:schemas-microsoft-com:office:word" xmlns:a="http://schemas.openxmlformats.org/drawingml/2006/main" xmlns:pic="http://schemas.openxmlformats.org/drawingml/2006/picture" xmlns:wp="http://schemas.openxmlformats.org/drawingml/2006/wordprocessingDrawing">
+<w:document xmlns:m="http://schemas.openxmlformats.org/officeDocument/2006/math" xmlns:r="http://schemas.openxmlformats.org/officeDocument/2006/relationships" xmlns:w="http://schemas.openxmlformats.org/wordprocessingml/2006/main" xmlns:o="urn:schemas-microsoft-com:office:office" xmlns:v="urn:schemas-microsoft-com:vml" xmlns:w10="urn:schemas-microsoft-com:office:word" xmlns:a="http://schemas.openxmlformats.org/drawingml/2006/main" xmlns:pic="http://schemas.openxmlformats.org/drawingml/2006/picture" xmlns:wp="http://schemas.openxmlformats.org/drawingml/2006/wordprocessingDrawing">
   <w:body>
     <w:bookmarkStart w:id="27" w:name="步进电机驱动电路"/>
     <w:p>
@@ -9,7 +9,7 @@
       </w:pPr>
       <w:r>
         <w:rPr>
-          <w:rFonts w:hint="eastAsia"/>
+          <w:rFonts w:hint="eastAsia" w:eastAsia="黑体"/>
         </w:rPr>
         <w:t xml:space="preserve">步进电机驱动电路</w:t>
       </w:r>
@@ -21,7 +21,7 @@
       </w:pPr>
       <w:r>
         <w:rPr>
-          <w:rFonts w:hint="eastAsia"/>
+          <w:rFonts w:hint="eastAsia" w:eastAsia="黑体"/>
         </w:rPr>
         <w:t xml:space="preserve">拓扑描述</w:t>
       </w:r>
@@ -32,27 +32,33 @@
       </w:pPr>
       <w:r>
         <w:rPr>
-          <w:rFonts w:hint="eastAsia"/>
+          <w:rFonts w:hint="eastAsia" w:eastAsia="黑体"/>
         </w:rPr>
         <w:t xml:space="preserve">由</w:t>
       </w:r>
       <w:r>
+        <w:rPr>
+          <w:rFonts w:eastAsia="黑体"/>
+        </w:rPr>
         <w:t xml:space="preserve"> </w:t>
       </w:r>
       <w:r>
         <w:rPr>
-          <w:rFonts w:hint="eastAsia"/>
+          <w:rFonts w:hint="eastAsia" w:eastAsia="黑体"/>
           <w:b/>
           <w:bCs/>
         </w:rPr>
         <w:t xml:space="preserve">控制器（换相序列产生器）</w:t>
       </w:r>
       <w:r>
+        <w:rPr>
+          <w:rFonts w:eastAsia="黑体"/>
+        </w:rPr>
         <w:t xml:space="preserve">、</w:t>
       </w:r>
       <w:r>
         <w:rPr>
-          <w:rFonts w:hint="eastAsia"/>
+          <w:rFonts w:hint="eastAsia" w:eastAsia="黑体"/>
           <w:b/>
           <w:bCs/>
         </w:rPr>
@@ -60,6 +66,7 @@
       </w:r>
       <w:r>
         <w:rPr>
+          <w:rFonts w:eastAsia="黑体"/>
           <w:b/>
           <w:bCs/>
         </w:rPr>
@@ -67,7 +74,7 @@
       </w:r>
       <w:r>
         <w:rPr>
-          <w:rFonts w:hint="eastAsia"/>
+          <w:rFonts w:hint="eastAsia" w:eastAsia="黑体"/>
           <w:b/>
           <w:bCs/>
         </w:rPr>
@@ -75,6 +82,7 @@
       </w:r>
       <w:r>
         <w:rPr>
+          <w:rFonts w:eastAsia="黑体"/>
           <w:b/>
           <w:bCs/>
         </w:rPr>
@@ -114,27 +122,33 @@
       </m:oMath>
       <w:r>
         <w:rPr>
-          <w:rFonts w:hint="eastAsia"/>
+          <w:rFonts w:hint="eastAsia" w:eastAsia="黑体"/>
           <w:b/>
           <w:bCs/>
         </w:rPr>
         <w:t xml:space="preserve">）</w:t>
       </w:r>
       <w:r>
+        <w:rPr>
+          <w:rFonts w:eastAsia="黑体"/>
+        </w:rPr>
         <w:t xml:space="preserve"> </w:t>
       </w:r>
       <w:r>
         <w:rPr>
-          <w:rFonts w:hint="eastAsia"/>
+          <w:rFonts w:hint="eastAsia" w:eastAsia="黑体"/>
         </w:rPr>
         <w:t xml:space="preserve">与</w:t>
       </w:r>
       <w:r>
+        <w:rPr>
+          <w:rFonts w:eastAsia="黑体"/>
+        </w:rPr>
         <w:t xml:space="preserve"> </w:t>
       </w:r>
       <w:r>
         <w:rPr>
-          <w:rFonts w:hint="eastAsia"/>
+          <w:rFonts w:hint="eastAsia" w:eastAsia="黑体"/>
           <w:b/>
           <w:bCs/>
         </w:rPr>
@@ -142,6 +156,7 @@
       </w:r>
       <w:r>
         <w:rPr>
+          <w:rFonts w:eastAsia="黑体"/>
           <w:b/>
           <w:bCs/>
         </w:rPr>
@@ -149,22 +164,28 @@
       </w:r>
       <w:r>
         <w:rPr>
-          <w:rFonts w:hint="eastAsia"/>
+          <w:rFonts w:hint="eastAsia" w:eastAsia="黑体"/>
           <w:b/>
           <w:bCs/>
         </w:rPr>
         <w:t xml:space="preserve">两相）</w:t>
       </w:r>
       <w:r>
+        <w:rPr>
+          <w:rFonts w:eastAsia="黑体"/>
+        </w:rPr>
         <w:t xml:space="preserve"> </w:t>
       </w:r>
       <w:r>
         <w:rPr>
-          <w:rFonts w:hint="eastAsia"/>
+          <w:rFonts w:hint="eastAsia" w:eastAsia="黑体"/>
         </w:rPr>
         <w:t xml:space="preserve">组成，其中</w:t>
       </w:r>
       <w:r>
+        <w:rPr>
+          <w:rFonts w:eastAsia="黑体"/>
+        </w:rPr>
         <w:t xml:space="preserve"> </w:t>
       </w:r>
       <m:oMath>
@@ -182,6 +203,9 @@
         </m:sSub>
       </m:oMath>
       <w:r>
+        <w:rPr>
+          <w:rFonts w:eastAsia="黑体"/>
+        </w:rPr>
         <w:t xml:space="preserve">、</w:t>
       </w:r>
       <m:oMath>
@@ -199,6 +223,9 @@
         </m:sSub>
       </m:oMath>
       <w:r>
+        <w:rPr>
+          <w:rFonts w:eastAsia="黑体"/>
+        </w:rPr>
         <w:t xml:space="preserve">、</w:t>
       </w:r>
       <m:oMath>
@@ -216,6 +243,9 @@
         </m:sSub>
       </m:oMath>
       <w:r>
+        <w:rPr>
+          <w:rFonts w:eastAsia="黑体"/>
+        </w:rPr>
         <w:t xml:space="preserve">、</w:t>
       </w:r>
       <m:oMath>
@@ -233,29 +263,38 @@
         </m:sSub>
       </m:oMath>
       <w:r>
+        <w:rPr>
+          <w:rFonts w:eastAsia="黑体"/>
+        </w:rPr>
         <w:t xml:space="preserve"> </w:t>
       </w:r>
       <w:r>
         <w:rPr>
-          <w:rFonts w:hint="eastAsia"/>
+          <w:rFonts w:hint="eastAsia" w:eastAsia="黑体"/>
         </w:rPr>
         <w:t xml:space="preserve">构成</w:t>
       </w:r>
       <w:r>
+        <w:rPr>
+          <w:rFonts w:eastAsia="黑体"/>
+        </w:rPr>
         <w:t xml:space="preserve"> A </w:t>
       </w:r>
       <w:r>
         <w:rPr>
-          <w:rFonts w:hint="eastAsia"/>
+          <w:rFonts w:hint="eastAsia" w:eastAsia="黑体"/>
         </w:rPr>
         <w:t xml:space="preserve">相</w:t>
       </w:r>
       <w:r>
+        <w:rPr>
+          <w:rFonts w:eastAsia="黑体"/>
+        </w:rPr>
         <w:t xml:space="preserve"> H </w:t>
       </w:r>
       <w:r>
         <w:rPr>
-          <w:rFonts w:hint="eastAsia"/>
+          <w:rFonts w:hint="eastAsia" w:eastAsia="黑体"/>
         </w:rPr>
         <w:t xml:space="preserve">桥（左上、右上、左下、右下），</w:t>
       </w:r>
@@ -274,6 +313,9 @@
         </m:sSub>
       </m:oMath>
       <w:r>
+        <w:rPr>
+          <w:rFonts w:eastAsia="黑体"/>
+        </w:rPr>
         <w:t xml:space="preserve">、</w:t>
       </w:r>
       <m:oMath>
@@ -291,6 +333,9 @@
         </m:sSub>
       </m:oMath>
       <w:r>
+        <w:rPr>
+          <w:rFonts w:eastAsia="黑体"/>
+        </w:rPr>
         <w:t xml:space="preserve">、</w:t>
       </w:r>
       <m:oMath>
@@ -308,6 +353,9 @@
         </m:sSub>
       </m:oMath>
       <w:r>
+        <w:rPr>
+          <w:rFonts w:eastAsia="黑体"/>
+        </w:rPr>
         <w:t xml:space="preserve">、</w:t>
       </w:r>
       <m:oMath>
@@ -325,44 +373,56 @@
         </m:sSub>
       </m:oMath>
       <w:r>
+        <w:rPr>
+          <w:rFonts w:eastAsia="黑体"/>
+        </w:rPr>
         <w:t xml:space="preserve"> </w:t>
       </w:r>
       <w:r>
         <w:rPr>
-          <w:rFonts w:hint="eastAsia"/>
+          <w:rFonts w:hint="eastAsia" w:eastAsia="黑体"/>
         </w:rPr>
         <w:t xml:space="preserve">构成</w:t>
       </w:r>
       <w:r>
+        <w:rPr>
+          <w:rFonts w:eastAsia="黑体"/>
+        </w:rPr>
         <w:t xml:space="preserve"> B </w:t>
       </w:r>
       <w:r>
         <w:rPr>
-          <w:rFonts w:hint="eastAsia"/>
+          <w:rFonts w:hint="eastAsia" w:eastAsia="黑体"/>
         </w:rPr>
         <w:t xml:space="preserve">相</w:t>
       </w:r>
       <w:r>
+        <w:rPr>
+          <w:rFonts w:eastAsia="黑体"/>
+        </w:rPr>
         <w:t xml:space="preserve"> H </w:t>
       </w:r>
       <w:r>
         <w:rPr>
-          <w:rFonts w:hint="eastAsia"/>
+          <w:rFonts w:hint="eastAsia" w:eastAsia="黑体"/>
         </w:rPr>
         <w:t xml:space="preserve">桥。电路共有</w:t>
       </w:r>
       <w:r>
+        <w:rPr>
+          <w:rFonts w:eastAsia="黑体"/>
+        </w:rPr>
         <w:t xml:space="preserve"> 6 </w:t>
       </w:r>
       <w:r>
         <w:rPr>
-          <w:rFonts w:hint="eastAsia"/>
+          <w:rFonts w:hint="eastAsia" w:eastAsia="黑体"/>
         </w:rPr>
         <w:t xml:space="preserve">个关键节点：</w:t>
       </w:r>
       <w:r>
         <w:rPr>
-          <w:rFonts w:hint="eastAsia"/>
+          <w:rFonts w:hint="eastAsia" w:eastAsia="黑体"/>
           <w:b/>
           <w:bCs/>
         </w:rPr>
@@ -370,6 +430,7 @@
       </w:r>
       <w:r>
         <w:rPr>
+          <w:rFonts w:eastAsia="黑体"/>
           <w:b/>
           <w:bCs/>
         </w:rPr>
@@ -377,7 +438,7 @@
       </w:r>
       <w:r>
         <w:rPr>
-          <w:rFonts w:hint="eastAsia"/>
+          <w:rFonts w:hint="eastAsia" w:eastAsia="黑体"/>
           <w:b/>
           <w:bCs/>
         </w:rPr>
@@ -385,6 +446,7 @@
       </w:r>
       <w:r>
         <w:rPr>
+          <w:rFonts w:eastAsia="黑体"/>
           <w:b/>
           <w:bCs/>
         </w:rPr>
@@ -415,11 +477,14 @@
       </m:oMath>
       <w:r>
         <w:rPr>
-          <w:rFonts w:hint="eastAsia"/>
+          <w:rFonts w:hint="eastAsia" w:eastAsia="黑体"/>
         </w:rPr>
         <w:t xml:space="preserve">（电源正极与</w:t>
       </w:r>
       <w:r>
+        <w:rPr>
+          <w:rFonts w:eastAsia="黑体"/>
+        </w:rPr>
         <w:t xml:space="preserve"> </w:t>
       </w:r>
       <m:oMath>
@@ -437,6 +502,9 @@
         </m:sSub>
       </m:oMath>
       <w:r>
+        <w:rPr>
+          <w:rFonts w:eastAsia="黑体"/>
+        </w:rPr>
         <w:t xml:space="preserve">、</w:t>
       </w:r>
       <m:oMath>
@@ -454,6 +522,9 @@
         </m:sSub>
       </m:oMath>
       <w:r>
+        <w:rPr>
+          <w:rFonts w:eastAsia="黑体"/>
+        </w:rPr>
         <w:t xml:space="preserve">、</w:t>
       </w:r>
       <m:oMath>
@@ -471,6 +542,9 @@
         </m:sSub>
       </m:oMath>
       <w:r>
+        <w:rPr>
+          <w:rFonts w:eastAsia="黑体"/>
+        </w:rPr>
         <w:t xml:space="preserve">、</w:t>
       </w:r>
       <m:oMath>
@@ -488,26 +562,32 @@
         </m:sSub>
       </m:oMath>
       <w:r>
+        <w:rPr>
+          <w:rFonts w:eastAsia="黑体"/>
+        </w:rPr>
         <w:t xml:space="preserve"> </w:t>
       </w:r>
       <w:r>
         <w:rPr>
-          <w:rFonts w:hint="eastAsia"/>
+          <w:rFonts w:hint="eastAsia" w:eastAsia="黑体"/>
         </w:rPr>
         <w:t xml:space="preserve">的漏极</w:t>
       </w:r>
       <w:r>
+        <w:rPr>
+          <w:rFonts w:eastAsia="黑体"/>
+        </w:rPr>
         <w:t xml:space="preserve"> D </w:t>
       </w:r>
       <w:r>
         <w:rPr>
-          <w:rFonts w:hint="eastAsia"/>
+          <w:rFonts w:hint="eastAsia" w:eastAsia="黑体"/>
         </w:rPr>
         <w:t xml:space="preserve">相连）；</w:t>
       </w:r>
       <w:r>
         <w:rPr>
-          <w:rFonts w:hint="eastAsia"/>
+          <w:rFonts w:hint="eastAsia" w:eastAsia="黑体"/>
           <w:b/>
           <w:bCs/>
         </w:rPr>
@@ -515,6 +595,7 @@
       </w:r>
       <w:r>
         <w:rPr>
+          <w:rFonts w:eastAsia="黑体"/>
           <w:b/>
           <w:bCs/>
         </w:rPr>
@@ -522,7 +603,7 @@
       </w:r>
       <w:r>
         <w:rPr>
-          <w:rFonts w:hint="eastAsia"/>
+          <w:rFonts w:hint="eastAsia" w:eastAsia="黑体"/>
           <w:b/>
           <w:bCs/>
         </w:rPr>
@@ -530,6 +611,7 @@
       </w:r>
       <w:r>
         <w:rPr>
+          <w:rFonts w:eastAsia="黑体"/>
           <w:b/>
           <w:bCs/>
         </w:rPr>
@@ -537,11 +619,14 @@
       </w:r>
       <w:r>
         <w:rPr>
-          <w:rFonts w:hint="eastAsia"/>
+          <w:rFonts w:hint="eastAsia" w:eastAsia="黑体"/>
         </w:rPr>
         <w:t xml:space="preserve">（电源负极与</w:t>
       </w:r>
       <w:r>
+        <w:rPr>
+          <w:rFonts w:eastAsia="黑体"/>
+        </w:rPr>
         <w:t xml:space="preserve"> </w:t>
       </w:r>
       <m:oMath>
@@ -559,6 +644,9 @@
         </m:sSub>
       </m:oMath>
       <w:r>
+        <w:rPr>
+          <w:rFonts w:eastAsia="黑体"/>
+        </w:rPr>
         <w:t xml:space="preserve">、</w:t>
       </w:r>
       <m:oMath>
@@ -576,6 +664,9 @@
         </m:sSub>
       </m:oMath>
       <w:r>
+        <w:rPr>
+          <w:rFonts w:eastAsia="黑体"/>
+        </w:rPr>
         <w:t xml:space="preserve">、</w:t>
       </w:r>
       <m:oMath>
@@ -593,6 +684,9 @@
         </m:sSub>
       </m:oMath>
       <w:r>
+        <w:rPr>
+          <w:rFonts w:eastAsia="黑体"/>
+        </w:rPr>
         <w:t xml:space="preserve">、</w:t>
       </w:r>
       <m:oMath>
@@ -610,26 +704,32 @@
         </m:sSub>
       </m:oMath>
       <w:r>
+        <w:rPr>
+          <w:rFonts w:eastAsia="黑体"/>
+        </w:rPr>
         <w:t xml:space="preserve"> </w:t>
       </w:r>
       <w:r>
         <w:rPr>
-          <w:rFonts w:hint="eastAsia"/>
+          <w:rFonts w:hint="eastAsia" w:eastAsia="黑体"/>
         </w:rPr>
         <w:t xml:space="preserve">的源极</w:t>
       </w:r>
       <w:r>
+        <w:rPr>
+          <w:rFonts w:eastAsia="黑体"/>
+        </w:rPr>
         <w:t xml:space="preserve"> S </w:t>
       </w:r>
       <w:r>
         <w:rPr>
-          <w:rFonts w:hint="eastAsia"/>
+          <w:rFonts w:hint="eastAsia" w:eastAsia="黑体"/>
         </w:rPr>
         <w:t xml:space="preserve">相连）；</w:t>
       </w:r>
       <w:r>
         <w:rPr>
-          <w:rFonts w:hint="eastAsia"/>
+          <w:rFonts w:hint="eastAsia" w:eastAsia="黑体"/>
           <w:b/>
           <w:bCs/>
         </w:rPr>
@@ -637,6 +737,7 @@
       </w:r>
       <w:r>
         <w:rPr>
+          <w:rFonts w:eastAsia="黑体"/>
           <w:b/>
           <w:bCs/>
         </w:rPr>
@@ -644,7 +745,7 @@
       </w:r>
       <w:r>
         <w:rPr>
-          <w:rFonts w:hint="eastAsia"/>
+          <w:rFonts w:hint="eastAsia" w:eastAsia="黑体"/>
           <w:b/>
           <w:bCs/>
         </w:rPr>
@@ -652,6 +753,7 @@
       </w:r>
       <w:r>
         <w:rPr>
+          <w:rFonts w:eastAsia="黑体"/>
           <w:b/>
           <w:bCs/>
         </w:rPr>
@@ -659,7 +761,7 @@
       </w:r>
       <w:r>
         <w:rPr>
-          <w:rFonts w:hint="eastAsia"/>
+          <w:rFonts w:hint="eastAsia" w:eastAsia="黑体"/>
         </w:rPr>
         <w:t xml:space="preserve">（</w:t>
       </w:r>
@@ -678,15 +780,21 @@
         </m:sSub>
       </m:oMath>
       <w:r>
+        <w:rPr>
+          <w:rFonts w:eastAsia="黑体"/>
+        </w:rPr>
         <w:t xml:space="preserve"> </w:t>
       </w:r>
       <w:r>
         <w:rPr>
-          <w:rFonts w:hint="eastAsia"/>
+          <w:rFonts w:hint="eastAsia" w:eastAsia="黑体"/>
         </w:rPr>
         <w:t xml:space="preserve">源极</w:t>
       </w:r>
       <w:r>
+        <w:rPr>
+          <w:rFonts w:eastAsia="黑体"/>
+        </w:rPr>
         <w:t xml:space="preserve"> S、</w:t>
       </w:r>
       <m:oMath>
@@ -704,26 +812,32 @@
         </m:sSub>
       </m:oMath>
       <w:r>
+        <w:rPr>
+          <w:rFonts w:eastAsia="黑体"/>
+        </w:rPr>
         <w:t xml:space="preserve"> </w:t>
       </w:r>
       <w:r>
         <w:rPr>
-          <w:rFonts w:hint="eastAsia"/>
+          <w:rFonts w:hint="eastAsia" w:eastAsia="黑体"/>
         </w:rPr>
         <w:t xml:space="preserve">漏极</w:t>
       </w:r>
       <w:r>
+        <w:rPr>
+          <w:rFonts w:eastAsia="黑体"/>
+        </w:rPr>
         <w:t xml:space="preserve"> D、A </w:t>
       </w:r>
       <w:r>
         <w:rPr>
-          <w:rFonts w:hint="eastAsia"/>
+          <w:rFonts w:hint="eastAsia" w:eastAsia="黑体"/>
         </w:rPr>
         <w:t xml:space="preserve">相绕组一端相连）；</w:t>
       </w:r>
       <w:r>
         <w:rPr>
-          <w:rFonts w:hint="eastAsia"/>
+          <w:rFonts w:hint="eastAsia" w:eastAsia="黑体"/>
           <w:b/>
           <w:bCs/>
         </w:rPr>
@@ -731,6 +845,7 @@
       </w:r>
       <w:r>
         <w:rPr>
+          <w:rFonts w:eastAsia="黑体"/>
           <w:b/>
           <w:bCs/>
         </w:rPr>
@@ -738,7 +853,7 @@
       </w:r>
       <w:r>
         <w:rPr>
-          <w:rFonts w:hint="eastAsia"/>
+          <w:rFonts w:hint="eastAsia" w:eastAsia="黑体"/>
           <w:b/>
           <w:bCs/>
         </w:rPr>
@@ -746,6 +861,7 @@
       </w:r>
       <w:r>
         <w:rPr>
+          <w:rFonts w:eastAsia="黑体"/>
           <w:b/>
           <w:bCs/>
         </w:rPr>
@@ -753,7 +869,7 @@
       </w:r>
       <w:r>
         <w:rPr>
-          <w:rFonts w:hint="eastAsia"/>
+          <w:rFonts w:hint="eastAsia" w:eastAsia="黑体"/>
         </w:rPr>
         <w:t xml:space="preserve">（</w:t>
       </w:r>
@@ -772,15 +888,21 @@
         </m:sSub>
       </m:oMath>
       <w:r>
+        <w:rPr>
+          <w:rFonts w:eastAsia="黑体"/>
+        </w:rPr>
         <w:t xml:space="preserve"> </w:t>
       </w:r>
       <w:r>
         <w:rPr>
-          <w:rFonts w:hint="eastAsia"/>
+          <w:rFonts w:hint="eastAsia" w:eastAsia="黑体"/>
         </w:rPr>
         <w:t xml:space="preserve">源极</w:t>
       </w:r>
       <w:r>
+        <w:rPr>
+          <w:rFonts w:eastAsia="黑体"/>
+        </w:rPr>
         <w:t xml:space="preserve"> S、</w:t>
       </w:r>
       <m:oMath>
@@ -798,26 +920,32 @@
         </m:sSub>
       </m:oMath>
       <w:r>
+        <w:rPr>
+          <w:rFonts w:eastAsia="黑体"/>
+        </w:rPr>
         <w:t xml:space="preserve"> </w:t>
       </w:r>
       <w:r>
         <w:rPr>
-          <w:rFonts w:hint="eastAsia"/>
+          <w:rFonts w:hint="eastAsia" w:eastAsia="黑体"/>
         </w:rPr>
         <w:t xml:space="preserve">漏极</w:t>
       </w:r>
       <w:r>
+        <w:rPr>
+          <w:rFonts w:eastAsia="黑体"/>
+        </w:rPr>
         <w:t xml:space="preserve"> D、A </w:t>
       </w:r>
       <w:r>
         <w:rPr>
-          <w:rFonts w:hint="eastAsia"/>
+          <w:rFonts w:hint="eastAsia" w:eastAsia="黑体"/>
         </w:rPr>
         <w:t xml:space="preserve">相绕组另一端相连）；</w:t>
       </w:r>
       <w:r>
         <w:rPr>
-          <w:rFonts w:hint="eastAsia"/>
+          <w:rFonts w:hint="eastAsia" w:eastAsia="黑体"/>
           <w:b/>
           <w:bCs/>
         </w:rPr>
@@ -825,6 +953,7 @@
       </w:r>
       <w:r>
         <w:rPr>
+          <w:rFonts w:eastAsia="黑体"/>
           <w:b/>
           <w:bCs/>
         </w:rPr>
@@ -832,7 +961,7 @@
       </w:r>
       <w:r>
         <w:rPr>
-          <w:rFonts w:hint="eastAsia"/>
+          <w:rFonts w:hint="eastAsia" w:eastAsia="黑体"/>
           <w:b/>
           <w:bCs/>
         </w:rPr>
@@ -840,6 +969,7 @@
       </w:r>
       <w:r>
         <w:rPr>
+          <w:rFonts w:eastAsia="黑体"/>
           <w:b/>
           <w:bCs/>
         </w:rPr>
@@ -847,7 +977,7 @@
       </w:r>
       <w:r>
         <w:rPr>
-          <w:rFonts w:hint="eastAsia"/>
+          <w:rFonts w:hint="eastAsia" w:eastAsia="黑体"/>
         </w:rPr>
         <w:t xml:space="preserve">（</w:t>
       </w:r>
@@ -866,15 +996,21 @@
         </m:sSub>
       </m:oMath>
       <w:r>
+        <w:rPr>
+          <w:rFonts w:eastAsia="黑体"/>
+        </w:rPr>
         <w:t xml:space="preserve"> </w:t>
       </w:r>
       <w:r>
         <w:rPr>
-          <w:rFonts w:hint="eastAsia"/>
+          <w:rFonts w:hint="eastAsia" w:eastAsia="黑体"/>
         </w:rPr>
         <w:t xml:space="preserve">源极</w:t>
       </w:r>
       <w:r>
+        <w:rPr>
+          <w:rFonts w:eastAsia="黑体"/>
+        </w:rPr>
         <w:t xml:space="preserve"> S、</w:t>
       </w:r>
       <m:oMath>
@@ -892,26 +1028,32 @@
         </m:sSub>
       </m:oMath>
       <w:r>
+        <w:rPr>
+          <w:rFonts w:eastAsia="黑体"/>
+        </w:rPr>
         <w:t xml:space="preserve"> </w:t>
       </w:r>
       <w:r>
         <w:rPr>
-          <w:rFonts w:hint="eastAsia"/>
+          <w:rFonts w:hint="eastAsia" w:eastAsia="黑体"/>
         </w:rPr>
         <w:t xml:space="preserve">漏极</w:t>
       </w:r>
       <w:r>
+        <w:rPr>
+          <w:rFonts w:eastAsia="黑体"/>
+        </w:rPr>
         <w:t xml:space="preserve"> D、B </w:t>
       </w:r>
       <w:r>
         <w:rPr>
-          <w:rFonts w:hint="eastAsia"/>
+          <w:rFonts w:hint="eastAsia" w:eastAsia="黑体"/>
         </w:rPr>
         <w:t xml:space="preserve">相绕组一端相连）；</w:t>
       </w:r>
       <w:r>
         <w:rPr>
-          <w:rFonts w:hint="eastAsia"/>
+          <w:rFonts w:hint="eastAsia" w:eastAsia="黑体"/>
           <w:b/>
           <w:bCs/>
         </w:rPr>
@@ -919,6 +1061,7 @@
       </w:r>
       <w:r>
         <w:rPr>
+          <w:rFonts w:eastAsia="黑体"/>
           <w:b/>
           <w:bCs/>
         </w:rPr>
@@ -926,7 +1069,7 @@
       </w:r>
       <w:r>
         <w:rPr>
-          <w:rFonts w:hint="eastAsia"/>
+          <w:rFonts w:hint="eastAsia" w:eastAsia="黑体"/>
           <w:b/>
           <w:bCs/>
         </w:rPr>
@@ -934,6 +1077,7 @@
       </w:r>
       <w:r>
         <w:rPr>
+          <w:rFonts w:eastAsia="黑体"/>
           <w:b/>
           <w:bCs/>
         </w:rPr>
@@ -941,7 +1085,7 @@
       </w:r>
       <w:r>
         <w:rPr>
-          <w:rFonts w:hint="eastAsia"/>
+          <w:rFonts w:hint="eastAsia" w:eastAsia="黑体"/>
         </w:rPr>
         <w:t xml:space="preserve">（</w:t>
       </w:r>
@@ -960,15 +1104,21 @@
         </m:sSub>
       </m:oMath>
       <w:r>
+        <w:rPr>
+          <w:rFonts w:eastAsia="黑体"/>
+        </w:rPr>
         <w:t xml:space="preserve"> </w:t>
       </w:r>
       <w:r>
         <w:rPr>
-          <w:rFonts w:hint="eastAsia"/>
+          <w:rFonts w:hint="eastAsia" w:eastAsia="黑体"/>
         </w:rPr>
         <w:t xml:space="preserve">源极</w:t>
       </w:r>
       <w:r>
+        <w:rPr>
+          <w:rFonts w:eastAsia="黑体"/>
+        </w:rPr>
         <w:t xml:space="preserve"> S、</w:t>
       </w:r>
       <m:oMath>
@@ -986,20 +1136,26 @@
         </m:sSub>
       </m:oMath>
       <w:r>
+        <w:rPr>
+          <w:rFonts w:eastAsia="黑体"/>
+        </w:rPr>
         <w:t xml:space="preserve"> </w:t>
       </w:r>
       <w:r>
         <w:rPr>
-          <w:rFonts w:hint="eastAsia"/>
+          <w:rFonts w:hint="eastAsia" w:eastAsia="黑体"/>
         </w:rPr>
         <w:t xml:space="preserve">漏极</w:t>
       </w:r>
       <w:r>
+        <w:rPr>
+          <w:rFonts w:eastAsia="黑体"/>
+        </w:rPr>
         <w:t xml:space="preserve"> D、B </w:t>
       </w:r>
       <w:r>
         <w:rPr>
-          <w:rFonts w:hint="eastAsia"/>
+          <w:rFonts w:hint="eastAsia" w:eastAsia="黑体"/>
         </w:rPr>
         <w:t xml:space="preserve">相绕组另一端相连）。</w:t>
       </w:r>
@@ -1008,7 +1164,7 @@
       <w:pPr/>
       <w:r>
         <w:rPr>
-          <w:rFonts w:hint="eastAsia"/>
+          <w:rFonts w:hint="eastAsia" w:eastAsia="黑体"/>
         </w:rPr>
         <w:t xml:space="preserve">各元件管脚连接：</w:t>
       </w:r>
@@ -1028,6 +1184,7 @@
       </m:oMath>
       <w:r>
         <w:rPr>
+          <w:rFonts w:eastAsia="黑体"/>
           <w:b/>
           <w:bCs/>
         </w:rPr>
@@ -1048,47 +1205,62 @@
         </m:sSub>
       </m:oMath>
       <w:r>
+        <w:rPr>
+          <w:rFonts w:eastAsia="黑体"/>
+        </w:rPr>
         <w:t xml:space="preserve"> </w:t>
       </w:r>
       <w:r>
         <w:rPr>
-          <w:rFonts w:hint="eastAsia"/>
+          <w:rFonts w:hint="eastAsia" w:eastAsia="黑体"/>
         </w:rPr>
         <w:t xml:space="preserve">的</w:t>
       </w:r>
       <w:r>
+        <w:rPr>
+          <w:rFonts w:eastAsia="黑体"/>
+        </w:rPr>
         <w:t xml:space="preserve"> G </w:t>
       </w:r>
       <w:r>
         <w:rPr>
-          <w:rFonts w:hint="eastAsia"/>
+          <w:rFonts w:hint="eastAsia" w:eastAsia="黑体"/>
         </w:rPr>
         <w:t xml:space="preserve">分别接</w:t>
       </w:r>
       <w:r>
+        <w:rPr>
+          <w:rFonts w:eastAsia="黑体"/>
+        </w:rPr>
         <w:t xml:space="preserve"> A/B </w:t>
       </w:r>
       <w:r>
         <w:rPr>
-          <w:rFonts w:hint="eastAsia"/>
+          <w:rFonts w:hint="eastAsia" w:eastAsia="黑体"/>
         </w:rPr>
         <w:t xml:space="preserve">相左上驱动信号、D</w:t>
       </w:r>
       <w:r>
+        <w:rPr>
+          <w:rFonts w:eastAsia="黑体"/>
+        </w:rPr>
         <w:t xml:space="preserve"> </w:t>
       </w:r>
       <w:r>
         <w:rPr>
-          <w:rFonts w:hint="eastAsia"/>
+          <w:rFonts w:hint="eastAsia" w:eastAsia="黑体"/>
         </w:rPr>
         <w:t xml:space="preserve">接节点①母线正端、S</w:t>
       </w:r>
       <w:r>
+        <w:rPr>
+          <w:rFonts w:eastAsia="黑体"/>
+        </w:rPr>
         <w:t xml:space="preserve"> </w:t>
       </w:r>
       <w:r>
         <w:rPr>
-          <w:rFonts w:hint="eastAsia"/>
+          <w:rFonts w:hint="eastAsia" w:eastAsia="黑体"/>
         </w:rPr>
         <w:t xml:space="preserve">分别接节点③/⑤（A+/B+）；</w:t>
       </w:r>
@@ -1108,6 +1280,7 @@
       </m:oMath>
       <w:r>
         <w:rPr>
+          <w:rFonts w:eastAsia="黑体"/>
           <w:b/>
           <w:bCs/>
         </w:rPr>
@@ -1128,47 +1301,62 @@
         </m:sSub>
       </m:oMath>
       <w:r>
+        <w:rPr>
+          <w:rFonts w:eastAsia="黑体"/>
+        </w:rPr>
         <w:t xml:space="preserve"> </w:t>
       </w:r>
       <w:r>
         <w:rPr>
-          <w:rFonts w:hint="eastAsia"/>
+          <w:rFonts w:hint="eastAsia" w:eastAsia="黑体"/>
         </w:rPr>
         <w:t xml:space="preserve">的</w:t>
       </w:r>
       <w:r>
+        <w:rPr>
+          <w:rFonts w:eastAsia="黑体"/>
+        </w:rPr>
         <w:t xml:space="preserve"> G </w:t>
       </w:r>
       <w:r>
         <w:rPr>
-          <w:rFonts w:hint="eastAsia"/>
+          <w:rFonts w:hint="eastAsia" w:eastAsia="黑体"/>
         </w:rPr>
         <w:t xml:space="preserve">分别接</w:t>
       </w:r>
       <w:r>
+        <w:rPr>
+          <w:rFonts w:eastAsia="黑体"/>
+        </w:rPr>
         <w:t xml:space="preserve"> A/B </w:t>
       </w:r>
       <w:r>
         <w:rPr>
-          <w:rFonts w:hint="eastAsia"/>
+          <w:rFonts w:hint="eastAsia" w:eastAsia="黑体"/>
         </w:rPr>
         <w:t xml:space="preserve">相右上驱动信号、D</w:t>
       </w:r>
       <w:r>
+        <w:rPr>
+          <w:rFonts w:eastAsia="黑体"/>
+        </w:rPr>
         <w:t xml:space="preserve"> </w:t>
       </w:r>
       <w:r>
         <w:rPr>
-          <w:rFonts w:hint="eastAsia"/>
+          <w:rFonts w:hint="eastAsia" w:eastAsia="黑体"/>
         </w:rPr>
         <w:t xml:space="preserve">接节点①母线正端、S</w:t>
       </w:r>
       <w:r>
+        <w:rPr>
+          <w:rFonts w:eastAsia="黑体"/>
+        </w:rPr>
         <w:t xml:space="preserve"> </w:t>
       </w:r>
       <w:r>
         <w:rPr>
-          <w:rFonts w:hint="eastAsia"/>
+          <w:rFonts w:hint="eastAsia" w:eastAsia="黑体"/>
         </w:rPr>
         <w:t xml:space="preserve">分别接节点④/⑥（A−/B−）；</w:t>
       </w:r>
@@ -1188,6 +1376,7 @@
       </m:oMath>
       <w:r>
         <w:rPr>
+          <w:rFonts w:eastAsia="黑体"/>
           <w:b/>
           <w:bCs/>
         </w:rPr>
@@ -1208,47 +1397,62 @@
         </m:sSub>
       </m:oMath>
       <w:r>
+        <w:rPr>
+          <w:rFonts w:eastAsia="黑体"/>
+        </w:rPr>
         <w:t xml:space="preserve"> </w:t>
       </w:r>
       <w:r>
         <w:rPr>
-          <w:rFonts w:hint="eastAsia"/>
+          <w:rFonts w:hint="eastAsia" w:eastAsia="黑体"/>
         </w:rPr>
         <w:t xml:space="preserve">的</w:t>
       </w:r>
       <w:r>
+        <w:rPr>
+          <w:rFonts w:eastAsia="黑体"/>
+        </w:rPr>
         <w:t xml:space="preserve"> G </w:t>
       </w:r>
       <w:r>
         <w:rPr>
-          <w:rFonts w:hint="eastAsia"/>
+          <w:rFonts w:hint="eastAsia" w:eastAsia="黑体"/>
         </w:rPr>
         <w:t xml:space="preserve">分别接</w:t>
       </w:r>
       <w:r>
+        <w:rPr>
+          <w:rFonts w:eastAsia="黑体"/>
+        </w:rPr>
         <w:t xml:space="preserve"> A/B </w:t>
       </w:r>
       <w:r>
         <w:rPr>
-          <w:rFonts w:hint="eastAsia"/>
+          <w:rFonts w:hint="eastAsia" w:eastAsia="黑体"/>
         </w:rPr>
         <w:t xml:space="preserve">相左下驱动信号、D</w:t>
       </w:r>
       <w:r>
+        <w:rPr>
+          <w:rFonts w:eastAsia="黑体"/>
+        </w:rPr>
         <w:t xml:space="preserve"> </w:t>
       </w:r>
       <w:r>
         <w:rPr>
-          <w:rFonts w:hint="eastAsia"/>
+          <w:rFonts w:hint="eastAsia" w:eastAsia="黑体"/>
         </w:rPr>
         <w:t xml:space="preserve">分别接节点③/⑤（A+/B+）、S</w:t>
       </w:r>
       <w:r>
+        <w:rPr>
+          <w:rFonts w:eastAsia="黑体"/>
+        </w:rPr>
         <w:t xml:space="preserve"> </w:t>
       </w:r>
       <w:r>
         <w:rPr>
-          <w:rFonts w:hint="eastAsia"/>
+          <w:rFonts w:hint="eastAsia" w:eastAsia="黑体"/>
         </w:rPr>
         <w:t xml:space="preserve">接节点②地；</w:t>
       </w:r>
@@ -1268,6 +1472,7 @@
       </m:oMath>
       <w:r>
         <w:rPr>
+          <w:rFonts w:eastAsia="黑体"/>
           <w:b/>
           <w:bCs/>
         </w:rPr>
@@ -1288,53 +1493,68 @@
         </m:sSub>
       </m:oMath>
       <w:r>
+        <w:rPr>
+          <w:rFonts w:eastAsia="黑体"/>
+        </w:rPr>
         <w:t xml:space="preserve"> </w:t>
       </w:r>
       <w:r>
         <w:rPr>
-          <w:rFonts w:hint="eastAsia"/>
+          <w:rFonts w:hint="eastAsia" w:eastAsia="黑体"/>
         </w:rPr>
         <w:t xml:space="preserve">的</w:t>
       </w:r>
       <w:r>
+        <w:rPr>
+          <w:rFonts w:eastAsia="黑体"/>
+        </w:rPr>
         <w:t xml:space="preserve"> G </w:t>
       </w:r>
       <w:r>
         <w:rPr>
-          <w:rFonts w:hint="eastAsia"/>
+          <w:rFonts w:hint="eastAsia" w:eastAsia="黑体"/>
         </w:rPr>
         <w:t xml:space="preserve">分别接</w:t>
       </w:r>
       <w:r>
+        <w:rPr>
+          <w:rFonts w:eastAsia="黑体"/>
+        </w:rPr>
         <w:t xml:space="preserve"> A/B </w:t>
       </w:r>
       <w:r>
         <w:rPr>
-          <w:rFonts w:hint="eastAsia"/>
+          <w:rFonts w:hint="eastAsia" w:eastAsia="黑体"/>
         </w:rPr>
         <w:t xml:space="preserve">相右下驱动信号、D</w:t>
       </w:r>
       <w:r>
+        <w:rPr>
+          <w:rFonts w:eastAsia="黑体"/>
+        </w:rPr>
         <w:t xml:space="preserve"> </w:t>
       </w:r>
       <w:r>
         <w:rPr>
-          <w:rFonts w:hint="eastAsia"/>
+          <w:rFonts w:hint="eastAsia" w:eastAsia="黑体"/>
         </w:rPr>
         <w:t xml:space="preserve">分别接节点④/⑥（A−/B−）、S</w:t>
       </w:r>
       <w:r>
+        <w:rPr>
+          <w:rFonts w:eastAsia="黑体"/>
+        </w:rPr>
         <w:t xml:space="preserve"> </w:t>
       </w:r>
       <w:r>
         <w:rPr>
-          <w:rFonts w:hint="eastAsia"/>
+          <w:rFonts w:hint="eastAsia" w:eastAsia="黑体"/>
         </w:rPr>
         <w:t xml:space="preserve">接节点②地；</w:t>
       </w:r>
       <w:r>
         <w:rPr>
-          <w:rFonts w:hint="eastAsia"/>
+          <w:rFonts w:hint="eastAsia" w:eastAsia="黑体"/>
           <w:b/>
           <w:bCs/>
         </w:rPr>
@@ -1342,25 +1562,31 @@
       </w:r>
       <w:r>
         <w:rPr>
-          <w:rFonts w:hint="eastAsia"/>
+          <w:rFonts w:hint="eastAsia" w:eastAsia="黑体"/>
         </w:rPr>
         <w:t xml:space="preserve">的</w:t>
       </w:r>
       <w:r>
+        <w:rPr>
+          <w:rFonts w:eastAsia="黑体"/>
+        </w:rPr>
         <w:t xml:space="preserve"> A </w:t>
       </w:r>
       <w:r>
         <w:rPr>
-          <w:rFonts w:hint="eastAsia"/>
+          <w:rFonts w:hint="eastAsia" w:eastAsia="黑体"/>
         </w:rPr>
         <w:t xml:space="preserve">相绕组一端接节点③、另一端接节点④，B</w:t>
       </w:r>
       <w:r>
+        <w:rPr>
+          <w:rFonts w:eastAsia="黑体"/>
+        </w:rPr>
         <w:t xml:space="preserve"> </w:t>
       </w:r>
       <w:r>
         <w:rPr>
-          <w:rFonts w:hint="eastAsia"/>
+          <w:rFonts w:hint="eastAsia" w:eastAsia="黑体"/>
         </w:rPr>
         <w:t xml:space="preserve">相绕组一端接节点⑤、另一端接节点⑥。</w:t>
       </w:r>
@@ -1369,25 +1595,31 @@
       <w:pPr/>
       <w:r>
         <w:rPr>
-          <w:rFonts w:hint="eastAsia"/>
+          <w:rFonts w:hint="eastAsia" w:eastAsia="黑体"/>
         </w:rPr>
         <w:t xml:space="preserve">由此构成”两相双</w:t>
       </w:r>
       <w:r>
+        <w:rPr>
+          <w:rFonts w:eastAsia="黑体"/>
+        </w:rPr>
         <w:t xml:space="preserve"> H </w:t>
       </w:r>
       <w:r>
         <w:rPr>
-          <w:rFonts w:hint="eastAsia"/>
+          <w:rFonts w:hint="eastAsia" w:eastAsia="黑体"/>
         </w:rPr>
         <w:t xml:space="preserve">桥</w:t>
       </w:r>
       <w:r>
+        <w:rPr>
+          <w:rFonts w:eastAsia="黑体"/>
+        </w:rPr>
         <w:t xml:space="preserve"> + </w:t>
       </w:r>
       <w:r>
         <w:rPr>
-          <w:rFonts w:hint="eastAsia"/>
+          <w:rFonts w:hint="eastAsia" w:eastAsia="黑体"/>
         </w:rPr>
         <w:t xml:space="preserve">斩波恒流”驱动组态，控制器按相序切换两相绕组电流的方向与大小，通过整步、半步或微步细分（斩波电路维持绕组电流恒定）使步进电机按固定步距角旋转并精确定位。</w:t>
       </w:r>
@@ -1400,7 +1632,7 @@
       </w:pPr>
       <w:r>
         <w:rPr>
-          <w:rFonts w:hint="eastAsia"/>
+          <w:rFonts w:hint="eastAsia" w:eastAsia="黑体"/>
         </w:rPr>
         <w:t xml:space="preserve">工作原理</w:t>
       </w:r>
@@ -1411,7 +1643,7 @@
       </w:pPr>
       <w:r>
         <w:rPr>
-          <w:rFonts w:hint="eastAsia"/>
+          <w:rFonts w:hint="eastAsia" w:eastAsia="黑体"/>
         </w:rPr>
         <w:t xml:space="preserve">按相序依次通断各绕组，每切换一次相序电机转过一个步距角；通过改变相电流大小与方向实现整步、半步或微步细分。斩波电路维持绕组电流恒定，克服绕组电感对高转速电流的抑制作用。</w:t>
       </w:r>
@@ -1424,7 +1656,7 @@
       </w:pPr>
       <w:r>
         <w:rPr>
-          <w:rFonts w:hint="eastAsia"/>
+          <w:rFonts w:hint="eastAsia" w:eastAsia="黑体"/>
         </w:rPr>
         <w:t xml:space="preserve">关键计算公式</w:t>
       </w:r>
@@ -1438,7 +1670,7 @@
       </w:pPr>
       <w:r>
         <w:rPr>
-          <w:rFonts w:hint="eastAsia"/>
+          <w:rFonts w:hint="eastAsia" w:eastAsia="黑体"/>
         </w:rPr>
         <w:t xml:space="preserve">步距角（整步）：</w:t>
       </w:r>
@@ -1522,7 +1754,7 @@
       </w:pPr>
       <w:r>
         <w:rPr>
-          <w:rFonts w:hint="eastAsia"/>
+          <w:rFonts w:hint="eastAsia" w:eastAsia="黑体"/>
         </w:rPr>
         <w:t xml:space="preserve">转速：</w:t>
       </w:r>
@@ -1597,7 +1829,7 @@
       </w:pPr>
       <w:r>
         <w:rPr>
-          <w:rFonts w:hint="eastAsia"/>
+          <w:rFonts w:hint="eastAsia" w:eastAsia="黑体"/>
         </w:rPr>
         <w:t xml:space="preserve">绕组电压关系（斩波整流）：</w:t>
       </w:r>
@@ -1744,7 +1976,7 @@
       </w:pPr>
       <w:r>
         <w:rPr>
-          <w:rFonts w:hint="eastAsia"/>
+          <w:rFonts w:hint="eastAsia" w:eastAsia="黑体"/>
         </w:rPr>
         <w:t xml:space="preserve">电流上升时间（近似）：</w:t>
       </w:r>
@@ -1889,7 +2121,7 @@
       </w:pPr>
       <w:r>
         <w:rPr>
-          <w:rFonts w:hint="eastAsia"/>
+          <w:rFonts w:hint="eastAsia" w:eastAsia="黑体"/>
         </w:rPr>
         <w:t xml:space="preserve">微步电流设定：</w:t>
       </w:r>
@@ -2035,7 +2267,7 @@
             </w:pPr>
             <w:r>
               <w:rPr>
-                <w:rFonts w:hint="eastAsia"/>
+                <w:rFonts w:hint="eastAsia" w:eastAsia="黑体"/>
               </w:rPr>
               <w:t xml:space="preserve">符号</w:t>
             </w:r>
@@ -2049,7 +2281,7 @@
             </w:pPr>
             <w:r>
               <w:rPr>
-                <w:rFonts w:hint="eastAsia"/>
+                <w:rFonts w:hint="eastAsia" w:eastAsia="黑体"/>
               </w:rPr>
               <w:t xml:space="preserve">含义</w:t>
             </w:r>
@@ -2063,7 +2295,7 @@
             </w:pPr>
             <w:r>
               <w:rPr>
-                <w:rFonts w:hint="eastAsia"/>
+                <w:rFonts w:hint="eastAsia" w:eastAsia="黑体"/>
               </w:rPr>
               <w:t xml:space="preserve">单位</w:t>
             </w:r>
@@ -2092,6 +2324,9 @@
               </m:sSub>
             </m:oMath>
             <w:r>
+              <w:rPr>
+                <w:rFonts w:eastAsia="黑体"/>
+              </w:rPr>
               <w:t xml:space="preserve">​</w:t>
             </w:r>
           </w:p>
@@ -2104,7 +2339,7 @@
             </w:pPr>
             <w:r>
               <w:rPr>
-                <w:rFonts w:hint="eastAsia"/>
+                <w:rFonts w:hint="eastAsia" w:eastAsia="黑体"/>
               </w:rPr>
               <w:t xml:space="preserve">步距角</w:t>
             </w:r>
@@ -2118,7 +2353,7 @@
             </w:pPr>
             <w:r>
               <w:rPr>
-                <w:rFonts w:hint="eastAsia"/>
+                <w:rFonts w:hint="eastAsia" w:eastAsia="黑体"/>
               </w:rPr>
               <w:t xml:space="preserve">度</w:t>
             </w:r>
@@ -2138,6 +2373,9 @@
               </m:r>
             </m:oMath>
             <w:r>
+              <w:rPr>
+                <w:rFonts w:eastAsia="黑体"/>
+              </w:rPr>
               <w:t xml:space="preserve">​</w:t>
             </w:r>
           </w:p>
@@ -2150,7 +2388,7 @@
             </w:pPr>
             <w:r>
               <w:rPr>
-                <w:rFonts w:hint="eastAsia"/>
+                <w:rFonts w:hint="eastAsia" w:eastAsia="黑体"/>
               </w:rPr>
               <w:t xml:space="preserve">相数</w:t>
             </w:r>
@@ -2163,6 +2401,9 @@
               <w:pStyle w:val="Compact"/>
             </w:pPr>
             <w:r>
+              <w:rPr>
+                <w:rFonts w:eastAsia="黑体"/>
+              </w:rPr>
               <w:t xml:space="preserve">—</w:t>
             </w:r>
           </w:p>
@@ -2190,6 +2431,9 @@
               </m:sSub>
             </m:oMath>
             <w:r>
+              <w:rPr>
+                <w:rFonts w:eastAsia="黑体"/>
+              </w:rPr>
               <w:t xml:space="preserve">​</w:t>
             </w:r>
           </w:p>
@@ -2202,7 +2446,7 @@
             </w:pPr>
             <w:r>
               <w:rPr>
-                <w:rFonts w:hint="eastAsia"/>
+                <w:rFonts w:hint="eastAsia" w:eastAsia="黑体"/>
               </w:rPr>
               <w:t xml:space="preserve">转子齿数</w:t>
             </w:r>
@@ -2215,6 +2459,9 @@
               <w:pStyle w:val="Compact"/>
             </w:pPr>
             <w:r>
+              <w:rPr>
+                <w:rFonts w:eastAsia="黑体"/>
+              </w:rPr>
               <w:t xml:space="preserve">—</w:t>
             </w:r>
           </w:p>
@@ -2233,6 +2480,9 @@
               </m:r>
             </m:oMath>
             <w:r>
+              <w:rPr>
+                <w:rFonts w:eastAsia="黑体"/>
+              </w:rPr>
               <w:t xml:space="preserve">​</w:t>
             </w:r>
           </w:p>
@@ -2245,7 +2495,7 @@
             </w:pPr>
             <w:r>
               <w:rPr>
-                <w:rFonts w:hint="eastAsia"/>
+                <w:rFonts w:hint="eastAsia" w:eastAsia="黑体"/>
               </w:rPr>
               <w:t xml:space="preserve">脉冲频率</w:t>
             </w:r>
@@ -2258,6 +2508,9 @@
               <w:pStyle w:val="Compact"/>
             </w:pPr>
             <w:r>
+              <w:rPr>
+                <w:rFonts w:eastAsia="黑体"/>
+              </w:rPr>
               <w:t xml:space="preserve">Hz</w:t>
             </w:r>
           </w:p>
@@ -2276,6 +2529,9 @@
               </m:r>
             </m:oMath>
             <w:r>
+              <w:rPr>
+                <w:rFonts w:eastAsia="黑体"/>
+              </w:rPr>
               <w:t xml:space="preserve">​</w:t>
             </w:r>
           </w:p>
@@ -2288,7 +2544,7 @@
             </w:pPr>
             <w:r>
               <w:rPr>
-                <w:rFonts w:hint="eastAsia"/>
+                <w:rFonts w:hint="eastAsia" w:eastAsia="黑体"/>
               </w:rPr>
               <w:t xml:space="preserve">转速</w:t>
             </w:r>
@@ -2301,6 +2557,9 @@
               <w:pStyle w:val="Compact"/>
             </w:pPr>
             <w:r>
+              <w:rPr>
+                <w:rFonts w:eastAsia="黑体"/>
+              </w:rPr>
               <w:t xml:space="preserve">r/s</w:t>
             </w:r>
           </w:p>
@@ -2340,6 +2599,9 @@
               </m:sSub>
             </m:oMath>
             <w:r>
+              <w:rPr>
+                <w:rFonts w:eastAsia="黑体"/>
+              </w:rPr>
               <w:t xml:space="preserve">​</w:t>
             </w:r>
           </w:p>
@@ -2352,7 +2614,7 @@
             </w:pPr>
             <w:r>
               <w:rPr>
-                <w:rFonts w:hint="eastAsia"/>
+                <w:rFonts w:hint="eastAsia" w:eastAsia="黑体"/>
               </w:rPr>
               <w:t xml:space="preserve">相电流</w:t>
             </w:r>
@@ -2365,6 +2627,9 @@
               <w:pStyle w:val="Compact"/>
             </w:pPr>
             <w:r>
+              <w:rPr>
+                <w:rFonts w:eastAsia="黑体"/>
+              </w:rPr>
               <w:t xml:space="preserve">A</w:t>
             </w:r>
           </w:p>
@@ -2413,6 +2678,9 @@
               </m:r>
             </m:oMath>
             <w:r>
+              <w:rPr>
+                <w:rFonts w:eastAsia="黑体"/>
+              </w:rPr>
               <w:t xml:space="preserve">​</w:t>
             </w:r>
           </w:p>
@@ -2425,7 +2693,7 @@
             </w:pPr>
             <w:r>
               <w:rPr>
-                <w:rFonts w:hint="eastAsia"/>
+                <w:rFonts w:hint="eastAsia" w:eastAsia="黑体"/>
               </w:rPr>
               <w:t xml:space="preserve">相电阻/电感</w:t>
             </w:r>
@@ -2438,6 +2706,9 @@
               <w:pStyle w:val="Compact"/>
             </w:pPr>
             <w:r>
+              <w:rPr>
+                <w:rFonts w:eastAsia="黑体"/>
+              </w:rPr>
               <w:t xml:space="preserve">Ω, H</w:t>
             </w:r>
           </w:p>
@@ -2452,7 +2723,7 @@
       </w:pPr>
       <w:r>
         <w:rPr>
-          <w:rFonts w:hint="eastAsia"/>
+          <w:rFonts w:hint="eastAsia" w:eastAsia="黑体"/>
         </w:rPr>
         <w:t xml:space="preserve">元件调整影响</w:t>
       </w:r>
@@ -2467,21 +2738,27 @@
       </w:pPr>
       <w:r>
         <w:rPr>
-          <w:rFonts w:hint="eastAsia"/>
+          <w:rFonts w:hint="eastAsia" w:eastAsia="黑体"/>
           <w:b/>
           <w:bCs/>
         </w:rPr>
         <w:t xml:space="preserve">相电流增大</w:t>
       </w:r>
       <w:r>
+        <w:rPr>
+          <w:rFonts w:eastAsia="黑体"/>
+        </w:rPr>
         <w:t xml:space="preserve"> </w:t>
       </w:r>
       <w:r>
+        <w:rPr>
+          <w:rFonts w:eastAsia="黑体"/>
+        </w:rPr>
         <w:t xml:space="preserve">→ </w:t>
       </w:r>
       <w:r>
         <w:rPr>
-          <w:rFonts w:hint="eastAsia"/>
+          <w:rFonts w:hint="eastAsia" w:eastAsia="黑体"/>
         </w:rPr>
         <w:t xml:space="preserve">转矩增大，但发热与功耗增加。</w:t>
       </w:r>
@@ -2496,21 +2773,27 @@
       </w:pPr>
       <w:r>
         <w:rPr>
-          <w:rFonts w:hint="eastAsia"/>
+          <w:rFonts w:hint="eastAsia" w:eastAsia="黑体"/>
           <w:b/>
           <w:bCs/>
         </w:rPr>
         <w:t xml:space="preserve">供电电压升高</w:t>
       </w:r>
       <w:r>
+        <w:rPr>
+          <w:rFonts w:eastAsia="黑体"/>
+        </w:rPr>
         <w:t xml:space="preserve"> </w:t>
       </w:r>
       <w:r>
+        <w:rPr>
+          <w:rFonts w:eastAsia="黑体"/>
+        </w:rPr>
         <w:t xml:space="preserve">→ </w:t>
       </w:r>
       <w:r>
         <w:rPr>
-          <w:rFonts w:hint="eastAsia"/>
+          <w:rFonts w:hint="eastAsia" w:eastAsia="黑体"/>
         </w:rPr>
         <w:t xml:space="preserve">电流上升更快、高速性能好，但需斩波恒流避免过流。</w:t>
       </w:r>
@@ -2525,30 +2808,39 @@
       </w:pPr>
       <w:r>
         <w:rPr>
-          <w:rFonts w:hint="eastAsia"/>
+          <w:rFonts w:hint="eastAsia" w:eastAsia="黑体"/>
           <w:b/>
           <w:bCs/>
         </w:rPr>
         <w:t xml:space="preserve">微步细分提高</w:t>
       </w:r>
       <w:r>
+        <w:rPr>
+          <w:rFonts w:eastAsia="黑体"/>
+        </w:rPr>
         <w:t xml:space="preserve"> </w:t>
       </w:r>
       <w:r>
+        <w:rPr>
+          <w:rFonts w:eastAsia="黑体"/>
+        </w:rPr>
         <w:t xml:space="preserve">→ </w:t>
       </w:r>
       <w:r>
         <w:rPr>
-          <w:rFonts w:hint="eastAsia"/>
+          <w:rFonts w:hint="eastAsia" w:eastAsia="黑体"/>
         </w:rPr>
         <w:t xml:space="preserve">步距更细、运行更平滑、分辨率提高，但需更多</w:t>
       </w:r>
       <w:r>
+        <w:rPr>
+          <w:rFonts w:eastAsia="黑体"/>
+        </w:rPr>
         <w:t xml:space="preserve"> PWM </w:t>
       </w:r>
       <w:r>
         <w:rPr>
-          <w:rFonts w:hint="eastAsia"/>
+          <w:rFonts w:hint="eastAsia" w:eastAsia="黑体"/>
         </w:rPr>
         <w:t xml:space="preserve">资源。</w:t>
       </w:r>
@@ -2563,21 +2855,27 @@
       </w:pPr>
       <w:r>
         <w:rPr>
-          <w:rFonts w:hint="eastAsia"/>
+          <w:rFonts w:hint="eastAsia" w:eastAsia="黑体"/>
           <w:b/>
           <w:bCs/>
         </w:rPr>
         <w:t xml:space="preserve">斩波频率降低</w:t>
       </w:r>
       <w:r>
+        <w:rPr>
+          <w:rFonts w:eastAsia="黑体"/>
+        </w:rPr>
         <w:t xml:space="preserve"> </w:t>
       </w:r>
       <w:r>
+        <w:rPr>
+          <w:rFonts w:eastAsia="黑体"/>
+        </w:rPr>
         <w:t xml:space="preserve">→ </w:t>
       </w:r>
       <w:r>
         <w:rPr>
-          <w:rFonts w:hint="eastAsia"/>
+          <w:rFonts w:hint="eastAsia" w:eastAsia="黑体"/>
         </w:rPr>
         <w:t xml:space="preserve">电流纹波增大、噪声增加。</w:t>
       </w:r>
@@ -2590,7 +2888,7 @@
       </w:pPr>
       <w:r>
         <w:rPr>
-          <w:rFonts w:hint="eastAsia"/>
+          <w:rFonts w:hint="eastAsia" w:eastAsia="黑体"/>
         </w:rPr>
         <w:t xml:space="preserve">典型参数示例</w:t>
       </w:r>
@@ -2605,11 +2903,14 @@
       </w:pPr>
       <w:r>
         <w:rPr>
-          <w:rFonts w:hint="eastAsia"/>
+          <w:rFonts w:hint="eastAsia" w:eastAsia="黑体"/>
         </w:rPr>
         <w:t xml:space="preserve">两相</w:t>
       </w:r>
       <w:r>
+        <w:rPr>
+          <w:rFonts w:eastAsia="黑体"/>
+        </w:rPr>
         <w:t xml:space="preserve"> </w:t>
       </w:r>
       <m:oMath>
@@ -2628,11 +2929,14 @@
       </m:oMath>
       <w:r>
         <w:rPr>
-          <w:rFonts w:hint="eastAsia"/>
+          <w:rFonts w:hint="eastAsia" w:eastAsia="黑体"/>
         </w:rPr>
         <w:t xml:space="preserve">、转子齿数</w:t>
       </w:r>
       <w:r>
+        <w:rPr>
+          <w:rFonts w:eastAsia="黑体"/>
+        </w:rPr>
         <w:t xml:space="preserve"> </w:t>
       </w:r>
       <m:oMath>
@@ -2660,7 +2964,7 @@
       </m:oMath>
       <w:r>
         <w:rPr>
-          <w:rFonts w:hint="eastAsia"/>
+          <w:rFonts w:hint="eastAsia" w:eastAsia="黑体"/>
         </w:rPr>
         <w:t xml:space="preserve">：</w:t>
       </w:r>
@@ -2730,6 +3034,9 @@
         </m:sSup>
       </m:oMath>
       <w:r>
+        <w:rPr>
+          <w:rFonts w:eastAsia="黑体"/>
+        </w:rPr>
         <w:t xml:space="preserve">。</w:t>
       </w:r>
     </w:p>
@@ -2743,11 +3050,14 @@
       </w:pPr>
       <w:r>
         <w:rPr>
-          <w:rFonts w:hint="eastAsia"/>
+          <w:rFonts w:hint="eastAsia" w:eastAsia="黑体"/>
         </w:rPr>
         <w:t xml:space="preserve">取</w:t>
       </w:r>
       <w:r>
+        <w:rPr>
+          <w:rFonts w:eastAsia="黑体"/>
+        </w:rPr>
         <w:t xml:space="preserve"> </w:t>
       </w:r>
       <m:oMath>
@@ -2776,7 +3086,7 @@
       </m:oMath>
       <w:r>
         <w:rPr>
-          <w:rFonts w:hint="eastAsia"/>
+          <w:rFonts w:hint="eastAsia" w:eastAsia="黑体"/>
         </w:rPr>
         <w:t xml:space="preserve">：</w:t>
       </w:r>
@@ -2854,6 +3164,9 @@
         </m:r>
       </m:oMath>
       <w:r>
+        <w:rPr>
+          <w:rFonts w:eastAsia="黑体"/>
+        </w:rPr>
         <w:t xml:space="preserve">。</w:t>
       </w:r>
     </w:p>
@@ -2865,7 +3178,7 @@
       </w:pPr>
       <w:r>
         <w:rPr>
-          <w:rFonts w:hint="eastAsia"/>
+          <w:rFonts w:hint="eastAsia" w:eastAsia="黑体"/>
         </w:rPr>
         <w:t xml:space="preserve">常见器件型号</w:t>
       </w:r>
@@ -2880,7 +3193,7 @@
       </w:pPr>
       <w:r>
         <w:rPr>
-          <w:rFonts w:hint="eastAsia"/>
+          <w:rFonts w:hint="eastAsia" w:eastAsia="黑体"/>
         </w:rPr>
         <w:t xml:space="preserve">驱动芯片：A4988、DRV8825、TMC2209（静音）、TB6600、L6470。</w:t>
       </w:r>
@@ -2893,7 +3206,7 @@
       </w:pPr>
       <w:r>
         <w:rPr>
-          <w:rFonts w:hint="eastAsia"/>
+          <w:rFonts w:hint="eastAsia" w:eastAsia="黑体"/>
         </w:rPr>
         <w:t xml:space="preserve">注意事项</w:t>
       </w:r>
@@ -2908,7 +3221,7 @@
       </w:pPr>
       <w:r>
         <w:rPr>
-          <w:rFonts w:hint="eastAsia"/>
+          <w:rFonts w:hint="eastAsia" w:eastAsia="黑体"/>
         </w:rPr>
         <w:t xml:space="preserve">高速时绕组电感限制电流上升，需提高供电电压并斩波恒流。</w:t>
       </w:r>
@@ -2923,7 +3236,7 @@
       </w:pPr>
       <w:r>
         <w:rPr>
-          <w:rFonts w:hint="eastAsia"/>
+          <w:rFonts w:hint="eastAsia" w:eastAsia="黑体"/>
         </w:rPr>
         <w:t xml:space="preserve">长时间保持大电流会发热，需设电流衰减或待机降流。</w:t>
       </w:r>
@@ -2938,7 +3251,7 @@
       </w:pPr>
       <w:r>
         <w:rPr>
-          <w:rFonts w:hint="eastAsia"/>
+          <w:rFonts w:hint="eastAsia" w:eastAsia="黑体"/>
         </w:rPr>
         <w:t xml:space="preserve">失步现象需通过加减速曲线与足够转矩裕量避免。</w:t>
       </w:r>
@@ -2951,7 +3264,7 @@
       </w:pPr>
       <w:r>
         <w:rPr>
-          <w:rFonts w:hint="eastAsia"/>
+          <w:rFonts w:hint="eastAsia" w:eastAsia="黑体"/>
         </w:rPr>
         <w:t xml:space="preserve">参考资料</w:t>
       </w:r>
@@ -2965,6 +3278,9 @@
         </w:numPr>
       </w:pPr>
       <w:r>
+        <w:rPr>
+          <w:rFonts w:eastAsia="黑体"/>
+        </w:rPr>
         <w:t xml:space="preserve">Wikipedia: Stepper motor。</w:t>
       </w:r>
     </w:p>
@@ -2977,11 +3293,14 @@
         </w:numPr>
       </w:pPr>
       <w:r>
+        <w:rPr>
+          <w:rFonts w:eastAsia="黑体"/>
+        </w:rPr>
         <w:t xml:space="preserve">TI </w:t>
       </w:r>
       <w:r>
         <w:rPr>
-          <w:rFonts w:hint="eastAsia"/>
+          <w:rFonts w:hint="eastAsia" w:eastAsia="黑体"/>
         </w:rPr>
         <w:t xml:space="preserve">产品页：DRV8825。</w:t>
       </w:r>
@@ -2995,11 +3314,14 @@
         </w:numPr>
       </w:pPr>
       <w:r>
+        <w:rPr>
+          <w:rFonts w:eastAsia="黑体"/>
+        </w:rPr>
         <w:t xml:space="preserve">Trinamic </w:t>
       </w:r>
       <w:r>
         <w:rPr>
-          <w:rFonts w:hint="eastAsia"/>
+          <w:rFonts w:hint="eastAsia" w:eastAsia="黑体"/>
         </w:rPr>
         <w:t xml:space="preserve">应用笔记：TMC2209。</w:t>
       </w:r>
@@ -3013,11 +3335,11 @@
       </w:pPr>
       <w:r>
         <w:rPr>
-          <w:rFonts w:ascii="Times New Roman" w:hAnsi="Times New Roman"/>
+          <w:rFonts w:ascii="Times New Roman" w:hAnsi="Times New Roman" w:eastAsia="黑体"/>
           <w:color w:val="555555"/>
           <w:sz w:val="21"/>
         </w:rPr>
-        <w:t>材料收集者：杜文杰</w:t>
+        <w:t>材料收集者：杜文杰，WX手机：19519196569，QQ:3478827729</w:t>
       </w:r>
     </w:p>
     <w:sectPr>
@@ -3037,7 +3359,7 @@
 </file>
 
 <file path=word/footer1.xml><?xml version="1.0" encoding="utf-8"?>
-<w:ftr xmlns:m="http://schemas.openxmlformats.org/officeDocument/2006/math" xmlns:mc="http://schemas.openxmlformats.org/markup-compatibility/2006" xmlns:mo="http://schemas.microsoft.com/office/mac/office/2008/main" xmlns:mv="urn:schemas-microsoft-com:mac:vml" xmlns:o="urn:schemas-microsoft-com:office:office" xmlns:r="http://schemas.openxmlformats.org/officeDocument/2006/relationships" xmlns:v="urn:schemas-microsoft-com:vml" xmlns:w10="urn:schemas-microsoft-com:office:word" xmlns:w14="http://schemas.microsoft.com/office/word/2010/wordml" xmlns:w="http://schemas.openxmlformats.org/wordprocessingml/2006/main" xmlns:wne="http://schemas.microsoft.com/office/word/2006/wordml" xmlns:wp14="http://schemas.microsoft.com/office/word/2010/wordprocessingDrawing" xmlns:wp="http://schemas.openxmlformats.org/drawingml/2006/wordprocessingDrawing" xmlns:wpc="http://schemas.microsoft.com/office/word/2010/wordprocessingCanvas" xmlns:wpg="http://schemas.microsoft.com/office/word/2010/wordprocessingGroup" xmlns:wpi="http://schemas.microsoft.com/office/word/2010/wordprocessingInk" xmlns:wps="http://schemas.microsoft.com/office/word/2010/wordprocessingShape" mc:Ignorable="w14 wp14">
+<w:ftr xmlns:mc="http://schemas.openxmlformats.org/markup-compatibility/2006" xmlns:w="http://schemas.openxmlformats.org/wordprocessingml/2006/main" xmlns:m="http://schemas.openxmlformats.org/officeDocument/2006/math" xmlns:mo="http://schemas.microsoft.com/office/mac/office/2008/main" xmlns:mv="urn:schemas-microsoft-com:mac:vml" xmlns:o="urn:schemas-microsoft-com:office:office" xmlns:r="http://schemas.openxmlformats.org/officeDocument/2006/relationships" xmlns:v="urn:schemas-microsoft-com:vml" xmlns:w10="urn:schemas-microsoft-com:office:word" xmlns:w14="http://schemas.microsoft.com/office/word/2010/wordml" xmlns:wne="http://schemas.microsoft.com/office/word/2006/wordml" xmlns:wp14="http://schemas.microsoft.com/office/word/2010/wordprocessingDrawing" xmlns:wp="http://schemas.openxmlformats.org/drawingml/2006/wordprocessingDrawing" xmlns:wpc="http://schemas.microsoft.com/office/word/2010/wordprocessingCanvas" xmlns:wpg="http://schemas.microsoft.com/office/word/2010/wordprocessingGroup" xmlns:wpi="http://schemas.microsoft.com/office/word/2010/wordprocessingInk" xmlns:wps="http://schemas.microsoft.com/office/word/2010/wordprocessingShape" mc:Ignorable="w14 wp14">
   <w:p>
     <w:pPr>
       <w:pStyle w:val="Footer"/>
@@ -3045,12 +3367,14 @@
     </w:pPr>
     <w:r>
       <w:rPr>
+        <w:rFonts w:eastAsia="黑体"/>
         <w:sz w:val="18"/>
       </w:rPr>
       <w:t xml:space="preserve">第 </w:t>
     </w:r>
     <w:r>
       <w:rPr>
+        <w:rFonts w:eastAsia="黑体"/>
         <w:sz w:val="18"/>
       </w:rPr>
       <w:fldChar w:fldCharType="begin"/>
@@ -3059,6 +3383,7 @@
     </w:r>
     <w:r>
       <w:rPr>
+        <w:rFonts w:eastAsia="黑体"/>
         <w:sz w:val="18"/>
       </w:rPr>
       <w:t xml:space="preserve"> 页</w:t>
@@ -3072,6 +3397,9 @@
   <w:footnote w:type="continuationSeparator" w:id="0">
     <w:p>
       <w:r>
+        <w:rPr>
+          <w:rFonts w:eastAsia="黑体"/>
+        </w:rPr>
         <w:continuationSeparator/>
       </w:r>
     </w:p>
@@ -3079,6 +3407,9 @@
   <w:footnote w:type="separator" w:id="-1">
     <w:p>
       <w:r>
+        <w:rPr>
+          <w:rFonts w:eastAsia="黑体"/>
+        </w:rPr>
         <w:separator/>
       </w:r>
     </w:p>
@@ -3087,7 +3418,7 @@
 </file>
 
 <file path=word/header1.xml><?xml version="1.0" encoding="utf-8"?>
-<w:hdr xmlns:m="http://schemas.openxmlformats.org/officeDocument/2006/math" xmlns:mc="http://schemas.openxmlformats.org/markup-compatibility/2006" xmlns:mo="http://schemas.microsoft.com/office/mac/office/2008/main" xmlns:mv="urn:schemas-microsoft-com:mac:vml" xmlns:o="urn:schemas-microsoft-com:office:office" xmlns:r="http://schemas.openxmlformats.org/officeDocument/2006/relationships" xmlns:v="urn:schemas-microsoft-com:vml" xmlns:w10="urn:schemas-microsoft-com:office:word" xmlns:w14="http://schemas.microsoft.com/office/word/2010/wordml" xmlns:w="http://schemas.openxmlformats.org/wordprocessingml/2006/main" xmlns:wne="http://schemas.microsoft.com/office/word/2006/wordml" xmlns:wp14="http://schemas.microsoft.com/office/word/2010/wordprocessingDrawing" xmlns:wp="http://schemas.openxmlformats.org/drawingml/2006/wordprocessingDrawing" xmlns:wpc="http://schemas.microsoft.com/office/word/2010/wordprocessingCanvas" xmlns:wpg="http://schemas.microsoft.com/office/word/2010/wordprocessingGroup" xmlns:wpi="http://schemas.microsoft.com/office/word/2010/wordprocessingInk" xmlns:wps="http://schemas.microsoft.com/office/word/2010/wordprocessingShape" mc:Ignorable="w14 wp14">
+<w:hdr xmlns:mc="http://schemas.openxmlformats.org/markup-compatibility/2006" xmlns:w="http://schemas.openxmlformats.org/wordprocessingml/2006/main" xmlns:m="http://schemas.openxmlformats.org/officeDocument/2006/math" xmlns:mo="http://schemas.microsoft.com/office/mac/office/2008/main" xmlns:mv="urn:schemas-microsoft-com:mac:vml" xmlns:o="urn:schemas-microsoft-com:office:office" xmlns:r="http://schemas.openxmlformats.org/officeDocument/2006/relationships" xmlns:v="urn:schemas-microsoft-com:vml" xmlns:w10="urn:schemas-microsoft-com:office:word" xmlns:w14="http://schemas.microsoft.com/office/word/2010/wordml" xmlns:wne="http://schemas.microsoft.com/office/word/2006/wordml" xmlns:wp14="http://schemas.microsoft.com/office/word/2010/wordprocessingDrawing" xmlns:wp="http://schemas.openxmlformats.org/drawingml/2006/wordprocessingDrawing" xmlns:wpc="http://schemas.microsoft.com/office/word/2010/wordprocessingCanvas" xmlns:wpg="http://schemas.microsoft.com/office/word/2010/wordprocessingGroup" xmlns:wpi="http://schemas.microsoft.com/office/word/2010/wordprocessingInk" xmlns:wps="http://schemas.microsoft.com/office/word/2010/wordprocessingShape" mc:Ignorable="w14 wp14">
   <w:p>
     <w:pPr>
       <w:pStyle w:val="Header"/>
@@ -3095,7 +3426,7 @@
     </w:pPr>
     <w:r>
       <w:rPr>
-        <w:rFonts w:ascii="Times New Roman" w:hAnsi="Times New Roman"/>
+        <w:rFonts w:ascii="Times New Roman" w:hAnsi="Times New Roman" w:eastAsia="黑体"/>
         <w:sz w:val="18"/>
         <w:rFonts w:eastAsia="黑体"/>
         <w:rFonts w:eastAsia="黑体"/>
@@ -3107,7 +3438,7 @@
 </file>
 
 <file path=word/numbering.xml><?xml version="1.0" encoding="utf-8"?>
-<w:numbering xmlns:m="http://schemas.openxmlformats.org/officeDocument/2006/math" xmlns:mc="http://schemas.openxmlformats.org/markup-compatibility/2006" xmlns:mo="http://schemas.microsoft.com/office/mac/office/2008/main" xmlns:mv="urn:schemas-microsoft-com:mac:vml" xmlns:o="urn:schemas-microsoft-com:office:office" xmlns:r="http://schemas.openxmlformats.org/officeDocument/2006/relationships" xmlns:v="urn:schemas-microsoft-com:vml" xmlns:w="http://schemas.openxmlformats.org/wordprocessingml/2006/main" xmlns:w10="urn:schemas-microsoft-com:office:word" xmlns:w14="http://schemas.microsoft.com/office/word/2010/wordml" xmlns:wne="http://schemas.microsoft.com/office/word/2006/wordml" xmlns:wp="http://schemas.openxmlformats.org/drawingml/2006/wordprocessingDrawing" xmlns:wp14="http://schemas.microsoft.com/office/word/2010/wordprocessingDrawing" xmlns:wpc="http://schemas.microsoft.com/office/word/2010/wordprocessingCanvas" xmlns:wpg="http://schemas.microsoft.com/office/word/2010/wordprocessingGroup" xmlns:wpi="http://schemas.microsoft.com/office/word/2010/wordprocessingInk" xmlns:wps="http://schemas.microsoft.com/office/word/2010/wordprocessingShape" mc:Ignorable="w14 wp14">
+<w:numbering xmlns:mc="http://schemas.openxmlformats.org/markup-compatibility/2006" xmlns:w="http://schemas.openxmlformats.org/wordprocessingml/2006/main" xmlns:m="http://schemas.openxmlformats.org/officeDocument/2006/math" xmlns:mo="http://schemas.microsoft.com/office/mac/office/2008/main" xmlns:mv="urn:schemas-microsoft-com:mac:vml" xmlns:o="urn:schemas-microsoft-com:office:office" xmlns:r="http://schemas.openxmlformats.org/officeDocument/2006/relationships" xmlns:v="urn:schemas-microsoft-com:vml" xmlns:w10="urn:schemas-microsoft-com:office:word" xmlns:w14="http://schemas.microsoft.com/office/word/2010/wordml" xmlns:wne="http://schemas.microsoft.com/office/word/2006/wordml" xmlns:wp="http://schemas.openxmlformats.org/drawingml/2006/wordprocessingDrawing" xmlns:wp14="http://schemas.microsoft.com/office/word/2010/wordprocessingDrawing" xmlns:wpc="http://schemas.microsoft.com/office/word/2010/wordprocessingCanvas" xmlns:wpg="http://schemas.microsoft.com/office/word/2010/wordprocessingGroup" xmlns:wpi="http://schemas.microsoft.com/office/word/2010/wordprocessingInk" xmlns:wps="http://schemas.microsoft.com/office/word/2010/wordprocessingShape" mc:Ignorable="w14 wp14">
   <w:abstractNum w:abstractNumId="0">
     <w:nsid w:val="FFFFFF7C"/>
     <w:multiLevelType w:val="singleLevel"/>
@@ -3194,7 +3525,7 @@
         <w:ind w:hanging="360" w:left="1440"/>
       </w:pPr>
       <w:rPr>
-        <w:rFonts w:ascii="Symbol" w:hAnsi="Symbol" w:hint="default"/>
+        <w:rFonts w:ascii="Symbol" w:hAnsi="Symbol" w:hint="default" w:eastAsia="黑体"/>
       </w:rPr>
     </w:lvl>
   </w:abstractNum>
@@ -3215,7 +3546,7 @@
         <w:ind w:hanging="360" w:left="1080"/>
       </w:pPr>
       <w:rPr>
-        <w:rFonts w:ascii="Symbol" w:hAnsi="Symbol" w:hint="default"/>
+        <w:rFonts w:ascii="Symbol" w:hAnsi="Symbol" w:hint="default" w:eastAsia="黑体"/>
       </w:rPr>
     </w:lvl>
   </w:abstractNum>
@@ -3236,7 +3567,7 @@
         <w:ind w:hanging="360" w:left="720"/>
       </w:pPr>
       <w:rPr>
-        <w:rFonts w:ascii="Symbol" w:hAnsi="Symbol" w:hint="default"/>
+        <w:rFonts w:ascii="Symbol" w:hAnsi="Symbol" w:hint="default" w:eastAsia="黑体"/>
       </w:rPr>
     </w:lvl>
   </w:abstractNum>
@@ -3275,7 +3606,7 @@
         <w:ind w:hanging="360" w:left="360"/>
       </w:pPr>
       <w:rPr>
-        <w:rFonts w:ascii="Symbol" w:hAnsi="Symbol" w:hint="default"/>
+        <w:rFonts w:ascii="Symbol" w:hAnsi="Symbol" w:hint="default" w:eastAsia="黑体"/>
       </w:rPr>
     </w:lvl>
   </w:abstractNum>
@@ -3366,7 +3697,7 @@
         <w:ind w:left="720" w:hanging="360"/>
       </w:pPr>
       <w:rPr>
-        <w:rFonts w:ascii="Symbol" w:hAnsi="Symbol" w:cs="Symbol" w:hint="default"/>
+        <w:rFonts w:ascii="Symbol" w:hAnsi="Symbol" w:cs="Symbol" w:hint="default" w:eastAsia="黑体"/>
       </w:rPr>
     </w:lvl>
     <w:lvl w:ilvl="1">
@@ -3377,7 +3708,7 @@
         <w:ind w:left="1440" w:hanging="360"/>
       </w:pPr>
       <w:rPr>
-        <w:rFonts w:ascii="Courier New" w:hAnsi="Courier New" w:cs="Courier New" w:hint="default"/>
+        <w:rFonts w:ascii="Courier New" w:hAnsi="Courier New" w:cs="Courier New" w:hint="default" w:eastAsia="黑体"/>
       </w:rPr>
     </w:lvl>
     <w:lvl w:ilvl="2">
@@ -3388,7 +3719,7 @@
         <w:ind w:left="2160" w:hanging="360"/>
       </w:pPr>
       <w:rPr>
-        <w:rFonts w:ascii="Wingdings" w:hAnsi="Wingdings" w:cs="Wingdings" w:hint="default"/>
+        <w:rFonts w:ascii="Wingdings" w:hAnsi="Wingdings" w:cs="Wingdings" w:hint="default" w:eastAsia="黑体"/>
       </w:rPr>
     </w:lvl>
     <w:lvl w:ilvl="3">
@@ -3399,7 +3730,7 @@
         <w:ind w:left="2880" w:hanging="360"/>
       </w:pPr>
       <w:rPr>
-        <w:rFonts w:ascii="Symbol" w:hAnsi="Symbol" w:cs="Symbol" w:hint="default"/>
+        <w:rFonts w:ascii="Symbol" w:hAnsi="Symbol" w:cs="Symbol" w:hint="default" w:eastAsia="黑体"/>
       </w:rPr>
     </w:lvl>
     <w:lvl w:ilvl="4">
@@ -3410,7 +3741,7 @@
         <w:ind w:left="3600" w:hanging="360"/>
       </w:pPr>
       <w:rPr>
-        <w:rFonts w:ascii="Courier New" w:hAnsi="Courier New" w:cs="Courier New" w:hint="default"/>
+        <w:rFonts w:ascii="Courier New" w:hAnsi="Courier New" w:cs="Courier New" w:hint="default" w:eastAsia="黑体"/>
       </w:rPr>
     </w:lvl>
     <w:lvl w:ilvl="5">
@@ -3421,7 +3752,7 @@
         <w:ind w:left="4320" w:hanging="360"/>
       </w:pPr>
       <w:rPr>
-        <w:rFonts w:ascii="Wingdings" w:hAnsi="Wingdings" w:cs="Wingdings" w:hint="default"/>
+        <w:rFonts w:ascii="Wingdings" w:hAnsi="Wingdings" w:cs="Wingdings" w:hint="default" w:eastAsia="黑体"/>
       </w:rPr>
     </w:lvl>
     <w:lvl w:ilvl="6">
@@ -3432,7 +3763,7 @@
         <w:ind w:left="5040" w:hanging="360"/>
       </w:pPr>
       <w:rPr>
-        <w:rFonts w:ascii="Symbol" w:hAnsi="Symbol" w:cs="Symbol" w:hint="default"/>
+        <w:rFonts w:ascii="Symbol" w:hAnsi="Symbol" w:cs="Symbol" w:hint="default" w:eastAsia="黑体"/>
       </w:rPr>
     </w:lvl>
     <w:lvl w:ilvl="7">
@@ -3443,7 +3774,7 @@
         <w:ind w:left="5760" w:hanging="360"/>
       </w:pPr>
       <w:rPr>
-        <w:rFonts w:ascii="Courier New" w:hAnsi="Courier New" w:cs="Courier New" w:hint="default"/>
+        <w:rFonts w:ascii="Courier New" w:hAnsi="Courier New" w:cs="Courier New" w:hint="default" w:eastAsia="黑体"/>
       </w:rPr>
     </w:lvl>
     <w:lvl w:ilvl="8">
@@ -3454,7 +3785,7 @@
         <w:ind w:left="6480" w:hanging="360"/>
       </w:pPr>
       <w:rPr>
-        <w:rFonts w:ascii="Wingdings" w:hAnsi="Wingdings" w:cs="Wingdings" w:hint="default"/>
+        <w:rFonts w:ascii="Wingdings" w:hAnsi="Wingdings" w:cs="Wingdings" w:hint="default" w:eastAsia="黑体"/>
       </w:rPr>
     </w:lvl>
   </w:abstractNum>
@@ -3510,11 +3841,11 @@
 </file>
 
 <file path=word/styles.xml><?xml version="1.0" encoding="utf-8"?>
-<w:styles xmlns:mc="http://schemas.openxmlformats.org/markup-compatibility/2006" xmlns:r="http://schemas.openxmlformats.org/officeDocument/2006/relationships" xmlns:w="http://schemas.openxmlformats.org/wordprocessingml/2006/main" xmlns:w14="http://schemas.microsoft.com/office/word/2010/wordml" mc:Ignorable="w14">
+<w:styles xmlns:mc="http://schemas.openxmlformats.org/markup-compatibility/2006" xmlns:w="http://schemas.openxmlformats.org/wordprocessingml/2006/main" xmlns:r="http://schemas.openxmlformats.org/officeDocument/2006/relationships" xmlns:w14="http://schemas.microsoft.com/office/word/2010/wordml" mc:Ignorable="w14">
   <w:docDefaults>
     <w:rPrDefault>
       <w:rPr>
-        <w:rFonts w:asciiTheme="minorHAnsi" w:cstheme="minorBidi" w:eastAsiaTheme="minorEastAsia" w:hAnsiTheme="minorHAnsi"/>
+        <w:rFonts w:asciiTheme="minorHAnsi" w:cstheme="minorBidi" w:hAnsiTheme="minorHAnsi" w:eastAsia="黑体"/>
         <w:sz w:val="22"/>
         <w:szCs w:val="22"/>
         <w:lang w:bidi="ar-SA" w:eastAsia="en-US" w:val="en-US"/>
@@ -3736,7 +4067,7 @@
       <w:outlineLvl w:val="0"/>
     </w:pPr>
     <w:rPr>
-      <w:rFonts w:ascii="Times New Roman" w:asciiTheme="majorHAnsi" w:cstheme="majorBidi" w:eastAsia="黑体" w:eastAsiaTheme="majorEastAsia" w:hAnsi="Times New Roman" w:hAnsiTheme="majorHAnsi"/>
+      <w:rFonts w:ascii="Times New Roman" w:asciiTheme="majorHAnsi" w:cstheme="majorBidi" w:eastAsia="黑体" w:hAnsi="Times New Roman" w:hAnsiTheme="majorHAnsi"/>
       <w:b/>
       <w:bCs/>
       <w:color w:val="1F3864"/>
@@ -3760,7 +4091,7 @@
       <w:outlineLvl w:val="1"/>
     </w:pPr>
     <w:rPr>
-      <w:rFonts w:ascii="Times New Roman" w:asciiTheme="majorHAnsi" w:cstheme="majorBidi" w:eastAsia="黑体" w:eastAsiaTheme="majorEastAsia" w:hAnsi="Times New Roman" w:hAnsiTheme="majorHAnsi"/>
+      <w:rFonts w:ascii="Times New Roman" w:asciiTheme="majorHAnsi" w:cstheme="majorBidi" w:eastAsia="黑体" w:hAnsi="Times New Roman" w:hAnsiTheme="majorHAnsi"/>
       <w:b/>
       <w:bCs/>
       <w:color w:val="2E4E7E"/>
@@ -3784,7 +4115,7 @@
       <w:outlineLvl w:val="2"/>
     </w:pPr>
     <w:rPr>
-      <w:rFonts w:ascii="Times New Roman" w:asciiTheme="majorHAnsi" w:cstheme="majorBidi" w:eastAsia="黑体" w:eastAsiaTheme="majorEastAsia" w:hAnsi="Times New Roman" w:hAnsiTheme="majorHAnsi"/>
+      <w:rFonts w:ascii="Times New Roman" w:asciiTheme="majorHAnsi" w:cstheme="majorBidi" w:eastAsia="黑体" w:hAnsi="Times New Roman" w:hAnsiTheme="majorHAnsi"/>
       <w:b/>
       <w:bCs/>
       <w:color w:val="2E4E7E"/>
@@ -3808,7 +4139,7 @@
       <w:outlineLvl w:val="3"/>
     </w:pPr>
     <w:rPr>
-      <w:rFonts w:ascii="Times New Roman" w:asciiTheme="majorHAnsi" w:cstheme="majorBidi" w:eastAsia="黑体" w:eastAsiaTheme="majorEastAsia" w:hAnsi="Times New Roman" w:hAnsiTheme="majorHAnsi"/>
+      <w:rFonts w:ascii="Times New Roman" w:asciiTheme="majorHAnsi" w:cstheme="majorBidi" w:eastAsia="黑体" w:hAnsi="Times New Roman" w:hAnsiTheme="majorHAnsi"/>
       <w:b/>
       <w:bCs/>
       <w:i/>
@@ -3834,7 +4165,7 @@
       <w:outlineLvl w:val="4"/>
     </w:pPr>
     <w:rPr>
-      <w:rFonts w:ascii="Times New Roman" w:asciiTheme="majorHAnsi" w:cstheme="majorBidi" w:eastAsia="黑体" w:eastAsiaTheme="majorEastAsia" w:hAnsi="Times New Roman" w:hAnsiTheme="majorHAnsi"/>
+      <w:rFonts w:ascii="Times New Roman" w:asciiTheme="majorHAnsi" w:cstheme="majorBidi" w:eastAsia="黑体" w:hAnsi="Times New Roman" w:hAnsiTheme="majorHAnsi"/>
       <w:b/>
       <w:color w:val="333333"/>
       <w:sz w:val="22"/>
@@ -3857,7 +4188,7 @@
       <w:outlineLvl w:val="5"/>
     </w:pPr>
     <w:rPr>
-      <w:rFonts w:asciiTheme="majorHAnsi" w:cstheme="majorBidi" w:eastAsiaTheme="majorEastAsia" w:hAnsiTheme="majorHAnsi"/>
+      <w:rFonts w:asciiTheme="majorHAnsi" w:cstheme="majorBidi" w:hAnsiTheme="majorHAnsi" w:eastAsia="黑体"/>
       <w:i/>
       <w:iCs/>
       <w:color w:themeColor="accent1" w:themeShade="7F" w:val="243F60"/>
@@ -3880,7 +4211,7 @@
       <w:outlineLvl w:val="6"/>
     </w:pPr>
     <w:rPr>
-      <w:rFonts w:asciiTheme="majorHAnsi" w:cstheme="majorBidi" w:eastAsiaTheme="majorEastAsia" w:hAnsiTheme="majorHAnsi"/>
+      <w:rFonts w:asciiTheme="majorHAnsi" w:cstheme="majorBidi" w:hAnsiTheme="majorHAnsi" w:eastAsia="黑体"/>
       <w:i/>
       <w:iCs/>
       <w:color w:themeColor="text1" w:themeTint="BF" w:val="404040"/>
@@ -3903,7 +4234,7 @@
       <w:outlineLvl w:val="7"/>
     </w:pPr>
     <w:rPr>
-      <w:rFonts w:asciiTheme="majorHAnsi" w:cstheme="majorBidi" w:eastAsiaTheme="majorEastAsia" w:hAnsiTheme="majorHAnsi"/>
+      <w:rFonts w:asciiTheme="majorHAnsi" w:cstheme="majorBidi" w:hAnsiTheme="majorHAnsi" w:eastAsia="黑体"/>
       <w:color w:themeColor="accent1" w:val="4F81BD"/>
       <w:sz w:val="20"/>
       <w:szCs w:val="20"/>
@@ -3926,7 +4257,7 @@
       <w:outlineLvl w:val="8"/>
     </w:pPr>
     <w:rPr>
-      <w:rFonts w:asciiTheme="majorHAnsi" w:cstheme="majorBidi" w:eastAsiaTheme="majorEastAsia" w:hAnsiTheme="majorHAnsi"/>
+      <w:rFonts w:asciiTheme="majorHAnsi" w:cstheme="majorBidi" w:hAnsiTheme="majorHAnsi" w:eastAsia="黑体"/>
       <w:i/>
       <w:iCs/>
       <w:color w:themeColor="text1" w:themeTint="BF" w:val="404040"/>
@@ -3977,7 +4308,7 @@
     <w:uiPriority w:val="9"/>
     <w:rsid w:val="00FC693F"/>
     <w:rPr>
-      <w:rFonts w:asciiTheme="majorHAnsi" w:cstheme="majorBidi" w:eastAsiaTheme="majorEastAsia" w:hAnsiTheme="majorHAnsi"/>
+      <w:rFonts w:asciiTheme="majorHAnsi" w:cstheme="majorBidi" w:hAnsiTheme="majorHAnsi" w:eastAsia="黑体"/>
       <w:b/>
       <w:bCs/>
       <w:color w:themeColor="accent1" w:themeShade="BF" w:val="365F91"/>
@@ -3992,7 +4323,7 @@
     <w:uiPriority w:val="9"/>
     <w:rsid w:val="00FC693F"/>
     <w:rPr>
-      <w:rFonts w:asciiTheme="majorHAnsi" w:cstheme="majorBidi" w:eastAsiaTheme="majorEastAsia" w:hAnsiTheme="majorHAnsi"/>
+      <w:rFonts w:asciiTheme="majorHAnsi" w:cstheme="majorBidi" w:hAnsiTheme="majorHAnsi" w:eastAsia="黑体"/>
       <w:b/>
       <w:bCs/>
       <w:color w:themeColor="accent1" w:val="4F81BD"/>
@@ -4007,7 +4338,7 @@
     <w:uiPriority w:val="9"/>
     <w:rsid w:val="00FC693F"/>
     <w:rPr>
-      <w:rFonts w:asciiTheme="majorHAnsi" w:cstheme="majorBidi" w:eastAsiaTheme="majorEastAsia" w:hAnsiTheme="majorHAnsi"/>
+      <w:rFonts w:asciiTheme="majorHAnsi" w:cstheme="majorBidi" w:hAnsiTheme="majorHAnsi" w:eastAsia="黑体"/>
       <w:b/>
       <w:bCs/>
       <w:color w:themeColor="accent1" w:val="4F81BD"/>
@@ -4030,7 +4361,7 @@
       <w:contextualSpacing/>
     </w:pPr>
     <w:rPr>
-      <w:rFonts w:ascii="Times New Roman" w:asciiTheme="majorHAnsi" w:cstheme="majorBidi" w:eastAsia="黑体" w:eastAsiaTheme="majorEastAsia" w:hAnsi="Times New Roman" w:hAnsiTheme="majorHAnsi"/>
+      <w:rFonts w:ascii="Times New Roman" w:asciiTheme="majorHAnsi" w:cstheme="majorBidi" w:eastAsia="黑体" w:hAnsi="Times New Roman" w:hAnsiTheme="majorHAnsi"/>
       <w:b/>
       <w:color w:val="1F3864"/>
       <w:spacing w:val="5"/>
@@ -4046,7 +4377,7 @@
     <w:uiPriority w:val="10"/>
     <w:rsid w:val="00FC693F"/>
     <w:rPr>
-      <w:rFonts w:asciiTheme="majorHAnsi" w:cstheme="majorBidi" w:eastAsiaTheme="majorEastAsia" w:hAnsiTheme="majorHAnsi"/>
+      <w:rFonts w:asciiTheme="majorHAnsi" w:cstheme="majorBidi" w:hAnsiTheme="majorHAnsi" w:eastAsia="黑体"/>
       <w:color w:themeColor="text2" w:themeShade="BF" w:val="17365D"/>
       <w:spacing w:val="5"/>
       <w:kern w:val="28"/>
@@ -4068,7 +4399,7 @@
       </w:numPr>
     </w:pPr>
     <w:rPr>
-      <w:rFonts w:asciiTheme="majorHAnsi" w:cstheme="majorBidi" w:eastAsiaTheme="majorEastAsia" w:hAnsiTheme="majorHAnsi"/>
+      <w:rFonts w:asciiTheme="majorHAnsi" w:cstheme="majorBidi" w:hAnsiTheme="majorHAnsi" w:eastAsia="黑体"/>
       <w:i/>
       <w:iCs/>
       <w:color w:themeColor="accent1" w:val="4F81BD"/>
@@ -4084,7 +4415,7 @@
     <w:uiPriority w:val="11"/>
     <w:rsid w:val="00FC693F"/>
     <w:rPr>
-      <w:rFonts w:asciiTheme="majorHAnsi" w:cstheme="majorBidi" w:eastAsiaTheme="majorEastAsia" w:hAnsiTheme="majorHAnsi"/>
+      <w:rFonts w:asciiTheme="majorHAnsi" w:cstheme="majorBidi" w:hAnsiTheme="majorHAnsi" w:eastAsia="黑体"/>
       <w:i/>
       <w:iCs/>
       <w:color w:themeColor="accent1" w:val="4F81BD"/>
@@ -4151,6 +4482,7 @@
       <w:spacing w:after="120"/>
     </w:pPr>
     <w:rPr>
+      <w:rFonts w:eastAsia="黑体"/>
       <w:sz w:val="16"/>
       <w:szCs w:val="16"/>
     </w:rPr>
@@ -4162,6 +4494,7 @@
     <w:uiPriority w:val="99"/>
     <w:rsid w:val="00AA1D8D"/>
     <w:rPr>
+      <w:rFonts w:eastAsia="黑体"/>
       <w:sz w:val="16"/>
       <w:szCs w:val="16"/>
     </w:rPr>
@@ -4331,7 +4664,7 @@
       </w:tabs>
     </w:pPr>
     <w:rPr>
-      <w:rFonts w:ascii="Courier" w:hAnsi="Courier"/>
+      <w:rFonts w:ascii="Courier" w:hAnsi="Courier" w:eastAsia="黑体"/>
       <w:sz w:val="20"/>
       <w:szCs w:val="20"/>
     </w:rPr>
@@ -4343,7 +4676,7 @@
     <w:uiPriority w:val="99"/>
     <w:rsid w:val="0029639D"/>
     <w:rPr>
-      <w:rFonts w:ascii="Courier" w:hAnsi="Courier"/>
+      <w:rFonts w:ascii="Courier" w:hAnsi="Courier" w:eastAsia="黑体"/>
       <w:sz w:val="20"/>
       <w:szCs w:val="20"/>
     </w:rPr>
@@ -4379,6 +4712,7 @@
     <w:uiPriority w:val="29"/>
     <w:rsid w:val="00FC693F"/>
     <w:rPr>
+      <w:rFonts w:eastAsia="黑体"/>
       <w:i/>
       <w:iCs/>
       <w:color w:themeColor="text1" w:val="000000"/>
@@ -4392,7 +4726,7 @@
     <w:semiHidden/>
     <w:rsid w:val="00FC693F"/>
     <w:rPr>
-      <w:rFonts w:asciiTheme="majorHAnsi" w:cstheme="majorBidi" w:eastAsiaTheme="majorEastAsia" w:hAnsiTheme="majorHAnsi"/>
+      <w:rFonts w:asciiTheme="majorHAnsi" w:cstheme="majorBidi" w:hAnsiTheme="majorHAnsi" w:eastAsia="黑体"/>
       <w:b/>
       <w:bCs/>
       <w:i/>
@@ -4408,7 +4742,7 @@
     <w:semiHidden/>
     <w:rsid w:val="00FC693F"/>
     <w:rPr>
-      <w:rFonts w:asciiTheme="majorHAnsi" w:cstheme="majorBidi" w:eastAsiaTheme="majorEastAsia" w:hAnsiTheme="majorHAnsi"/>
+      <w:rFonts w:asciiTheme="majorHAnsi" w:cstheme="majorBidi" w:hAnsiTheme="majorHAnsi" w:eastAsia="黑体"/>
       <w:color w:themeColor="accent1" w:themeShade="7F" w:val="243F60"/>
     </w:rPr>
   </w:style>
@@ -4420,7 +4754,7 @@
     <w:semiHidden/>
     <w:rsid w:val="00FC693F"/>
     <w:rPr>
-      <w:rFonts w:asciiTheme="majorHAnsi" w:cstheme="majorBidi" w:eastAsiaTheme="majorEastAsia" w:hAnsiTheme="majorHAnsi"/>
+      <w:rFonts w:asciiTheme="majorHAnsi" w:cstheme="majorBidi" w:hAnsiTheme="majorHAnsi" w:eastAsia="黑体"/>
       <w:i/>
       <w:iCs/>
       <w:color w:themeColor="accent1" w:themeShade="7F" w:val="243F60"/>
@@ -4434,7 +4768,7 @@
     <w:semiHidden/>
     <w:rsid w:val="00FC693F"/>
     <w:rPr>
-      <w:rFonts w:asciiTheme="majorHAnsi" w:cstheme="majorBidi" w:eastAsiaTheme="majorEastAsia" w:hAnsiTheme="majorHAnsi"/>
+      <w:rFonts w:asciiTheme="majorHAnsi" w:cstheme="majorBidi" w:hAnsiTheme="majorHAnsi" w:eastAsia="黑体"/>
       <w:i/>
       <w:iCs/>
       <w:color w:themeColor="text1" w:themeTint="BF" w:val="404040"/>
@@ -4448,7 +4782,7 @@
     <w:semiHidden/>
     <w:rsid w:val="00FC693F"/>
     <w:rPr>
-      <w:rFonts w:asciiTheme="majorHAnsi" w:cstheme="majorBidi" w:eastAsiaTheme="majorEastAsia" w:hAnsiTheme="majorHAnsi"/>
+      <w:rFonts w:asciiTheme="majorHAnsi" w:cstheme="majorBidi" w:hAnsiTheme="majorHAnsi" w:eastAsia="黑体"/>
       <w:color w:themeColor="accent1" w:val="4F81BD"/>
       <w:sz w:val="20"/>
       <w:szCs w:val="20"/>
@@ -4462,7 +4796,7 @@
     <w:semiHidden/>
     <w:rsid w:val="00FC693F"/>
     <w:rPr>
-      <w:rFonts w:asciiTheme="majorHAnsi" w:cstheme="majorBidi" w:eastAsiaTheme="majorEastAsia" w:hAnsiTheme="majorHAnsi"/>
+      <w:rFonts w:asciiTheme="majorHAnsi" w:cstheme="majorBidi" w:hAnsiTheme="majorHAnsi" w:eastAsia="黑体"/>
       <w:i/>
       <w:iCs/>
       <w:color w:themeColor="text1" w:themeTint="BF" w:val="404040"/>
@@ -4483,6 +4817,7 @@
       <w:spacing w:line="240" w:lineRule="auto"/>
     </w:pPr>
     <w:rPr>
+      <w:rFonts w:eastAsia="黑体"/>
       <w:b/>
       <w:bCs/>
       <w:color w:themeColor="accent1" w:val="4F81BD"/>
@@ -4497,6 +4832,7 @@
     <w:qFormat/>
     <w:rsid w:val="00FC693F"/>
     <w:rPr>
+      <w:rFonts w:eastAsia="黑体"/>
       <w:b/>
       <w:bCs/>
     </w:rPr>
@@ -4508,6 +4844,7 @@
     <w:qFormat/>
     <w:rsid w:val="00FC693F"/>
     <w:rPr>
+      <w:rFonts w:eastAsia="黑体"/>
       <w:i/>
       <w:iCs/>
     </w:rPr>
@@ -4528,6 +4865,7 @@
       <w:ind w:left="936" w:right="936"/>
     </w:pPr>
     <w:rPr>
+      <w:rFonts w:eastAsia="黑体"/>
       <w:b/>
       <w:bCs/>
       <w:i/>
@@ -4542,6 +4880,7 @@
     <w:uiPriority w:val="30"/>
     <w:rsid w:val="00FC693F"/>
     <w:rPr>
+      <w:rFonts w:eastAsia="黑体"/>
       <w:b/>
       <w:bCs/>
       <w:i/>
@@ -4556,6 +4895,7 @@
     <w:qFormat/>
     <w:rsid w:val="00FC693F"/>
     <w:rPr>
+      <w:rFonts w:eastAsia="黑体"/>
       <w:i/>
       <w:iCs/>
       <w:color w:themeColor="text1" w:themeTint="7F" w:val="808080"/>
@@ -4568,6 +4908,7 @@
     <w:qFormat/>
     <w:rsid w:val="00FC693F"/>
     <w:rPr>
+      <w:rFonts w:eastAsia="黑体"/>
       <w:b/>
       <w:bCs/>
       <w:i/>
@@ -4582,6 +4923,7 @@
     <w:qFormat/>
     <w:rsid w:val="00FC693F"/>
     <w:rPr>
+      <w:rFonts w:eastAsia="黑体"/>
       <w:smallCaps/>
       <w:color w:themeColor="accent2" w:val="C0504D"/>
       <w:u w:val="single"/>
@@ -4594,6 +4936,7 @@
     <w:qFormat/>
     <w:rsid w:val="00FC693F"/>
     <w:rPr>
+      <w:rFonts w:eastAsia="黑体"/>
       <w:b/>
       <w:bCs/>
       <w:smallCaps/>
@@ -4609,6 +4952,7 @@
     <w:qFormat/>
     <w:rsid w:val="00FC693F"/>
     <w:rPr>
+      <w:rFonts w:eastAsia="黑体"/>
       <w:b/>
       <w:bCs/>
       <w:smallCaps/>
@@ -4663,6 +5007,7 @@
       <w:spacing w:after="0" w:line="240" w:lineRule="auto"/>
     </w:pPr>
     <w:rPr>
+      <w:rFonts w:eastAsia="黑体"/>
       <w:color w:themeColor="text1" w:themeShade="BF" w:val="000000"/>
     </w:rPr>
     <w:tblPr>
@@ -4685,6 +5030,7 @@
         <w:spacing w:after="0" w:before="0" w:line="240" w:lineRule="auto"/>
       </w:pPr>
       <w:rPr>
+        <w:rFonts w:eastAsia="黑体"/>
         <w:b/>
         <w:bCs/>
       </w:rPr>
@@ -4705,6 +5051,7 @@
         <w:spacing w:after="0" w:before="0" w:line="240" w:lineRule="auto"/>
       </w:pPr>
       <w:rPr>
+        <w:rFonts w:eastAsia="黑体"/>
         <w:b/>
         <w:bCs/>
       </w:rPr>
@@ -4722,12 +5069,14 @@
     </w:tblStylePr>
     <w:tblStylePr w:type="firstCol">
       <w:rPr>
+        <w:rFonts w:eastAsia="黑体"/>
         <w:b/>
         <w:bCs/>
       </w:rPr>
     </w:tblStylePr>
     <w:tblStylePr w:type="lastCol">
       <w:rPr>
+        <w:rFonts w:eastAsia="黑体"/>
         <w:b/>
         <w:bCs/>
       </w:rPr>
@@ -4766,6 +5115,7 @@
       <w:spacing w:after="0" w:line="240" w:lineRule="auto"/>
     </w:pPr>
     <w:rPr>
+      <w:rFonts w:eastAsia="黑体"/>
       <w:color w:themeColor="accent1" w:themeShade="BF" w:val="365F91"/>
     </w:rPr>
     <w:tblPr>
@@ -4788,6 +5138,7 @@
         <w:spacing w:after="0" w:before="0" w:line="240" w:lineRule="auto"/>
       </w:pPr>
       <w:rPr>
+        <w:rFonts w:eastAsia="黑体"/>
         <w:b/>
         <w:bCs/>
       </w:rPr>
@@ -4808,6 +5159,7 @@
         <w:spacing w:after="0" w:before="0" w:line="240" w:lineRule="auto"/>
       </w:pPr>
       <w:rPr>
+        <w:rFonts w:eastAsia="黑体"/>
         <w:b/>
         <w:bCs/>
       </w:rPr>
@@ -4825,12 +5177,14 @@
     </w:tblStylePr>
     <w:tblStylePr w:type="firstCol">
       <w:rPr>
+        <w:rFonts w:eastAsia="黑体"/>
         <w:b/>
         <w:bCs/>
       </w:rPr>
     </w:tblStylePr>
     <w:tblStylePr w:type="lastCol">
       <w:rPr>
+        <w:rFonts w:eastAsia="黑体"/>
         <w:b/>
         <w:bCs/>
       </w:rPr>
@@ -4869,6 +5223,7 @@
       <w:spacing w:after="0" w:line="240" w:lineRule="auto"/>
     </w:pPr>
     <w:rPr>
+      <w:rFonts w:eastAsia="黑体"/>
       <w:color w:themeColor="accent2" w:themeShade="BF" w:val="943634"/>
     </w:rPr>
     <w:tblPr>
@@ -4891,6 +5246,7 @@
         <w:spacing w:after="0" w:before="0" w:line="240" w:lineRule="auto"/>
       </w:pPr>
       <w:rPr>
+        <w:rFonts w:eastAsia="黑体"/>
         <w:b/>
         <w:bCs/>
       </w:rPr>
@@ -4911,6 +5267,7 @@
         <w:spacing w:after="0" w:before="0" w:line="240" w:lineRule="auto"/>
       </w:pPr>
       <w:rPr>
+        <w:rFonts w:eastAsia="黑体"/>
         <w:b/>
         <w:bCs/>
       </w:rPr>
@@ -4928,12 +5285,14 @@
     </w:tblStylePr>
     <w:tblStylePr w:type="firstCol">
       <w:rPr>
+        <w:rFonts w:eastAsia="黑体"/>
         <w:b/>
         <w:bCs/>
       </w:rPr>
     </w:tblStylePr>
     <w:tblStylePr w:type="lastCol">
       <w:rPr>
+        <w:rFonts w:eastAsia="黑体"/>
         <w:b/>
         <w:bCs/>
       </w:rPr>
@@ -4972,6 +5331,7 @@
       <w:spacing w:after="0" w:line="240" w:lineRule="auto"/>
     </w:pPr>
     <w:rPr>
+      <w:rFonts w:eastAsia="黑体"/>
       <w:color w:themeColor="accent3" w:themeShade="BF" w:val="76923C"/>
     </w:rPr>
     <w:tblPr>
@@ -4994,6 +5354,7 @@
         <w:spacing w:after="0" w:before="0" w:line="240" w:lineRule="auto"/>
       </w:pPr>
       <w:rPr>
+        <w:rFonts w:eastAsia="黑体"/>
         <w:b/>
         <w:bCs/>
       </w:rPr>
@@ -5014,6 +5375,7 @@
         <w:spacing w:after="0" w:before="0" w:line="240" w:lineRule="auto"/>
       </w:pPr>
       <w:rPr>
+        <w:rFonts w:eastAsia="黑体"/>
         <w:b/>
         <w:bCs/>
       </w:rPr>
@@ -5031,12 +5393,14 @@
     </w:tblStylePr>
     <w:tblStylePr w:type="firstCol">
       <w:rPr>
+        <w:rFonts w:eastAsia="黑体"/>
         <w:b/>
         <w:bCs/>
       </w:rPr>
     </w:tblStylePr>
     <w:tblStylePr w:type="lastCol">
       <w:rPr>
+        <w:rFonts w:eastAsia="黑体"/>
         <w:b/>
         <w:bCs/>
       </w:rPr>
@@ -5075,6 +5439,7 @@
       <w:spacing w:after="0" w:line="240" w:lineRule="auto"/>
     </w:pPr>
     <w:rPr>
+      <w:rFonts w:eastAsia="黑体"/>
       <w:color w:themeColor="accent4" w:themeShade="BF" w:val="5F497A"/>
     </w:rPr>
     <w:tblPr>
@@ -5097,6 +5462,7 @@
         <w:spacing w:after="0" w:before="0" w:line="240" w:lineRule="auto"/>
       </w:pPr>
       <w:rPr>
+        <w:rFonts w:eastAsia="黑体"/>
         <w:b/>
         <w:bCs/>
       </w:rPr>
@@ -5117,6 +5483,7 @@
         <w:spacing w:after="0" w:before="0" w:line="240" w:lineRule="auto"/>
       </w:pPr>
       <w:rPr>
+        <w:rFonts w:eastAsia="黑体"/>
         <w:b/>
         <w:bCs/>
       </w:rPr>
@@ -5134,12 +5501,14 @@
     </w:tblStylePr>
     <w:tblStylePr w:type="firstCol">
       <w:rPr>
+        <w:rFonts w:eastAsia="黑体"/>
         <w:b/>
         <w:bCs/>
       </w:rPr>
     </w:tblStylePr>
     <w:tblStylePr w:type="lastCol">
       <w:rPr>
+        <w:rFonts w:eastAsia="黑体"/>
         <w:b/>
         <w:bCs/>
       </w:rPr>
@@ -5178,6 +5547,7 @@
       <w:spacing w:after="0" w:line="240" w:lineRule="auto"/>
     </w:pPr>
     <w:rPr>
+      <w:rFonts w:eastAsia="黑体"/>
       <w:color w:themeColor="accent5" w:themeShade="BF" w:val="31849B"/>
     </w:rPr>
     <w:tblPr>
@@ -5200,6 +5570,7 @@
         <w:spacing w:after="0" w:before="0" w:line="240" w:lineRule="auto"/>
       </w:pPr>
       <w:rPr>
+        <w:rFonts w:eastAsia="黑体"/>
         <w:b/>
         <w:bCs/>
       </w:rPr>
@@ -5220,6 +5591,7 @@
         <w:spacing w:after="0" w:before="0" w:line="240" w:lineRule="auto"/>
       </w:pPr>
       <w:rPr>
+        <w:rFonts w:eastAsia="黑体"/>
         <w:b/>
         <w:bCs/>
       </w:rPr>
@@ -5237,12 +5609,14 @@
     </w:tblStylePr>
     <w:tblStylePr w:type="firstCol">
       <w:rPr>
+        <w:rFonts w:eastAsia="黑体"/>
         <w:b/>
         <w:bCs/>
       </w:rPr>
     </w:tblStylePr>
     <w:tblStylePr w:type="lastCol">
       <w:rPr>
+        <w:rFonts w:eastAsia="黑体"/>
         <w:b/>
         <w:bCs/>
       </w:rPr>
@@ -5281,6 +5655,7 @@
       <w:spacing w:after="0" w:line="240" w:lineRule="auto"/>
     </w:pPr>
     <w:rPr>
+      <w:rFonts w:eastAsia="黑体"/>
       <w:color w:themeColor="accent6" w:themeShade="BF" w:val="E36C0A"/>
     </w:rPr>
     <w:tblPr>
@@ -5303,6 +5678,7 @@
         <w:spacing w:after="0" w:before="0" w:line="240" w:lineRule="auto"/>
       </w:pPr>
       <w:rPr>
+        <w:rFonts w:eastAsia="黑体"/>
         <w:b/>
         <w:bCs/>
       </w:rPr>
@@ -5323,6 +5699,7 @@
         <w:spacing w:after="0" w:before="0" w:line="240" w:lineRule="auto"/>
       </w:pPr>
       <w:rPr>
+        <w:rFonts w:eastAsia="黑体"/>
         <w:b/>
         <w:bCs/>
       </w:rPr>
@@ -5340,12 +5717,14 @@
     </w:tblStylePr>
     <w:tblStylePr w:type="firstCol">
       <w:rPr>
+        <w:rFonts w:eastAsia="黑体"/>
         <w:b/>
         <w:bCs/>
       </w:rPr>
     </w:tblStylePr>
     <w:tblStylePr w:type="lastCol">
       <w:rPr>
+        <w:rFonts w:eastAsia="黑体"/>
         <w:b/>
         <w:bCs/>
       </w:rPr>
@@ -5405,6 +5784,7 @@
         <w:spacing w:after="0" w:before="0" w:line="240" w:lineRule="auto"/>
       </w:pPr>
       <w:rPr>
+        <w:rFonts w:eastAsia="黑体"/>
         <w:b/>
         <w:bCs/>
         <w:color w:themeColor="background1" w:val="FFFFFF"/>
@@ -5419,6 +5799,7 @@
         <w:spacing w:after="0" w:before="0" w:line="240" w:lineRule="auto"/>
       </w:pPr>
       <w:rPr>
+        <w:rFonts w:eastAsia="黑体"/>
         <w:b/>
         <w:bCs/>
       </w:rPr>
@@ -5434,12 +5815,14 @@
     </w:tblStylePr>
     <w:tblStylePr w:type="firstCol">
       <w:rPr>
+        <w:rFonts w:eastAsia="黑体"/>
         <w:b/>
         <w:bCs/>
       </w:rPr>
     </w:tblStylePr>
     <w:tblStylePr w:type="lastCol">
       <w:rPr>
+        <w:rFonts w:eastAsia="黑体"/>
         <w:b/>
         <w:bCs/>
       </w:rPr>
@@ -5497,6 +5880,7 @@
         <w:spacing w:after="0" w:before="0" w:line="240" w:lineRule="auto"/>
       </w:pPr>
       <w:rPr>
+        <w:rFonts w:eastAsia="黑体"/>
         <w:b/>
         <w:bCs/>
         <w:color w:themeColor="background1" w:val="FFFFFF"/>
@@ -5511,6 +5895,7 @@
         <w:spacing w:after="0" w:before="0" w:line="240" w:lineRule="auto"/>
       </w:pPr>
       <w:rPr>
+        <w:rFonts w:eastAsia="黑体"/>
         <w:b/>
         <w:bCs/>
       </w:rPr>
@@ -5526,12 +5911,14 @@
     </w:tblStylePr>
     <w:tblStylePr w:type="firstCol">
       <w:rPr>
+        <w:rFonts w:eastAsia="黑体"/>
         <w:b/>
         <w:bCs/>
       </w:rPr>
     </w:tblStylePr>
     <w:tblStylePr w:type="lastCol">
       <w:rPr>
+        <w:rFonts w:eastAsia="黑体"/>
         <w:b/>
         <w:bCs/>
       </w:rPr>
@@ -5589,6 +5976,7 @@
         <w:spacing w:after="0" w:before="0" w:line="240" w:lineRule="auto"/>
       </w:pPr>
       <w:rPr>
+        <w:rFonts w:eastAsia="黑体"/>
         <w:b/>
         <w:bCs/>
         <w:color w:themeColor="background1" w:val="FFFFFF"/>
@@ -5603,6 +5991,7 @@
         <w:spacing w:after="0" w:before="0" w:line="240" w:lineRule="auto"/>
       </w:pPr>
       <w:rPr>
+        <w:rFonts w:eastAsia="黑体"/>
         <w:b/>
         <w:bCs/>
       </w:rPr>
@@ -5618,12 +6007,14 @@
     </w:tblStylePr>
     <w:tblStylePr w:type="firstCol">
       <w:rPr>
+        <w:rFonts w:eastAsia="黑体"/>
         <w:b/>
         <w:bCs/>
       </w:rPr>
     </w:tblStylePr>
     <w:tblStylePr w:type="lastCol">
       <w:rPr>
+        <w:rFonts w:eastAsia="黑体"/>
         <w:b/>
         <w:bCs/>
       </w:rPr>
@@ -5681,6 +6072,7 @@
         <w:spacing w:after="0" w:before="0" w:line="240" w:lineRule="auto"/>
       </w:pPr>
       <w:rPr>
+        <w:rFonts w:eastAsia="黑体"/>
         <w:b/>
         <w:bCs/>
         <w:color w:themeColor="background1" w:val="FFFFFF"/>
@@ -5695,6 +6087,7 @@
         <w:spacing w:after="0" w:before="0" w:line="240" w:lineRule="auto"/>
       </w:pPr>
       <w:rPr>
+        <w:rFonts w:eastAsia="黑体"/>
         <w:b/>
         <w:bCs/>
       </w:rPr>
@@ -5710,12 +6103,14 @@
     </w:tblStylePr>
     <w:tblStylePr w:type="firstCol">
       <w:rPr>
+        <w:rFonts w:eastAsia="黑体"/>
         <w:b/>
         <w:bCs/>
       </w:rPr>
     </w:tblStylePr>
     <w:tblStylePr w:type="lastCol">
       <w:rPr>
+        <w:rFonts w:eastAsia="黑体"/>
         <w:b/>
         <w:bCs/>
       </w:rPr>
@@ -5773,6 +6168,7 @@
         <w:spacing w:after="0" w:before="0" w:line="240" w:lineRule="auto"/>
       </w:pPr>
       <w:rPr>
+        <w:rFonts w:eastAsia="黑体"/>
         <w:b/>
         <w:bCs/>
         <w:color w:themeColor="background1" w:val="FFFFFF"/>
@@ -5787,6 +6183,7 @@
         <w:spacing w:after="0" w:before="0" w:line="240" w:lineRule="auto"/>
       </w:pPr>
       <w:rPr>
+        <w:rFonts w:eastAsia="黑体"/>
         <w:b/>
         <w:bCs/>
       </w:rPr>
@@ -5802,12 +6199,14 @@
     </w:tblStylePr>
     <w:tblStylePr w:type="firstCol">
       <w:rPr>
+        <w:rFonts w:eastAsia="黑体"/>
         <w:b/>
         <w:bCs/>
       </w:rPr>
     </w:tblStylePr>
     <w:tblStylePr w:type="lastCol">
       <w:rPr>
+        <w:rFonts w:eastAsia="黑体"/>
         <w:b/>
         <w:bCs/>
       </w:rPr>
@@ -5865,6 +6264,7 @@
         <w:spacing w:after="0" w:before="0" w:line="240" w:lineRule="auto"/>
       </w:pPr>
       <w:rPr>
+        <w:rFonts w:eastAsia="黑体"/>
         <w:b/>
         <w:bCs/>
         <w:color w:themeColor="background1" w:val="FFFFFF"/>
@@ -5879,6 +6279,7 @@
         <w:spacing w:after="0" w:before="0" w:line="240" w:lineRule="auto"/>
       </w:pPr>
       <w:rPr>
+        <w:rFonts w:eastAsia="黑体"/>
         <w:b/>
         <w:bCs/>
       </w:rPr>
@@ -5894,12 +6295,14 @@
     </w:tblStylePr>
     <w:tblStylePr w:type="firstCol">
       <w:rPr>
+        <w:rFonts w:eastAsia="黑体"/>
         <w:b/>
         <w:bCs/>
       </w:rPr>
     </w:tblStylePr>
     <w:tblStylePr w:type="lastCol">
       <w:rPr>
+        <w:rFonts w:eastAsia="黑体"/>
         <w:b/>
         <w:bCs/>
       </w:rPr>
@@ -5957,6 +6360,7 @@
         <w:spacing w:after="0" w:before="0" w:line="240" w:lineRule="auto"/>
       </w:pPr>
       <w:rPr>
+        <w:rFonts w:eastAsia="黑体"/>
         <w:b/>
         <w:bCs/>
         <w:color w:themeColor="background1" w:val="FFFFFF"/>
@@ -5971,6 +6375,7 @@
         <w:spacing w:after="0" w:before="0" w:line="240" w:lineRule="auto"/>
       </w:pPr>
       <w:rPr>
+        <w:rFonts w:eastAsia="黑体"/>
         <w:b/>
         <w:bCs/>
       </w:rPr>
@@ -5986,12 +6391,14 @@
     </w:tblStylePr>
     <w:tblStylePr w:type="firstCol">
       <w:rPr>
+        <w:rFonts w:eastAsia="黑体"/>
         <w:b/>
         <w:bCs/>
       </w:rPr>
     </w:tblStylePr>
     <w:tblStylePr w:type="lastCol">
       <w:rPr>
+        <w:rFonts w:eastAsia="黑体"/>
         <w:b/>
         <w:bCs/>
       </w:rPr>
@@ -6051,7 +6458,7 @@
         <w:spacing w:after="0" w:before="0" w:line="240" w:lineRule="auto"/>
       </w:pPr>
       <w:rPr>
-        <w:rFonts w:asciiTheme="majorHAnsi" w:cstheme="majorBidi" w:eastAsiaTheme="majorEastAsia" w:hAnsiTheme="majorHAnsi"/>
+        <w:rFonts w:asciiTheme="majorHAnsi" w:cstheme="majorBidi" w:hAnsiTheme="majorHAnsi" w:eastAsia="黑体"/>
         <w:b/>
         <w:bCs/>
       </w:rPr>
@@ -6072,7 +6479,7 @@
         <w:spacing w:after="0" w:before="0" w:line="240" w:lineRule="auto"/>
       </w:pPr>
       <w:rPr>
-        <w:rFonts w:asciiTheme="majorHAnsi" w:cstheme="majorBidi" w:eastAsiaTheme="majorEastAsia" w:hAnsiTheme="majorHAnsi"/>
+        <w:rFonts w:asciiTheme="majorHAnsi" w:cstheme="majorBidi" w:hAnsiTheme="majorHAnsi" w:eastAsia="黑体"/>
         <w:b/>
         <w:bCs/>
       </w:rPr>
@@ -6090,14 +6497,14 @@
     </w:tblStylePr>
     <w:tblStylePr w:type="firstCol">
       <w:rPr>
-        <w:rFonts w:asciiTheme="majorHAnsi" w:cstheme="majorBidi" w:eastAsiaTheme="majorEastAsia" w:hAnsiTheme="majorHAnsi"/>
+        <w:rFonts w:asciiTheme="majorHAnsi" w:cstheme="majorBidi" w:hAnsiTheme="majorHAnsi" w:eastAsia="黑体"/>
         <w:b/>
         <w:bCs/>
       </w:rPr>
     </w:tblStylePr>
     <w:tblStylePr w:type="lastCol">
       <w:rPr>
-        <w:rFonts w:asciiTheme="majorHAnsi" w:cstheme="majorBidi" w:eastAsiaTheme="majorEastAsia" w:hAnsiTheme="majorHAnsi"/>
+        <w:rFonts w:asciiTheme="majorHAnsi" w:cstheme="majorBidi" w:hAnsiTheme="majorHAnsi" w:eastAsia="黑体"/>
         <w:b/>
         <w:bCs/>
       </w:rPr>
@@ -6181,7 +6588,7 @@
         <w:spacing w:after="0" w:before="0" w:line="240" w:lineRule="auto"/>
       </w:pPr>
       <w:rPr>
-        <w:rFonts w:asciiTheme="majorHAnsi" w:cstheme="majorBidi" w:eastAsiaTheme="majorEastAsia" w:hAnsiTheme="majorHAnsi"/>
+        <w:rFonts w:asciiTheme="majorHAnsi" w:cstheme="majorBidi" w:hAnsiTheme="majorHAnsi" w:eastAsia="黑体"/>
         <w:b/>
         <w:bCs/>
       </w:rPr>
@@ -6202,7 +6609,7 @@
         <w:spacing w:after="0" w:before="0" w:line="240" w:lineRule="auto"/>
       </w:pPr>
       <w:rPr>
-        <w:rFonts w:asciiTheme="majorHAnsi" w:cstheme="majorBidi" w:eastAsiaTheme="majorEastAsia" w:hAnsiTheme="majorHAnsi"/>
+        <w:rFonts w:asciiTheme="majorHAnsi" w:cstheme="majorBidi" w:hAnsiTheme="majorHAnsi" w:eastAsia="黑体"/>
         <w:b/>
         <w:bCs/>
       </w:rPr>
@@ -6220,14 +6627,14 @@
     </w:tblStylePr>
     <w:tblStylePr w:type="firstCol">
       <w:rPr>
-        <w:rFonts w:asciiTheme="majorHAnsi" w:cstheme="majorBidi" w:eastAsiaTheme="majorEastAsia" w:hAnsiTheme="majorHAnsi"/>
+        <w:rFonts w:asciiTheme="majorHAnsi" w:cstheme="majorBidi" w:hAnsiTheme="majorHAnsi" w:eastAsia="黑体"/>
         <w:b/>
         <w:bCs/>
       </w:rPr>
     </w:tblStylePr>
     <w:tblStylePr w:type="lastCol">
       <w:rPr>
-        <w:rFonts w:asciiTheme="majorHAnsi" w:cstheme="majorBidi" w:eastAsiaTheme="majorEastAsia" w:hAnsiTheme="majorHAnsi"/>
+        <w:rFonts w:asciiTheme="majorHAnsi" w:cstheme="majorBidi" w:hAnsiTheme="majorHAnsi" w:eastAsia="黑体"/>
         <w:b/>
         <w:bCs/>
       </w:rPr>
@@ -6311,7 +6718,7 @@
         <w:spacing w:after="0" w:before="0" w:line="240" w:lineRule="auto"/>
       </w:pPr>
       <w:rPr>
-        <w:rFonts w:asciiTheme="majorHAnsi" w:cstheme="majorBidi" w:eastAsiaTheme="majorEastAsia" w:hAnsiTheme="majorHAnsi"/>
+        <w:rFonts w:asciiTheme="majorHAnsi" w:cstheme="majorBidi" w:hAnsiTheme="majorHAnsi" w:eastAsia="黑体"/>
         <w:b/>
         <w:bCs/>
       </w:rPr>
@@ -6332,7 +6739,7 @@
         <w:spacing w:after="0" w:before="0" w:line="240" w:lineRule="auto"/>
       </w:pPr>
       <w:rPr>
-        <w:rFonts w:asciiTheme="majorHAnsi" w:cstheme="majorBidi" w:eastAsiaTheme="majorEastAsia" w:hAnsiTheme="majorHAnsi"/>
+        <w:rFonts w:asciiTheme="majorHAnsi" w:cstheme="majorBidi" w:hAnsiTheme="majorHAnsi" w:eastAsia="黑体"/>
         <w:b/>
         <w:bCs/>
       </w:rPr>
@@ -6350,14 +6757,14 @@
     </w:tblStylePr>
     <w:tblStylePr w:type="firstCol">
       <w:rPr>
-        <w:rFonts w:asciiTheme="majorHAnsi" w:cstheme="majorBidi" w:eastAsiaTheme="majorEastAsia" w:hAnsiTheme="majorHAnsi"/>
+        <w:rFonts w:asciiTheme="majorHAnsi" w:cstheme="majorBidi" w:hAnsiTheme="majorHAnsi" w:eastAsia="黑体"/>
         <w:b/>
         <w:bCs/>
       </w:rPr>
     </w:tblStylePr>
     <w:tblStylePr w:type="lastCol">
       <w:rPr>
-        <w:rFonts w:asciiTheme="majorHAnsi" w:cstheme="majorBidi" w:eastAsiaTheme="majorEastAsia" w:hAnsiTheme="majorHAnsi"/>
+        <w:rFonts w:asciiTheme="majorHAnsi" w:cstheme="majorBidi" w:hAnsiTheme="majorHAnsi" w:eastAsia="黑体"/>
         <w:b/>
         <w:bCs/>
       </w:rPr>
@@ -6441,7 +6848,7 @@
         <w:spacing w:after="0" w:before="0" w:line="240" w:lineRule="auto"/>
       </w:pPr>
       <w:rPr>
-        <w:rFonts w:asciiTheme="majorHAnsi" w:cstheme="majorBidi" w:eastAsiaTheme="majorEastAsia" w:hAnsiTheme="majorHAnsi"/>
+        <w:rFonts w:asciiTheme="majorHAnsi" w:cstheme="majorBidi" w:hAnsiTheme="majorHAnsi" w:eastAsia="黑体"/>
         <w:b/>
         <w:bCs/>
       </w:rPr>
@@ -6462,7 +6869,7 @@
         <w:spacing w:after="0" w:before="0" w:line="240" w:lineRule="auto"/>
       </w:pPr>
       <w:rPr>
-        <w:rFonts w:asciiTheme="majorHAnsi" w:cstheme="majorBidi" w:eastAsiaTheme="majorEastAsia" w:hAnsiTheme="majorHAnsi"/>
+        <w:rFonts w:asciiTheme="majorHAnsi" w:cstheme="majorBidi" w:hAnsiTheme="majorHAnsi" w:eastAsia="黑体"/>
         <w:b/>
         <w:bCs/>
       </w:rPr>
@@ -6480,14 +6887,14 @@
     </w:tblStylePr>
     <w:tblStylePr w:type="firstCol">
       <w:rPr>
-        <w:rFonts w:asciiTheme="majorHAnsi" w:cstheme="majorBidi" w:eastAsiaTheme="majorEastAsia" w:hAnsiTheme="majorHAnsi"/>
+        <w:rFonts w:asciiTheme="majorHAnsi" w:cstheme="majorBidi" w:hAnsiTheme="majorHAnsi" w:eastAsia="黑体"/>
         <w:b/>
         <w:bCs/>
       </w:rPr>
     </w:tblStylePr>
     <w:tblStylePr w:type="lastCol">
       <w:rPr>
-        <w:rFonts w:asciiTheme="majorHAnsi" w:cstheme="majorBidi" w:eastAsiaTheme="majorEastAsia" w:hAnsiTheme="majorHAnsi"/>
+        <w:rFonts w:asciiTheme="majorHAnsi" w:cstheme="majorBidi" w:hAnsiTheme="majorHAnsi" w:eastAsia="黑体"/>
         <w:b/>
         <w:bCs/>
       </w:rPr>
@@ -6571,7 +6978,7 @@
         <w:spacing w:after="0" w:before="0" w:line="240" w:lineRule="auto"/>
       </w:pPr>
       <w:rPr>
-        <w:rFonts w:asciiTheme="majorHAnsi" w:cstheme="majorBidi" w:eastAsiaTheme="majorEastAsia" w:hAnsiTheme="majorHAnsi"/>
+        <w:rFonts w:asciiTheme="majorHAnsi" w:cstheme="majorBidi" w:hAnsiTheme="majorHAnsi" w:eastAsia="黑体"/>
         <w:b/>
         <w:bCs/>
       </w:rPr>
@@ -6592,7 +6999,7 @@
         <w:spacing w:after="0" w:before="0" w:line="240" w:lineRule="auto"/>
       </w:pPr>
       <w:rPr>
-        <w:rFonts w:asciiTheme="majorHAnsi" w:cstheme="majorBidi" w:eastAsiaTheme="majorEastAsia" w:hAnsiTheme="majorHAnsi"/>
+        <w:rFonts w:asciiTheme="majorHAnsi" w:cstheme="majorBidi" w:hAnsiTheme="majorHAnsi" w:eastAsia="黑体"/>
         <w:b/>
         <w:bCs/>
       </w:rPr>
@@ -6610,14 +7017,14 @@
     </w:tblStylePr>
     <w:tblStylePr w:type="firstCol">
       <w:rPr>
-        <w:rFonts w:asciiTheme="majorHAnsi" w:cstheme="majorBidi" w:eastAsiaTheme="majorEastAsia" w:hAnsiTheme="majorHAnsi"/>
+        <w:rFonts w:asciiTheme="majorHAnsi" w:cstheme="majorBidi" w:hAnsiTheme="majorHAnsi" w:eastAsia="黑体"/>
         <w:b/>
         <w:bCs/>
       </w:rPr>
     </w:tblStylePr>
     <w:tblStylePr w:type="lastCol">
       <w:rPr>
-        <w:rFonts w:asciiTheme="majorHAnsi" w:cstheme="majorBidi" w:eastAsiaTheme="majorEastAsia" w:hAnsiTheme="majorHAnsi"/>
+        <w:rFonts w:asciiTheme="majorHAnsi" w:cstheme="majorBidi" w:hAnsiTheme="majorHAnsi" w:eastAsia="黑体"/>
         <w:b/>
         <w:bCs/>
       </w:rPr>
@@ -6701,7 +7108,7 @@
         <w:spacing w:after="0" w:before="0" w:line="240" w:lineRule="auto"/>
       </w:pPr>
       <w:rPr>
-        <w:rFonts w:asciiTheme="majorHAnsi" w:cstheme="majorBidi" w:eastAsiaTheme="majorEastAsia" w:hAnsiTheme="majorHAnsi"/>
+        <w:rFonts w:asciiTheme="majorHAnsi" w:cstheme="majorBidi" w:hAnsiTheme="majorHAnsi" w:eastAsia="黑体"/>
         <w:b/>
         <w:bCs/>
       </w:rPr>
@@ -6722,7 +7129,7 @@
         <w:spacing w:after="0" w:before="0" w:line="240" w:lineRule="auto"/>
       </w:pPr>
       <w:rPr>
-        <w:rFonts w:asciiTheme="majorHAnsi" w:cstheme="majorBidi" w:eastAsiaTheme="majorEastAsia" w:hAnsiTheme="majorHAnsi"/>
+        <w:rFonts w:asciiTheme="majorHAnsi" w:cstheme="majorBidi" w:hAnsiTheme="majorHAnsi" w:eastAsia="黑体"/>
         <w:b/>
         <w:bCs/>
       </w:rPr>
@@ -6740,14 +7147,14 @@
     </w:tblStylePr>
     <w:tblStylePr w:type="firstCol">
       <w:rPr>
-        <w:rFonts w:asciiTheme="majorHAnsi" w:cstheme="majorBidi" w:eastAsiaTheme="majorEastAsia" w:hAnsiTheme="majorHAnsi"/>
+        <w:rFonts w:asciiTheme="majorHAnsi" w:cstheme="majorBidi" w:hAnsiTheme="majorHAnsi" w:eastAsia="黑体"/>
         <w:b/>
         <w:bCs/>
       </w:rPr>
     </w:tblStylePr>
     <w:tblStylePr w:type="lastCol">
       <w:rPr>
-        <w:rFonts w:asciiTheme="majorHAnsi" w:cstheme="majorBidi" w:eastAsiaTheme="majorEastAsia" w:hAnsiTheme="majorHAnsi"/>
+        <w:rFonts w:asciiTheme="majorHAnsi" w:cstheme="majorBidi" w:hAnsiTheme="majorHAnsi" w:eastAsia="黑体"/>
         <w:b/>
         <w:bCs/>
       </w:rPr>
@@ -6831,7 +7238,7 @@
         <w:spacing w:after="0" w:before="0" w:line="240" w:lineRule="auto"/>
       </w:pPr>
       <w:rPr>
-        <w:rFonts w:asciiTheme="majorHAnsi" w:cstheme="majorBidi" w:eastAsiaTheme="majorEastAsia" w:hAnsiTheme="majorHAnsi"/>
+        <w:rFonts w:asciiTheme="majorHAnsi" w:cstheme="majorBidi" w:hAnsiTheme="majorHAnsi" w:eastAsia="黑体"/>
         <w:b/>
         <w:bCs/>
       </w:rPr>
@@ -6852,7 +7259,7 @@
         <w:spacing w:after="0" w:before="0" w:line="240" w:lineRule="auto"/>
       </w:pPr>
       <w:rPr>
-        <w:rFonts w:asciiTheme="majorHAnsi" w:cstheme="majorBidi" w:eastAsiaTheme="majorEastAsia" w:hAnsiTheme="majorHAnsi"/>
+        <w:rFonts w:asciiTheme="majorHAnsi" w:cstheme="majorBidi" w:hAnsiTheme="majorHAnsi" w:eastAsia="黑体"/>
         <w:b/>
         <w:bCs/>
       </w:rPr>
@@ -6870,14 +7277,14 @@
     </w:tblStylePr>
     <w:tblStylePr w:type="firstCol">
       <w:rPr>
-        <w:rFonts w:asciiTheme="majorHAnsi" w:cstheme="majorBidi" w:eastAsiaTheme="majorEastAsia" w:hAnsiTheme="majorHAnsi"/>
+        <w:rFonts w:asciiTheme="majorHAnsi" w:cstheme="majorBidi" w:hAnsiTheme="majorHAnsi" w:eastAsia="黑体"/>
         <w:b/>
         <w:bCs/>
       </w:rPr>
     </w:tblStylePr>
     <w:tblStylePr w:type="lastCol">
       <w:rPr>
-        <w:rFonts w:asciiTheme="majorHAnsi" w:cstheme="majorBidi" w:eastAsiaTheme="majorEastAsia" w:hAnsiTheme="majorHAnsi"/>
+        <w:rFonts w:asciiTheme="majorHAnsi" w:cstheme="majorBidi" w:hAnsiTheme="majorHAnsi" w:eastAsia="黑体"/>
         <w:b/>
         <w:bCs/>
       </w:rPr>
@@ -6960,6 +7367,7 @@
         <w:spacing w:after="0" w:before="0" w:line="240" w:lineRule="auto"/>
       </w:pPr>
       <w:rPr>
+        <w:rFonts w:eastAsia="黑体"/>
         <w:b/>
         <w:bCs/>
         <w:color w:themeColor="background1" w:val="FFFFFF"/>
@@ -6982,6 +7390,7 @@
         <w:spacing w:after="0" w:before="0" w:line="240" w:lineRule="auto"/>
       </w:pPr>
       <w:rPr>
+        <w:rFonts w:eastAsia="黑体"/>
         <w:b/>
         <w:bCs/>
       </w:rPr>
@@ -6999,12 +7408,14 @@
     </w:tblStylePr>
     <w:tblStylePr w:type="firstCol">
       <w:rPr>
+        <w:rFonts w:eastAsia="黑体"/>
         <w:b/>
         <w:bCs/>
       </w:rPr>
     </w:tblStylePr>
     <w:tblStylePr w:type="lastCol">
       <w:rPr>
+        <w:rFonts w:eastAsia="黑体"/>
         <w:b/>
         <w:bCs/>
       </w:rPr>
@@ -7066,6 +7477,7 @@
         <w:spacing w:after="0" w:before="0" w:line="240" w:lineRule="auto"/>
       </w:pPr>
       <w:rPr>
+        <w:rFonts w:eastAsia="黑体"/>
         <w:b/>
         <w:bCs/>
         <w:color w:themeColor="background1" w:val="FFFFFF"/>
@@ -7088,6 +7500,7 @@
         <w:spacing w:after="0" w:before="0" w:line="240" w:lineRule="auto"/>
       </w:pPr>
       <w:rPr>
+        <w:rFonts w:eastAsia="黑体"/>
         <w:b/>
         <w:bCs/>
       </w:rPr>
@@ -7105,12 +7518,14 @@
     </w:tblStylePr>
     <w:tblStylePr w:type="firstCol">
       <w:rPr>
+        <w:rFonts w:eastAsia="黑体"/>
         <w:b/>
         <w:bCs/>
       </w:rPr>
     </w:tblStylePr>
     <w:tblStylePr w:type="lastCol">
       <w:rPr>
+        <w:rFonts w:eastAsia="黑体"/>
         <w:b/>
         <w:bCs/>
       </w:rPr>
@@ -7172,6 +7587,7 @@
         <w:spacing w:after="0" w:before="0" w:line="240" w:lineRule="auto"/>
       </w:pPr>
       <w:rPr>
+        <w:rFonts w:eastAsia="黑体"/>
         <w:b/>
         <w:bCs/>
         <w:color w:themeColor="background1" w:val="FFFFFF"/>
@@ -7194,6 +7610,7 @@
         <w:spacing w:after="0" w:before="0" w:line="240" w:lineRule="auto"/>
       </w:pPr>
       <w:rPr>
+        <w:rFonts w:eastAsia="黑体"/>
         <w:b/>
         <w:bCs/>
       </w:rPr>
@@ -7211,12 +7628,14 @@
     </w:tblStylePr>
     <w:tblStylePr w:type="firstCol">
       <w:rPr>
+        <w:rFonts w:eastAsia="黑体"/>
         <w:b/>
         <w:bCs/>
       </w:rPr>
     </w:tblStylePr>
     <w:tblStylePr w:type="lastCol">
       <w:rPr>
+        <w:rFonts w:eastAsia="黑体"/>
         <w:b/>
         <w:bCs/>
       </w:rPr>
@@ -7278,6 +7697,7 @@
         <w:spacing w:after="0" w:before="0" w:line="240" w:lineRule="auto"/>
       </w:pPr>
       <w:rPr>
+        <w:rFonts w:eastAsia="黑体"/>
         <w:b/>
         <w:bCs/>
         <w:color w:themeColor="background1" w:val="FFFFFF"/>
@@ -7300,6 +7720,7 @@
         <w:spacing w:after="0" w:before="0" w:line="240" w:lineRule="auto"/>
       </w:pPr>
       <w:rPr>
+        <w:rFonts w:eastAsia="黑体"/>
         <w:b/>
         <w:bCs/>
       </w:rPr>
@@ -7317,12 +7738,14 @@
     </w:tblStylePr>
     <w:tblStylePr w:type="firstCol">
       <w:rPr>
+        <w:rFonts w:eastAsia="黑体"/>
         <w:b/>
         <w:bCs/>
       </w:rPr>
     </w:tblStylePr>
     <w:tblStylePr w:type="lastCol">
       <w:rPr>
+        <w:rFonts w:eastAsia="黑体"/>
         <w:b/>
         <w:bCs/>
       </w:rPr>
@@ -7384,6 +7807,7 @@
         <w:spacing w:after="0" w:before="0" w:line="240" w:lineRule="auto"/>
       </w:pPr>
       <w:rPr>
+        <w:rFonts w:eastAsia="黑体"/>
         <w:b/>
         <w:bCs/>
         <w:color w:themeColor="background1" w:val="FFFFFF"/>
@@ -7406,6 +7830,7 @@
         <w:spacing w:after="0" w:before="0" w:line="240" w:lineRule="auto"/>
       </w:pPr>
       <w:rPr>
+        <w:rFonts w:eastAsia="黑体"/>
         <w:b/>
         <w:bCs/>
       </w:rPr>
@@ -7423,12 +7848,14 @@
     </w:tblStylePr>
     <w:tblStylePr w:type="firstCol">
       <w:rPr>
+        <w:rFonts w:eastAsia="黑体"/>
         <w:b/>
         <w:bCs/>
       </w:rPr>
     </w:tblStylePr>
     <w:tblStylePr w:type="lastCol">
       <w:rPr>
+        <w:rFonts w:eastAsia="黑体"/>
         <w:b/>
         <w:bCs/>
       </w:rPr>
@@ -7490,6 +7917,7 @@
         <w:spacing w:after="0" w:before="0" w:line="240" w:lineRule="auto"/>
       </w:pPr>
       <w:rPr>
+        <w:rFonts w:eastAsia="黑体"/>
         <w:b/>
         <w:bCs/>
         <w:color w:themeColor="background1" w:val="FFFFFF"/>
@@ -7512,6 +7940,7 @@
         <w:spacing w:after="0" w:before="0" w:line="240" w:lineRule="auto"/>
       </w:pPr>
       <w:rPr>
+        <w:rFonts w:eastAsia="黑体"/>
         <w:b/>
         <w:bCs/>
       </w:rPr>
@@ -7529,12 +7958,14 @@
     </w:tblStylePr>
     <w:tblStylePr w:type="firstCol">
       <w:rPr>
+        <w:rFonts w:eastAsia="黑体"/>
         <w:b/>
         <w:bCs/>
       </w:rPr>
     </w:tblStylePr>
     <w:tblStylePr w:type="lastCol">
       <w:rPr>
+        <w:rFonts w:eastAsia="黑体"/>
         <w:b/>
         <w:bCs/>
       </w:rPr>
@@ -7596,6 +8027,7 @@
         <w:spacing w:after="0" w:before="0" w:line="240" w:lineRule="auto"/>
       </w:pPr>
       <w:rPr>
+        <w:rFonts w:eastAsia="黑体"/>
         <w:b/>
         <w:bCs/>
         <w:color w:themeColor="background1" w:val="FFFFFF"/>
@@ -7618,6 +8050,7 @@
         <w:spacing w:after="0" w:before="0" w:line="240" w:lineRule="auto"/>
       </w:pPr>
       <w:rPr>
+        <w:rFonts w:eastAsia="黑体"/>
         <w:b/>
         <w:bCs/>
       </w:rPr>
@@ -7635,12 +8068,14 @@
     </w:tblStylePr>
     <w:tblStylePr w:type="firstCol">
       <w:rPr>
+        <w:rFonts w:eastAsia="黑体"/>
         <w:b/>
         <w:bCs/>
       </w:rPr>
     </w:tblStylePr>
     <w:tblStylePr w:type="lastCol">
       <w:rPr>
+        <w:rFonts w:eastAsia="黑体"/>
         <w:b/>
         <w:bCs/>
       </w:rPr>
@@ -7699,6 +8134,7 @@
         <w:spacing w:after="0" w:before="0" w:line="240" w:lineRule="auto"/>
       </w:pPr>
       <w:rPr>
+        <w:rFonts w:eastAsia="黑体"/>
         <w:b/>
         <w:bCs/>
         <w:color w:themeColor="background1" w:val="FFFFFF"/>
@@ -7721,6 +8157,7 @@
         <w:spacing w:after="0" w:before="0" w:line="240" w:lineRule="auto"/>
       </w:pPr>
       <w:rPr>
+        <w:rFonts w:eastAsia="黑体"/>
         <w:color w:val="auto"/>
       </w:rPr>
       <w:tblPr/>
@@ -7738,6 +8175,7 @@
     </w:tblStylePr>
     <w:tblStylePr w:type="firstCol">
       <w:rPr>
+        <w:rFonts w:eastAsia="黑体"/>
         <w:b/>
         <w:bCs/>
         <w:color w:themeColor="background1" w:val="FFFFFF"/>
@@ -7757,6 +8195,7 @@
     </w:tblStylePr>
     <w:tblStylePr w:type="lastCol">
       <w:rPr>
+        <w:rFonts w:eastAsia="黑体"/>
         <w:b/>
         <w:bCs/>
         <w:color w:themeColor="background1" w:val="FFFFFF"/>
@@ -7805,6 +8244,7 @@
     </w:tblStylePr>
     <w:tblStylePr w:type="nwCell">
       <w:rPr>
+        <w:rFonts w:eastAsia="黑体"/>
         <w:color w:themeColor="background1" w:val="FFFFFF"/>
       </w:rPr>
       <w:tblPr/>
@@ -7848,6 +8288,7 @@
         <w:spacing w:after="0" w:before="0" w:line="240" w:lineRule="auto"/>
       </w:pPr>
       <w:rPr>
+        <w:rFonts w:eastAsia="黑体"/>
         <w:b/>
         <w:bCs/>
         <w:color w:themeColor="background1" w:val="FFFFFF"/>
@@ -7870,6 +8311,7 @@
         <w:spacing w:after="0" w:before="0" w:line="240" w:lineRule="auto"/>
       </w:pPr>
       <w:rPr>
+        <w:rFonts w:eastAsia="黑体"/>
         <w:color w:val="auto"/>
       </w:rPr>
       <w:tblPr/>
@@ -7887,6 +8329,7 @@
     </w:tblStylePr>
     <w:tblStylePr w:type="firstCol">
       <w:rPr>
+        <w:rFonts w:eastAsia="黑体"/>
         <w:b/>
         <w:bCs/>
         <w:color w:themeColor="background1" w:val="FFFFFF"/>
@@ -7906,6 +8349,7 @@
     </w:tblStylePr>
     <w:tblStylePr w:type="lastCol">
       <w:rPr>
+        <w:rFonts w:eastAsia="黑体"/>
         <w:b/>
         <w:bCs/>
         <w:color w:themeColor="background1" w:val="FFFFFF"/>
@@ -7954,6 +8398,7 @@
     </w:tblStylePr>
     <w:tblStylePr w:type="nwCell">
       <w:rPr>
+        <w:rFonts w:eastAsia="黑体"/>
         <w:color w:themeColor="background1" w:val="FFFFFF"/>
       </w:rPr>
       <w:tblPr/>
@@ -7997,6 +8442,7 @@
         <w:spacing w:after="0" w:before="0" w:line="240" w:lineRule="auto"/>
       </w:pPr>
       <w:rPr>
+        <w:rFonts w:eastAsia="黑体"/>
         <w:b/>
         <w:bCs/>
         <w:color w:themeColor="background1" w:val="FFFFFF"/>
@@ -8019,6 +8465,7 @@
         <w:spacing w:after="0" w:before="0" w:line="240" w:lineRule="auto"/>
       </w:pPr>
       <w:rPr>
+        <w:rFonts w:eastAsia="黑体"/>
         <w:color w:val="auto"/>
       </w:rPr>
       <w:tblPr/>
@@ -8036,6 +8483,7 @@
     </w:tblStylePr>
     <w:tblStylePr w:type="firstCol">
       <w:rPr>
+        <w:rFonts w:eastAsia="黑体"/>
         <w:b/>
         <w:bCs/>
         <w:color w:themeColor="background1" w:val="FFFFFF"/>
@@ -8055,6 +8503,7 @@
     </w:tblStylePr>
     <w:tblStylePr w:type="lastCol">
       <w:rPr>
+        <w:rFonts w:eastAsia="黑体"/>
         <w:b/>
         <w:bCs/>
         <w:color w:themeColor="background1" w:val="FFFFFF"/>
@@ -8103,6 +8552,7 @@
     </w:tblStylePr>
     <w:tblStylePr w:type="nwCell">
       <w:rPr>
+        <w:rFonts w:eastAsia="黑体"/>
         <w:color w:themeColor="background1" w:val="FFFFFF"/>
       </w:rPr>
       <w:tblPr/>
@@ -8146,6 +8596,7 @@
         <w:spacing w:after="0" w:before="0" w:line="240" w:lineRule="auto"/>
       </w:pPr>
       <w:rPr>
+        <w:rFonts w:eastAsia="黑体"/>
         <w:b/>
         <w:bCs/>
         <w:color w:themeColor="background1" w:val="FFFFFF"/>
@@ -8168,6 +8619,7 @@
         <w:spacing w:after="0" w:before="0" w:line="240" w:lineRule="auto"/>
       </w:pPr>
       <w:rPr>
+        <w:rFonts w:eastAsia="黑体"/>
         <w:color w:val="auto"/>
       </w:rPr>
       <w:tblPr/>
@@ -8185,6 +8637,7 @@
     </w:tblStylePr>
     <w:tblStylePr w:type="firstCol">
       <w:rPr>
+        <w:rFonts w:eastAsia="黑体"/>
         <w:b/>
         <w:bCs/>
         <w:color w:themeColor="background1" w:val="FFFFFF"/>
@@ -8204,6 +8657,7 @@
     </w:tblStylePr>
     <w:tblStylePr w:type="lastCol">
       <w:rPr>
+        <w:rFonts w:eastAsia="黑体"/>
         <w:b/>
         <w:bCs/>
         <w:color w:themeColor="background1" w:val="FFFFFF"/>
@@ -8252,6 +8706,7 @@
     </w:tblStylePr>
     <w:tblStylePr w:type="nwCell">
       <w:rPr>
+        <w:rFonts w:eastAsia="黑体"/>
         <w:color w:themeColor="background1" w:val="FFFFFF"/>
       </w:rPr>
       <w:tblPr/>
@@ -8295,6 +8750,7 @@
         <w:spacing w:after="0" w:before="0" w:line="240" w:lineRule="auto"/>
       </w:pPr>
       <w:rPr>
+        <w:rFonts w:eastAsia="黑体"/>
         <w:b/>
         <w:bCs/>
         <w:color w:themeColor="background1" w:val="FFFFFF"/>
@@ -8317,6 +8773,7 @@
         <w:spacing w:after="0" w:before="0" w:line="240" w:lineRule="auto"/>
       </w:pPr>
       <w:rPr>
+        <w:rFonts w:eastAsia="黑体"/>
         <w:color w:val="auto"/>
       </w:rPr>
       <w:tblPr/>
@@ -8334,6 +8791,7 @@
     </w:tblStylePr>
     <w:tblStylePr w:type="firstCol">
       <w:rPr>
+        <w:rFonts w:eastAsia="黑体"/>
         <w:b/>
         <w:bCs/>
         <w:color w:themeColor="background1" w:val="FFFFFF"/>
@@ -8353,6 +8811,7 @@
     </w:tblStylePr>
     <w:tblStylePr w:type="lastCol">
       <w:rPr>
+        <w:rFonts w:eastAsia="黑体"/>
         <w:b/>
         <w:bCs/>
         <w:color w:themeColor="background1" w:val="FFFFFF"/>
@@ -8401,6 +8860,7 @@
     </w:tblStylePr>
     <w:tblStylePr w:type="nwCell">
       <w:rPr>
+        <w:rFonts w:eastAsia="黑体"/>
         <w:color w:themeColor="background1" w:val="FFFFFF"/>
       </w:rPr>
       <w:tblPr/>
@@ -8444,6 +8904,7 @@
         <w:spacing w:after="0" w:before="0" w:line="240" w:lineRule="auto"/>
       </w:pPr>
       <w:rPr>
+        <w:rFonts w:eastAsia="黑体"/>
         <w:b/>
         <w:bCs/>
         <w:color w:themeColor="background1" w:val="FFFFFF"/>
@@ -8466,6 +8927,7 @@
         <w:spacing w:after="0" w:before="0" w:line="240" w:lineRule="auto"/>
       </w:pPr>
       <w:rPr>
+        <w:rFonts w:eastAsia="黑体"/>
         <w:color w:val="auto"/>
       </w:rPr>
       <w:tblPr/>
@@ -8483,6 +8945,7 @@
     </w:tblStylePr>
     <w:tblStylePr w:type="firstCol">
       <w:rPr>
+        <w:rFonts w:eastAsia="黑体"/>
         <w:b/>
         <w:bCs/>
         <w:color w:themeColor="background1" w:val="FFFFFF"/>
@@ -8502,6 +8965,7 @@
     </w:tblStylePr>
     <w:tblStylePr w:type="lastCol">
       <w:rPr>
+        <w:rFonts w:eastAsia="黑体"/>
         <w:b/>
         <w:bCs/>
         <w:color w:themeColor="background1" w:val="FFFFFF"/>
@@ -8550,6 +9014,7 @@
     </w:tblStylePr>
     <w:tblStylePr w:type="nwCell">
       <w:rPr>
+        <w:rFonts w:eastAsia="黑体"/>
         <w:color w:themeColor="background1" w:val="FFFFFF"/>
       </w:rPr>
       <w:tblPr/>
@@ -8593,6 +9058,7 @@
         <w:spacing w:after="0" w:before="0" w:line="240" w:lineRule="auto"/>
       </w:pPr>
       <w:rPr>
+        <w:rFonts w:eastAsia="黑体"/>
         <w:b/>
         <w:bCs/>
         <w:color w:themeColor="background1" w:val="FFFFFF"/>
@@ -8615,6 +9081,7 @@
         <w:spacing w:after="0" w:before="0" w:line="240" w:lineRule="auto"/>
       </w:pPr>
       <w:rPr>
+        <w:rFonts w:eastAsia="黑体"/>
         <w:color w:val="auto"/>
       </w:rPr>
       <w:tblPr/>
@@ -8632,6 +9099,7 @@
     </w:tblStylePr>
     <w:tblStylePr w:type="firstCol">
       <w:rPr>
+        <w:rFonts w:eastAsia="黑体"/>
         <w:b/>
         <w:bCs/>
         <w:color w:themeColor="background1" w:val="FFFFFF"/>
@@ -8651,6 +9119,7 @@
     </w:tblStylePr>
     <w:tblStylePr w:type="lastCol">
       <w:rPr>
+        <w:rFonts w:eastAsia="黑体"/>
         <w:b/>
         <w:bCs/>
         <w:color w:themeColor="background1" w:val="FFFFFF"/>
@@ -8699,6 +9168,7 @@
     </w:tblStylePr>
     <w:tblStylePr w:type="nwCell">
       <w:rPr>
+        <w:rFonts w:eastAsia="黑体"/>
         <w:color w:themeColor="background1" w:val="FFFFFF"/>
       </w:rPr>
       <w:tblPr/>
@@ -8723,6 +9193,7 @@
       <w:spacing w:after="0" w:line="240" w:lineRule="auto"/>
     </w:pPr>
     <w:rPr>
+      <w:rFonts w:eastAsia="黑体"/>
       <w:color w:themeColor="text1" w:val="000000"/>
     </w:rPr>
     <w:tblPr>
@@ -8742,7 +9213,7 @@
     </w:tblPr>
     <w:tblStylePr w:type="firstRow">
       <w:rPr>
-        <w:rFonts w:asciiTheme="majorHAnsi" w:cstheme="majorBidi" w:eastAsiaTheme="majorEastAsia" w:hAnsiTheme="majorHAnsi"/>
+        <w:rFonts w:asciiTheme="majorHAnsi" w:cstheme="majorBidi" w:hAnsiTheme="majorHAnsi" w:eastAsia="黑体"/>
       </w:rPr>
       <w:tblPr/>
       <w:tcPr>
@@ -8754,6 +9225,7 @@
     </w:tblStylePr>
     <w:tblStylePr w:type="lastRow">
       <w:rPr>
+        <w:rFonts w:eastAsia="黑体"/>
         <w:b/>
         <w:bCs/>
         <w:color w:themeColor="text2" w:val="1F497D"/>
@@ -8768,12 +9240,14 @@
     </w:tblStylePr>
     <w:tblStylePr w:type="firstCol">
       <w:rPr>
+        <w:rFonts w:eastAsia="黑体"/>
         <w:b/>
         <w:bCs/>
       </w:rPr>
     </w:tblStylePr>
     <w:tblStylePr w:type="lastCol">
       <w:rPr>
+        <w:rFonts w:eastAsia="黑体"/>
         <w:b/>
         <w:bCs/>
       </w:rPr>
@@ -8807,6 +9281,7 @@
       <w:spacing w:after="0" w:line="240" w:lineRule="auto"/>
     </w:pPr>
     <w:rPr>
+      <w:rFonts w:eastAsia="黑体"/>
       <w:color w:themeColor="text1" w:val="000000"/>
     </w:rPr>
     <w:tblPr>
@@ -8826,7 +9301,7 @@
     </w:tblPr>
     <w:tblStylePr w:type="firstRow">
       <w:rPr>
-        <w:rFonts w:asciiTheme="majorHAnsi" w:cstheme="majorBidi" w:eastAsiaTheme="majorEastAsia" w:hAnsiTheme="majorHAnsi"/>
+        <w:rFonts w:asciiTheme="majorHAnsi" w:cstheme="majorBidi" w:hAnsiTheme="majorHAnsi" w:eastAsia="黑体"/>
       </w:rPr>
       <w:tblPr/>
       <w:tcPr>
@@ -8838,6 +9313,7 @@
     </w:tblStylePr>
     <w:tblStylePr w:type="lastRow">
       <w:rPr>
+        <w:rFonts w:eastAsia="黑体"/>
         <w:b/>
         <w:bCs/>
         <w:color w:themeColor="text2" w:val="1F497D"/>
@@ -8852,12 +9328,14 @@
     </w:tblStylePr>
     <w:tblStylePr w:type="firstCol">
       <w:rPr>
+        <w:rFonts w:eastAsia="黑体"/>
         <w:b/>
         <w:bCs/>
       </w:rPr>
     </w:tblStylePr>
     <w:tblStylePr w:type="lastCol">
       <w:rPr>
+        <w:rFonts w:eastAsia="黑体"/>
         <w:b/>
         <w:bCs/>
       </w:rPr>
@@ -8891,6 +9369,7 @@
       <w:spacing w:after="0" w:line="240" w:lineRule="auto"/>
     </w:pPr>
     <w:rPr>
+      <w:rFonts w:eastAsia="黑体"/>
       <w:color w:themeColor="text1" w:val="000000"/>
     </w:rPr>
     <w:tblPr>
@@ -8910,7 +9389,7 @@
     </w:tblPr>
     <w:tblStylePr w:type="firstRow">
       <w:rPr>
-        <w:rFonts w:asciiTheme="majorHAnsi" w:cstheme="majorBidi" w:eastAsiaTheme="majorEastAsia" w:hAnsiTheme="majorHAnsi"/>
+        <w:rFonts w:asciiTheme="majorHAnsi" w:cstheme="majorBidi" w:hAnsiTheme="majorHAnsi" w:eastAsia="黑体"/>
       </w:rPr>
       <w:tblPr/>
       <w:tcPr>
@@ -8922,6 +9401,7 @@
     </w:tblStylePr>
     <w:tblStylePr w:type="lastRow">
       <w:rPr>
+        <w:rFonts w:eastAsia="黑体"/>
         <w:b/>
         <w:bCs/>
         <w:color w:themeColor="text2" w:val="1F497D"/>
@@ -8936,12 +9416,14 @@
     </w:tblStylePr>
     <w:tblStylePr w:type="firstCol">
       <w:rPr>
+        <w:rFonts w:eastAsia="黑体"/>
         <w:b/>
         <w:bCs/>
       </w:rPr>
     </w:tblStylePr>
     <w:tblStylePr w:type="lastCol">
       <w:rPr>
+        <w:rFonts w:eastAsia="黑体"/>
         <w:b/>
         <w:bCs/>
       </w:rPr>
@@ -8975,6 +9457,7 @@
       <w:spacing w:after="0" w:line="240" w:lineRule="auto"/>
     </w:pPr>
     <w:rPr>
+      <w:rFonts w:eastAsia="黑体"/>
       <w:color w:themeColor="text1" w:val="000000"/>
     </w:rPr>
     <w:tblPr>
@@ -8994,7 +9477,7 @@
     </w:tblPr>
     <w:tblStylePr w:type="firstRow">
       <w:rPr>
-        <w:rFonts w:asciiTheme="majorHAnsi" w:cstheme="majorBidi" w:eastAsiaTheme="majorEastAsia" w:hAnsiTheme="majorHAnsi"/>
+        <w:rFonts w:asciiTheme="majorHAnsi" w:cstheme="majorBidi" w:hAnsiTheme="majorHAnsi" w:eastAsia="黑体"/>
       </w:rPr>
       <w:tblPr/>
       <w:tcPr>
@@ -9006,6 +9489,7 @@
     </w:tblStylePr>
     <w:tblStylePr w:type="lastRow">
       <w:rPr>
+        <w:rFonts w:eastAsia="黑体"/>
         <w:b/>
         <w:bCs/>
         <w:color w:themeColor="text2" w:val="1F497D"/>
@@ -9020,12 +9504,14 @@
     </w:tblStylePr>
     <w:tblStylePr w:type="firstCol">
       <w:rPr>
+        <w:rFonts w:eastAsia="黑体"/>
         <w:b/>
         <w:bCs/>
       </w:rPr>
     </w:tblStylePr>
     <w:tblStylePr w:type="lastCol">
       <w:rPr>
+        <w:rFonts w:eastAsia="黑体"/>
         <w:b/>
         <w:bCs/>
       </w:rPr>
@@ -9059,6 +9545,7 @@
       <w:spacing w:after="0" w:line="240" w:lineRule="auto"/>
     </w:pPr>
     <w:rPr>
+      <w:rFonts w:eastAsia="黑体"/>
       <w:color w:themeColor="text1" w:val="000000"/>
     </w:rPr>
     <w:tblPr>
@@ -9078,7 +9565,7 @@
     </w:tblPr>
     <w:tblStylePr w:type="firstRow">
       <w:rPr>
-        <w:rFonts w:asciiTheme="majorHAnsi" w:cstheme="majorBidi" w:eastAsiaTheme="majorEastAsia" w:hAnsiTheme="majorHAnsi"/>
+        <w:rFonts w:asciiTheme="majorHAnsi" w:cstheme="majorBidi" w:hAnsiTheme="majorHAnsi" w:eastAsia="黑体"/>
       </w:rPr>
       <w:tblPr/>
       <w:tcPr>
@@ -9090,6 +9577,7 @@
     </w:tblStylePr>
     <w:tblStylePr w:type="lastRow">
       <w:rPr>
+        <w:rFonts w:eastAsia="黑体"/>
         <w:b/>
         <w:bCs/>
         <w:color w:themeColor="text2" w:val="1F497D"/>
@@ -9104,12 +9592,14 @@
     </w:tblStylePr>
     <w:tblStylePr w:type="firstCol">
       <w:rPr>
+        <w:rFonts w:eastAsia="黑体"/>
         <w:b/>
         <w:bCs/>
       </w:rPr>
     </w:tblStylePr>
     <w:tblStylePr w:type="lastCol">
       <w:rPr>
+        <w:rFonts w:eastAsia="黑体"/>
         <w:b/>
         <w:bCs/>
       </w:rPr>
@@ -9143,6 +9633,7 @@
       <w:spacing w:after="0" w:line="240" w:lineRule="auto"/>
     </w:pPr>
     <w:rPr>
+      <w:rFonts w:eastAsia="黑体"/>
       <w:color w:themeColor="text1" w:val="000000"/>
     </w:rPr>
     <w:tblPr>
@@ -9162,7 +9653,7 @@
     </w:tblPr>
     <w:tblStylePr w:type="firstRow">
       <w:rPr>
-        <w:rFonts w:asciiTheme="majorHAnsi" w:cstheme="majorBidi" w:eastAsiaTheme="majorEastAsia" w:hAnsiTheme="majorHAnsi"/>
+        <w:rFonts w:asciiTheme="majorHAnsi" w:cstheme="majorBidi" w:hAnsiTheme="majorHAnsi" w:eastAsia="黑体"/>
       </w:rPr>
       <w:tblPr/>
       <w:tcPr>
@@ -9174,6 +9665,7 @@
     </w:tblStylePr>
     <w:tblStylePr w:type="lastRow">
       <w:rPr>
+        <w:rFonts w:eastAsia="黑体"/>
         <w:b/>
         <w:bCs/>
         <w:color w:themeColor="text2" w:val="1F497D"/>
@@ -9188,12 +9680,14 @@
     </w:tblStylePr>
     <w:tblStylePr w:type="firstCol">
       <w:rPr>
+        <w:rFonts w:eastAsia="黑体"/>
         <w:b/>
         <w:bCs/>
       </w:rPr>
     </w:tblStylePr>
     <w:tblStylePr w:type="lastCol">
       <w:rPr>
+        <w:rFonts w:eastAsia="黑体"/>
         <w:b/>
         <w:bCs/>
       </w:rPr>
@@ -9227,6 +9721,7 @@
       <w:spacing w:after="0" w:line="240" w:lineRule="auto"/>
     </w:pPr>
     <w:rPr>
+      <w:rFonts w:eastAsia="黑体"/>
       <w:color w:themeColor="text1" w:val="000000"/>
     </w:rPr>
     <w:tblPr>
@@ -9246,7 +9741,7 @@
     </w:tblPr>
     <w:tblStylePr w:type="firstRow">
       <w:rPr>
-        <w:rFonts w:asciiTheme="majorHAnsi" w:cstheme="majorBidi" w:eastAsiaTheme="majorEastAsia" w:hAnsiTheme="majorHAnsi"/>
+        <w:rFonts w:asciiTheme="majorHAnsi" w:cstheme="majorBidi" w:hAnsiTheme="majorHAnsi" w:eastAsia="黑体"/>
       </w:rPr>
       <w:tblPr/>
       <w:tcPr>
@@ -9258,6 +9753,7 @@
     </w:tblStylePr>
     <w:tblStylePr w:type="lastRow">
       <w:rPr>
+        <w:rFonts w:eastAsia="黑体"/>
         <w:b/>
         <w:bCs/>
         <w:color w:themeColor="text2" w:val="1F497D"/>
@@ -9272,12 +9768,14 @@
     </w:tblStylePr>
     <w:tblStylePr w:type="firstCol">
       <w:rPr>
+        <w:rFonts w:eastAsia="黑体"/>
         <w:b/>
         <w:bCs/>
       </w:rPr>
     </w:tblStylePr>
     <w:tblStylePr w:type="lastCol">
       <w:rPr>
+        <w:rFonts w:eastAsia="黑体"/>
         <w:b/>
         <w:bCs/>
       </w:rPr>
@@ -9311,7 +9809,7 @@
       <w:spacing w:after="0" w:line="240" w:lineRule="auto"/>
     </w:pPr>
     <w:rPr>
-      <w:rFonts w:asciiTheme="majorHAnsi" w:cstheme="majorBidi" w:eastAsiaTheme="majorEastAsia" w:hAnsiTheme="majorHAnsi"/>
+      <w:rFonts w:asciiTheme="majorHAnsi" w:cstheme="majorBidi" w:hAnsiTheme="majorHAnsi" w:eastAsia="黑体"/>
       <w:color w:themeColor="text1" w:val="000000"/>
     </w:rPr>
     <w:tblPr>
@@ -9333,6 +9831,7 @@
     </w:tblPr>
     <w:tblStylePr w:type="firstRow">
       <w:rPr>
+        <w:rFonts w:eastAsia="黑体"/>
         <w:sz w:val="24"/>
         <w:szCs w:val="24"/>
       </w:rPr>
@@ -9439,7 +9938,7 @@
       <w:spacing w:after="0" w:line="240" w:lineRule="auto"/>
     </w:pPr>
     <w:rPr>
-      <w:rFonts w:asciiTheme="majorHAnsi" w:cstheme="majorBidi" w:eastAsiaTheme="majorEastAsia" w:hAnsiTheme="majorHAnsi"/>
+      <w:rFonts w:asciiTheme="majorHAnsi" w:cstheme="majorBidi" w:hAnsiTheme="majorHAnsi" w:eastAsia="黑体"/>
       <w:color w:themeColor="text1" w:val="000000"/>
     </w:rPr>
     <w:tblPr>
@@ -9461,6 +9960,7 @@
     </w:tblPr>
     <w:tblStylePr w:type="firstRow">
       <w:rPr>
+        <w:rFonts w:eastAsia="黑体"/>
         <w:sz w:val="24"/>
         <w:szCs w:val="24"/>
       </w:rPr>
@@ -9567,7 +10067,7 @@
       <w:spacing w:after="0" w:line="240" w:lineRule="auto"/>
     </w:pPr>
     <w:rPr>
-      <w:rFonts w:asciiTheme="majorHAnsi" w:cstheme="majorBidi" w:eastAsiaTheme="majorEastAsia" w:hAnsiTheme="majorHAnsi"/>
+      <w:rFonts w:asciiTheme="majorHAnsi" w:cstheme="majorBidi" w:hAnsiTheme="majorHAnsi" w:eastAsia="黑体"/>
       <w:color w:themeColor="text1" w:val="000000"/>
     </w:rPr>
     <w:tblPr>
@@ -9589,6 +10089,7 @@
     </w:tblPr>
     <w:tblStylePr w:type="firstRow">
       <w:rPr>
+        <w:rFonts w:eastAsia="黑体"/>
         <w:sz w:val="24"/>
         <w:szCs w:val="24"/>
       </w:rPr>
@@ -9695,7 +10196,7 @@
       <w:spacing w:after="0" w:line="240" w:lineRule="auto"/>
     </w:pPr>
     <w:rPr>
-      <w:rFonts w:asciiTheme="majorHAnsi" w:cstheme="majorBidi" w:eastAsiaTheme="majorEastAsia" w:hAnsiTheme="majorHAnsi"/>
+      <w:rFonts w:asciiTheme="majorHAnsi" w:cstheme="majorBidi" w:hAnsiTheme="majorHAnsi" w:eastAsia="黑体"/>
       <w:color w:themeColor="text1" w:val="000000"/>
     </w:rPr>
     <w:tblPr>
@@ -9717,6 +10218,7 @@
     </w:tblPr>
     <w:tblStylePr w:type="firstRow">
       <w:rPr>
+        <w:rFonts w:eastAsia="黑体"/>
         <w:sz w:val="24"/>
         <w:szCs w:val="24"/>
       </w:rPr>
@@ -9823,7 +10325,7 @@
       <w:spacing w:after="0" w:line="240" w:lineRule="auto"/>
     </w:pPr>
     <w:rPr>
-      <w:rFonts w:asciiTheme="majorHAnsi" w:cstheme="majorBidi" w:eastAsiaTheme="majorEastAsia" w:hAnsiTheme="majorHAnsi"/>
+      <w:rFonts w:asciiTheme="majorHAnsi" w:cstheme="majorBidi" w:hAnsiTheme="majorHAnsi" w:eastAsia="黑体"/>
       <w:color w:themeColor="text1" w:val="000000"/>
     </w:rPr>
     <w:tblPr>
@@ -9845,6 +10347,7 @@
     </w:tblPr>
     <w:tblStylePr w:type="firstRow">
       <w:rPr>
+        <w:rFonts w:eastAsia="黑体"/>
         <w:sz w:val="24"/>
         <w:szCs w:val="24"/>
       </w:rPr>
@@ -9951,7 +10454,7 @@
       <w:spacing w:after="0" w:line="240" w:lineRule="auto"/>
     </w:pPr>
     <w:rPr>
-      <w:rFonts w:asciiTheme="majorHAnsi" w:cstheme="majorBidi" w:eastAsiaTheme="majorEastAsia" w:hAnsiTheme="majorHAnsi"/>
+      <w:rFonts w:asciiTheme="majorHAnsi" w:cstheme="majorBidi" w:hAnsiTheme="majorHAnsi" w:eastAsia="黑体"/>
       <w:color w:themeColor="text1" w:val="000000"/>
     </w:rPr>
     <w:tblPr>
@@ -9973,6 +10476,7 @@
     </w:tblPr>
     <w:tblStylePr w:type="firstRow">
       <w:rPr>
+        <w:rFonts w:eastAsia="黑体"/>
         <w:sz w:val="24"/>
         <w:szCs w:val="24"/>
       </w:rPr>
@@ -10079,7 +10583,7 @@
       <w:spacing w:after="0" w:line="240" w:lineRule="auto"/>
     </w:pPr>
     <w:rPr>
-      <w:rFonts w:asciiTheme="majorHAnsi" w:cstheme="majorBidi" w:eastAsiaTheme="majorEastAsia" w:hAnsiTheme="majorHAnsi"/>
+      <w:rFonts w:asciiTheme="majorHAnsi" w:cstheme="majorBidi" w:hAnsiTheme="majorHAnsi" w:eastAsia="黑体"/>
       <w:color w:themeColor="text1" w:val="000000"/>
     </w:rPr>
     <w:tblPr>
@@ -10101,6 +10605,7 @@
     </w:tblPr>
     <w:tblStylePr w:type="firstRow">
       <w:rPr>
+        <w:rFonts w:eastAsia="黑体"/>
         <w:sz w:val="24"/>
         <w:szCs w:val="24"/>
       </w:rPr>
@@ -10230,12 +10735,14 @@
     </w:tcPr>
     <w:tblStylePr w:type="firstRow">
       <w:rPr>
+        <w:rFonts w:eastAsia="黑体"/>
         <w:b/>
         <w:bCs/>
       </w:rPr>
     </w:tblStylePr>
     <w:tblStylePr w:type="lastRow">
       <w:rPr>
+        <w:rFonts w:eastAsia="黑体"/>
         <w:b/>
         <w:bCs/>
       </w:rPr>
@@ -10248,12 +10755,14 @@
     </w:tblStylePr>
     <w:tblStylePr w:type="firstCol">
       <w:rPr>
+        <w:rFonts w:eastAsia="黑体"/>
         <w:b/>
         <w:bCs/>
       </w:rPr>
     </w:tblStylePr>
     <w:tblStylePr w:type="lastCol">
       <w:rPr>
+        <w:rFonts w:eastAsia="黑体"/>
         <w:b/>
         <w:bCs/>
       </w:rPr>
@@ -10303,12 +10812,14 @@
     </w:tcPr>
     <w:tblStylePr w:type="firstRow">
       <w:rPr>
+        <w:rFonts w:eastAsia="黑体"/>
         <w:b/>
         <w:bCs/>
       </w:rPr>
     </w:tblStylePr>
     <w:tblStylePr w:type="lastRow">
       <w:rPr>
+        <w:rFonts w:eastAsia="黑体"/>
         <w:b/>
         <w:bCs/>
       </w:rPr>
@@ -10321,12 +10832,14 @@
     </w:tblStylePr>
     <w:tblStylePr w:type="firstCol">
       <w:rPr>
+        <w:rFonts w:eastAsia="黑体"/>
         <w:b/>
         <w:bCs/>
       </w:rPr>
     </w:tblStylePr>
     <w:tblStylePr w:type="lastCol">
       <w:rPr>
+        <w:rFonts w:eastAsia="黑体"/>
         <w:b/>
         <w:bCs/>
       </w:rPr>
@@ -10376,12 +10889,14 @@
     </w:tcPr>
     <w:tblStylePr w:type="firstRow">
       <w:rPr>
+        <w:rFonts w:eastAsia="黑体"/>
         <w:b/>
         <w:bCs/>
       </w:rPr>
     </w:tblStylePr>
     <w:tblStylePr w:type="lastRow">
       <w:rPr>
+        <w:rFonts w:eastAsia="黑体"/>
         <w:b/>
         <w:bCs/>
       </w:rPr>
@@ -10394,12 +10909,14 @@
     </w:tblStylePr>
     <w:tblStylePr w:type="firstCol">
       <w:rPr>
+        <w:rFonts w:eastAsia="黑体"/>
         <w:b/>
         <w:bCs/>
       </w:rPr>
     </w:tblStylePr>
     <w:tblStylePr w:type="lastCol">
       <w:rPr>
+        <w:rFonts w:eastAsia="黑体"/>
         <w:b/>
         <w:bCs/>
       </w:rPr>
@@ -10449,12 +10966,14 @@
     </w:tcPr>
     <w:tblStylePr w:type="firstRow">
       <w:rPr>
+        <w:rFonts w:eastAsia="黑体"/>
         <w:b/>
         <w:bCs/>
       </w:rPr>
     </w:tblStylePr>
     <w:tblStylePr w:type="lastRow">
       <w:rPr>
+        <w:rFonts w:eastAsia="黑体"/>
         <w:b/>
         <w:bCs/>
       </w:rPr>
@@ -10467,12 +10986,14 @@
     </w:tblStylePr>
     <w:tblStylePr w:type="firstCol">
       <w:rPr>
+        <w:rFonts w:eastAsia="黑体"/>
         <w:b/>
         <w:bCs/>
       </w:rPr>
     </w:tblStylePr>
     <w:tblStylePr w:type="lastCol">
       <w:rPr>
+        <w:rFonts w:eastAsia="黑体"/>
         <w:b/>
         <w:bCs/>
       </w:rPr>
@@ -10522,12 +11043,14 @@
     </w:tcPr>
     <w:tblStylePr w:type="firstRow">
       <w:rPr>
+        <w:rFonts w:eastAsia="黑体"/>
         <w:b/>
         <w:bCs/>
       </w:rPr>
     </w:tblStylePr>
     <w:tblStylePr w:type="lastRow">
       <w:rPr>
+        <w:rFonts w:eastAsia="黑体"/>
         <w:b/>
         <w:bCs/>
       </w:rPr>
@@ -10540,12 +11063,14 @@
     </w:tblStylePr>
     <w:tblStylePr w:type="firstCol">
       <w:rPr>
+        <w:rFonts w:eastAsia="黑体"/>
         <w:b/>
         <w:bCs/>
       </w:rPr>
     </w:tblStylePr>
     <w:tblStylePr w:type="lastCol">
       <w:rPr>
+        <w:rFonts w:eastAsia="黑体"/>
         <w:b/>
         <w:bCs/>
       </w:rPr>
@@ -10595,12 +11120,14 @@
     </w:tcPr>
     <w:tblStylePr w:type="firstRow">
       <w:rPr>
+        <w:rFonts w:eastAsia="黑体"/>
         <w:b/>
         <w:bCs/>
       </w:rPr>
     </w:tblStylePr>
     <w:tblStylePr w:type="lastRow">
       <w:rPr>
+        <w:rFonts w:eastAsia="黑体"/>
         <w:b/>
         <w:bCs/>
       </w:rPr>
@@ -10613,12 +11140,14 @@
     </w:tblStylePr>
     <w:tblStylePr w:type="firstCol">
       <w:rPr>
+        <w:rFonts w:eastAsia="黑体"/>
         <w:b/>
         <w:bCs/>
       </w:rPr>
     </w:tblStylePr>
     <w:tblStylePr w:type="lastCol">
       <w:rPr>
+        <w:rFonts w:eastAsia="黑体"/>
         <w:b/>
         <w:bCs/>
       </w:rPr>
@@ -10668,12 +11197,14 @@
     </w:tcPr>
     <w:tblStylePr w:type="firstRow">
       <w:rPr>
+        <w:rFonts w:eastAsia="黑体"/>
         <w:b/>
         <w:bCs/>
       </w:rPr>
     </w:tblStylePr>
     <w:tblStylePr w:type="lastRow">
       <w:rPr>
+        <w:rFonts w:eastAsia="黑体"/>
         <w:b/>
         <w:bCs/>
       </w:rPr>
@@ -10686,12 +11217,14 @@
     </w:tblStylePr>
     <w:tblStylePr w:type="firstCol">
       <w:rPr>
+        <w:rFonts w:eastAsia="黑体"/>
         <w:b/>
         <w:bCs/>
       </w:rPr>
     </w:tblStylePr>
     <w:tblStylePr w:type="lastCol">
       <w:rPr>
+        <w:rFonts w:eastAsia="黑体"/>
         <w:b/>
         <w:bCs/>
       </w:rPr>
@@ -10718,7 +11251,7 @@
       <w:spacing w:after="0" w:line="240" w:lineRule="auto"/>
     </w:pPr>
     <w:rPr>
-      <w:rFonts w:asciiTheme="majorHAnsi" w:cstheme="majorBidi" w:eastAsiaTheme="majorEastAsia" w:hAnsiTheme="majorHAnsi"/>
+      <w:rFonts w:asciiTheme="majorHAnsi" w:cstheme="majorBidi" w:hAnsiTheme="majorHAnsi" w:eastAsia="黑体"/>
       <w:color w:themeColor="text1" w:val="000000"/>
     </w:rPr>
     <w:tblPr>
@@ -10745,6 +11278,7 @@
     </w:tcPr>
     <w:tblStylePr w:type="firstRow">
       <w:rPr>
+        <w:rFonts w:eastAsia="黑体"/>
         <w:b/>
         <w:bCs/>
         <w:color w:themeColor="text1" w:val="000000"/>
@@ -10756,6 +11290,7 @@
     </w:tblStylePr>
     <w:tblStylePr w:type="lastRow">
       <w:rPr>
+        <w:rFonts w:eastAsia="黑体"/>
         <w:b/>
         <w:bCs/>
         <w:color w:themeColor="text1" w:val="000000"/>
@@ -10775,6 +11310,7 @@
     </w:tblStylePr>
     <w:tblStylePr w:type="firstCol">
       <w:rPr>
+        <w:rFonts w:eastAsia="黑体"/>
         <w:b/>
         <w:bCs/>
         <w:color w:themeColor="text1" w:val="000000"/>
@@ -10794,6 +11330,7 @@
     </w:tblStylePr>
     <w:tblStylePr w:type="lastCol">
       <w:rPr>
+        <w:rFonts w:eastAsia="黑体"/>
         <w:b w:val="0"/>
         <w:bCs w:val="0"/>
         <w:color w:themeColor="text1" w:val="000000"/>
@@ -10843,7 +11380,7 @@
       <w:spacing w:after="0" w:line="240" w:lineRule="auto"/>
     </w:pPr>
     <w:rPr>
-      <w:rFonts w:asciiTheme="majorHAnsi" w:cstheme="majorBidi" w:eastAsiaTheme="majorEastAsia" w:hAnsiTheme="majorHAnsi"/>
+      <w:rFonts w:asciiTheme="majorHAnsi" w:cstheme="majorBidi" w:hAnsiTheme="majorHAnsi" w:eastAsia="黑体"/>
       <w:color w:themeColor="text1" w:val="000000"/>
     </w:rPr>
     <w:tblPr>
@@ -10870,6 +11407,7 @@
     </w:tcPr>
     <w:tblStylePr w:type="firstRow">
       <w:rPr>
+        <w:rFonts w:eastAsia="黑体"/>
         <w:b/>
         <w:bCs/>
         <w:color w:themeColor="text1" w:val="000000"/>
@@ -10881,6 +11419,7 @@
     </w:tblStylePr>
     <w:tblStylePr w:type="lastRow">
       <w:rPr>
+        <w:rFonts w:eastAsia="黑体"/>
         <w:b/>
         <w:bCs/>
         <w:color w:themeColor="text1" w:val="000000"/>
@@ -10900,6 +11439,7 @@
     </w:tblStylePr>
     <w:tblStylePr w:type="firstCol">
       <w:rPr>
+        <w:rFonts w:eastAsia="黑体"/>
         <w:b/>
         <w:bCs/>
         <w:color w:themeColor="text1" w:val="000000"/>
@@ -10919,6 +11459,7 @@
     </w:tblStylePr>
     <w:tblStylePr w:type="lastCol">
       <w:rPr>
+        <w:rFonts w:eastAsia="黑体"/>
         <w:b w:val="0"/>
         <w:bCs w:val="0"/>
         <w:color w:themeColor="text1" w:val="000000"/>
@@ -10968,7 +11509,7 @@
       <w:spacing w:after="0" w:line="240" w:lineRule="auto"/>
     </w:pPr>
     <w:rPr>
-      <w:rFonts w:asciiTheme="majorHAnsi" w:cstheme="majorBidi" w:eastAsiaTheme="majorEastAsia" w:hAnsiTheme="majorHAnsi"/>
+      <w:rFonts w:asciiTheme="majorHAnsi" w:cstheme="majorBidi" w:hAnsiTheme="majorHAnsi" w:eastAsia="黑体"/>
       <w:color w:themeColor="text1" w:val="000000"/>
     </w:rPr>
     <w:tblPr>
@@ -10995,6 +11536,7 @@
     </w:tcPr>
     <w:tblStylePr w:type="firstRow">
       <w:rPr>
+        <w:rFonts w:eastAsia="黑体"/>
         <w:b/>
         <w:bCs/>
         <w:color w:themeColor="text1" w:val="000000"/>
@@ -11006,6 +11548,7 @@
     </w:tblStylePr>
     <w:tblStylePr w:type="lastRow">
       <w:rPr>
+        <w:rFonts w:eastAsia="黑体"/>
         <w:b/>
         <w:bCs/>
         <w:color w:themeColor="text1" w:val="000000"/>
@@ -11025,6 +11568,7 @@
     </w:tblStylePr>
     <w:tblStylePr w:type="firstCol">
       <w:rPr>
+        <w:rFonts w:eastAsia="黑体"/>
         <w:b/>
         <w:bCs/>
         <w:color w:themeColor="text1" w:val="000000"/>
@@ -11044,6 +11588,7 @@
     </w:tblStylePr>
     <w:tblStylePr w:type="lastCol">
       <w:rPr>
+        <w:rFonts w:eastAsia="黑体"/>
         <w:b w:val="0"/>
         <w:bCs w:val="0"/>
         <w:color w:themeColor="text1" w:val="000000"/>
@@ -11093,7 +11638,7 @@
       <w:spacing w:after="0" w:line="240" w:lineRule="auto"/>
     </w:pPr>
     <w:rPr>
-      <w:rFonts w:asciiTheme="majorHAnsi" w:cstheme="majorBidi" w:eastAsiaTheme="majorEastAsia" w:hAnsiTheme="majorHAnsi"/>
+      <w:rFonts w:asciiTheme="majorHAnsi" w:cstheme="majorBidi" w:hAnsiTheme="majorHAnsi" w:eastAsia="黑体"/>
       <w:color w:themeColor="text1" w:val="000000"/>
     </w:rPr>
     <w:tblPr>
@@ -11120,6 +11665,7 @@
     </w:tcPr>
     <w:tblStylePr w:type="firstRow">
       <w:rPr>
+        <w:rFonts w:eastAsia="黑体"/>
         <w:b/>
         <w:bCs/>
         <w:color w:themeColor="text1" w:val="000000"/>
@@ -11131,6 +11677,7 @@
     </w:tblStylePr>
     <w:tblStylePr w:type="lastRow">
       <w:rPr>
+        <w:rFonts w:eastAsia="黑体"/>
         <w:b/>
         <w:bCs/>
         <w:color w:themeColor="text1" w:val="000000"/>
@@ -11150,6 +11697,7 @@
     </w:tblStylePr>
     <w:tblStylePr w:type="firstCol">
       <w:rPr>
+        <w:rFonts w:eastAsia="黑体"/>
         <w:b/>
         <w:bCs/>
         <w:color w:themeColor="text1" w:val="000000"/>
@@ -11169,6 +11717,7 @@
     </w:tblStylePr>
     <w:tblStylePr w:type="lastCol">
       <w:rPr>
+        <w:rFonts w:eastAsia="黑体"/>
         <w:b w:val="0"/>
         <w:bCs w:val="0"/>
         <w:color w:themeColor="text1" w:val="000000"/>
@@ -11218,7 +11767,7 @@
       <w:spacing w:after="0" w:line="240" w:lineRule="auto"/>
     </w:pPr>
     <w:rPr>
-      <w:rFonts w:asciiTheme="majorHAnsi" w:cstheme="majorBidi" w:eastAsiaTheme="majorEastAsia" w:hAnsiTheme="majorHAnsi"/>
+      <w:rFonts w:asciiTheme="majorHAnsi" w:cstheme="majorBidi" w:hAnsiTheme="majorHAnsi" w:eastAsia="黑体"/>
       <w:color w:themeColor="text1" w:val="000000"/>
     </w:rPr>
     <w:tblPr>
@@ -11245,6 +11794,7 @@
     </w:tcPr>
     <w:tblStylePr w:type="firstRow">
       <w:rPr>
+        <w:rFonts w:eastAsia="黑体"/>
         <w:b/>
         <w:bCs/>
         <w:color w:themeColor="text1" w:val="000000"/>
@@ -11256,6 +11806,7 @@
     </w:tblStylePr>
     <w:tblStylePr w:type="lastRow">
       <w:rPr>
+        <w:rFonts w:eastAsia="黑体"/>
         <w:b/>
         <w:bCs/>
         <w:color w:themeColor="text1" w:val="000000"/>
@@ -11275,6 +11826,7 @@
     </w:tblStylePr>
     <w:tblStylePr w:type="firstCol">
       <w:rPr>
+        <w:rFonts w:eastAsia="黑体"/>
         <w:b/>
         <w:bCs/>
         <w:color w:themeColor="text1" w:val="000000"/>
@@ -11294,6 +11846,7 @@
     </w:tblStylePr>
     <w:tblStylePr w:type="lastCol">
       <w:rPr>
+        <w:rFonts w:eastAsia="黑体"/>
         <w:b w:val="0"/>
         <w:bCs w:val="0"/>
         <w:color w:themeColor="text1" w:val="000000"/>
@@ -11343,7 +11896,7 @@
       <w:spacing w:after="0" w:line="240" w:lineRule="auto"/>
     </w:pPr>
     <w:rPr>
-      <w:rFonts w:asciiTheme="majorHAnsi" w:cstheme="majorBidi" w:eastAsiaTheme="majorEastAsia" w:hAnsiTheme="majorHAnsi"/>
+      <w:rFonts w:asciiTheme="majorHAnsi" w:cstheme="majorBidi" w:hAnsiTheme="majorHAnsi" w:eastAsia="黑体"/>
       <w:color w:themeColor="text1" w:val="000000"/>
     </w:rPr>
     <w:tblPr>
@@ -11370,6 +11923,7 @@
     </w:tcPr>
     <w:tblStylePr w:type="firstRow">
       <w:rPr>
+        <w:rFonts w:eastAsia="黑体"/>
         <w:b/>
         <w:bCs/>
         <w:color w:themeColor="text1" w:val="000000"/>
@@ -11381,6 +11935,7 @@
     </w:tblStylePr>
     <w:tblStylePr w:type="lastRow">
       <w:rPr>
+        <w:rFonts w:eastAsia="黑体"/>
         <w:b/>
         <w:bCs/>
         <w:color w:themeColor="text1" w:val="000000"/>
@@ -11400,6 +11955,7 @@
     </w:tblStylePr>
     <w:tblStylePr w:type="firstCol">
       <w:rPr>
+        <w:rFonts w:eastAsia="黑体"/>
         <w:b/>
         <w:bCs/>
         <w:color w:themeColor="text1" w:val="000000"/>
@@ -11419,6 +11975,7 @@
     </w:tblStylePr>
     <w:tblStylePr w:type="lastCol">
       <w:rPr>
+        <w:rFonts w:eastAsia="黑体"/>
         <w:b w:val="0"/>
         <w:bCs w:val="0"/>
         <w:color w:themeColor="text1" w:val="000000"/>
@@ -11468,7 +12025,7 @@
       <w:spacing w:after="0" w:line="240" w:lineRule="auto"/>
     </w:pPr>
     <w:rPr>
-      <w:rFonts w:asciiTheme="majorHAnsi" w:cstheme="majorBidi" w:eastAsiaTheme="majorEastAsia" w:hAnsiTheme="majorHAnsi"/>
+      <w:rFonts w:asciiTheme="majorHAnsi" w:cstheme="majorBidi" w:hAnsiTheme="majorHAnsi" w:eastAsia="黑体"/>
       <w:color w:themeColor="text1" w:val="000000"/>
     </w:rPr>
     <w:tblPr>
@@ -11495,6 +12052,7 @@
     </w:tcPr>
     <w:tblStylePr w:type="firstRow">
       <w:rPr>
+        <w:rFonts w:eastAsia="黑体"/>
         <w:b/>
         <w:bCs/>
         <w:color w:themeColor="text1" w:val="000000"/>
@@ -11506,6 +12064,7 @@
     </w:tblStylePr>
     <w:tblStylePr w:type="lastRow">
       <w:rPr>
+        <w:rFonts w:eastAsia="黑体"/>
         <w:b/>
         <w:bCs/>
         <w:color w:themeColor="text1" w:val="000000"/>
@@ -11525,6 +12084,7 @@
     </w:tblStylePr>
     <w:tblStylePr w:type="firstCol">
       <w:rPr>
+        <w:rFonts w:eastAsia="黑体"/>
         <w:b/>
         <w:bCs/>
         <w:color w:themeColor="text1" w:val="000000"/>
@@ -11544,6 +12104,7 @@
     </w:tblStylePr>
     <w:tblStylePr w:type="lastCol">
       <w:rPr>
+        <w:rFonts w:eastAsia="黑体"/>
         <w:b w:val="0"/>
         <w:bCs w:val="0"/>
         <w:color w:themeColor="text1" w:val="000000"/>
@@ -11616,6 +12177,7 @@
     </w:tcPr>
     <w:tblStylePr w:type="firstRow">
       <w:rPr>
+        <w:rFonts w:eastAsia="黑体"/>
         <w:b/>
         <w:bCs/>
         <w:i w:val="0"/>
@@ -11637,6 +12199,7 @@
     </w:tblStylePr>
     <w:tblStylePr w:type="lastRow">
       <w:rPr>
+        <w:rFonts w:eastAsia="黑体"/>
         <w:b/>
         <w:bCs/>
         <w:i w:val="0"/>
@@ -11658,6 +12221,7 @@
     </w:tblStylePr>
     <w:tblStylePr w:type="firstCol">
       <w:rPr>
+        <w:rFonts w:eastAsia="黑体"/>
         <w:b/>
         <w:bCs/>
         <w:i w:val="0"/>
@@ -11677,6 +12241,7 @@
     </w:tblStylePr>
     <w:tblStylePr w:type="lastCol">
       <w:rPr>
+        <w:rFonts w:eastAsia="黑体"/>
         <w:b/>
         <w:bCs/>
         <w:i w:val="0"/>
@@ -11757,6 +12322,7 @@
     </w:tcPr>
     <w:tblStylePr w:type="firstRow">
       <w:rPr>
+        <w:rFonts w:eastAsia="黑体"/>
         <w:b/>
         <w:bCs/>
         <w:i w:val="0"/>
@@ -11778,6 +12344,7 @@
     </w:tblStylePr>
     <w:tblStylePr w:type="lastRow">
       <w:rPr>
+        <w:rFonts w:eastAsia="黑体"/>
         <w:b/>
         <w:bCs/>
         <w:i w:val="0"/>
@@ -11799,6 +12366,7 @@
     </w:tblStylePr>
     <w:tblStylePr w:type="firstCol">
       <w:rPr>
+        <w:rFonts w:eastAsia="黑体"/>
         <w:b/>
         <w:bCs/>
         <w:i w:val="0"/>
@@ -11818,6 +12386,7 @@
     </w:tblStylePr>
     <w:tblStylePr w:type="lastCol">
       <w:rPr>
+        <w:rFonts w:eastAsia="黑体"/>
         <w:b/>
         <w:bCs/>
         <w:i w:val="0"/>
@@ -11898,6 +12467,7 @@
     </w:tcPr>
     <w:tblStylePr w:type="firstRow">
       <w:rPr>
+        <w:rFonts w:eastAsia="黑体"/>
         <w:b/>
         <w:bCs/>
         <w:i w:val="0"/>
@@ -11919,6 +12489,7 @@
     </w:tblStylePr>
     <w:tblStylePr w:type="lastRow">
       <w:rPr>
+        <w:rFonts w:eastAsia="黑体"/>
         <w:b/>
         <w:bCs/>
         <w:i w:val="0"/>
@@ -11940,6 +12511,7 @@
     </w:tblStylePr>
     <w:tblStylePr w:type="firstCol">
       <w:rPr>
+        <w:rFonts w:eastAsia="黑体"/>
         <w:b/>
         <w:bCs/>
         <w:i w:val="0"/>
@@ -11959,6 +12531,7 @@
     </w:tblStylePr>
     <w:tblStylePr w:type="lastCol">
       <w:rPr>
+        <w:rFonts w:eastAsia="黑体"/>
         <w:b/>
         <w:bCs/>
         <w:i w:val="0"/>
@@ -12039,6 +12612,7 @@
     </w:tcPr>
     <w:tblStylePr w:type="firstRow">
       <w:rPr>
+        <w:rFonts w:eastAsia="黑体"/>
         <w:b/>
         <w:bCs/>
         <w:i w:val="0"/>
@@ -12060,6 +12634,7 @@
     </w:tblStylePr>
     <w:tblStylePr w:type="lastRow">
       <w:rPr>
+        <w:rFonts w:eastAsia="黑体"/>
         <w:b/>
         <w:bCs/>
         <w:i w:val="0"/>
@@ -12081,6 +12656,7 @@
     </w:tblStylePr>
     <w:tblStylePr w:type="firstCol">
       <w:rPr>
+        <w:rFonts w:eastAsia="黑体"/>
         <w:b/>
         <w:bCs/>
         <w:i w:val="0"/>
@@ -12100,6 +12676,7 @@
     </w:tblStylePr>
     <w:tblStylePr w:type="lastCol">
       <w:rPr>
+        <w:rFonts w:eastAsia="黑体"/>
         <w:b/>
         <w:bCs/>
         <w:i w:val="0"/>
@@ -12180,6 +12757,7 @@
     </w:tcPr>
     <w:tblStylePr w:type="firstRow">
       <w:rPr>
+        <w:rFonts w:eastAsia="黑体"/>
         <w:b/>
         <w:bCs/>
         <w:i w:val="0"/>
@@ -12201,6 +12779,7 @@
     </w:tblStylePr>
     <w:tblStylePr w:type="lastRow">
       <w:rPr>
+        <w:rFonts w:eastAsia="黑体"/>
         <w:b/>
         <w:bCs/>
         <w:i w:val="0"/>
@@ -12222,6 +12801,7 @@
     </w:tblStylePr>
     <w:tblStylePr w:type="firstCol">
       <w:rPr>
+        <w:rFonts w:eastAsia="黑体"/>
         <w:b/>
         <w:bCs/>
         <w:i w:val="0"/>
@@ -12241,6 +12821,7 @@
     </w:tblStylePr>
     <w:tblStylePr w:type="lastCol">
       <w:rPr>
+        <w:rFonts w:eastAsia="黑体"/>
         <w:b/>
         <w:bCs/>
         <w:i w:val="0"/>
@@ -12321,6 +12902,7 @@
     </w:tcPr>
     <w:tblStylePr w:type="firstRow">
       <w:rPr>
+        <w:rFonts w:eastAsia="黑体"/>
         <w:b/>
         <w:bCs/>
         <w:i w:val="0"/>
@@ -12342,6 +12924,7 @@
     </w:tblStylePr>
     <w:tblStylePr w:type="lastRow">
       <w:rPr>
+        <w:rFonts w:eastAsia="黑体"/>
         <w:b/>
         <w:bCs/>
         <w:i w:val="0"/>
@@ -12363,6 +12946,7 @@
     </w:tblStylePr>
     <w:tblStylePr w:type="firstCol">
       <w:rPr>
+        <w:rFonts w:eastAsia="黑体"/>
         <w:b/>
         <w:bCs/>
         <w:i w:val="0"/>
@@ -12382,6 +12966,7 @@
     </w:tblStylePr>
     <w:tblStylePr w:type="lastCol">
       <w:rPr>
+        <w:rFonts w:eastAsia="黑体"/>
         <w:b/>
         <w:bCs/>
         <w:i w:val="0"/>
@@ -12462,6 +13047,7 @@
     </w:tcPr>
     <w:tblStylePr w:type="firstRow">
       <w:rPr>
+        <w:rFonts w:eastAsia="黑体"/>
         <w:b/>
         <w:bCs/>
         <w:i w:val="0"/>
@@ -12483,6 +13069,7 @@
     </w:tblStylePr>
     <w:tblStylePr w:type="lastRow">
       <w:rPr>
+        <w:rFonts w:eastAsia="黑体"/>
         <w:b/>
         <w:bCs/>
         <w:i w:val="0"/>
@@ -12504,6 +13091,7 @@
     </w:tblStylePr>
     <w:tblStylePr w:type="firstCol">
       <w:rPr>
+        <w:rFonts w:eastAsia="黑体"/>
         <w:b/>
         <w:bCs/>
         <w:i w:val="0"/>
@@ -12523,6 +13111,7 @@
     </w:tblStylePr>
     <w:tblStylePr w:type="lastCol">
       <w:rPr>
+        <w:rFonts w:eastAsia="黑体"/>
         <w:b/>
         <w:bCs/>
         <w:i w:val="0"/>
@@ -12580,6 +13169,7 @@
       <w:spacing w:after="0" w:line="240" w:lineRule="auto"/>
     </w:pPr>
     <w:rPr>
+      <w:rFonts w:eastAsia="黑体"/>
       <w:color w:themeColor="background1" w:val="FFFFFF"/>
     </w:rPr>
     <w:tblPr>
@@ -12598,6 +13188,7 @@
     </w:tcPr>
     <w:tblStylePr w:type="firstRow">
       <w:rPr>
+        <w:rFonts w:eastAsia="黑体"/>
         <w:b/>
         <w:bCs/>
       </w:rPr>
@@ -12694,6 +13285,7 @@
       <w:spacing w:after="0" w:line="240" w:lineRule="auto"/>
     </w:pPr>
     <w:rPr>
+      <w:rFonts w:eastAsia="黑体"/>
       <w:color w:themeColor="background1" w:val="FFFFFF"/>
     </w:rPr>
     <w:tblPr>
@@ -12712,6 +13304,7 @@
     </w:tcPr>
     <w:tblStylePr w:type="firstRow">
       <w:rPr>
+        <w:rFonts w:eastAsia="黑体"/>
         <w:b/>
         <w:bCs/>
       </w:rPr>
@@ -12808,6 +13401,7 @@
       <w:spacing w:after="0" w:line="240" w:lineRule="auto"/>
     </w:pPr>
     <w:rPr>
+      <w:rFonts w:eastAsia="黑体"/>
       <w:color w:themeColor="background1" w:val="FFFFFF"/>
     </w:rPr>
     <w:tblPr>
@@ -12826,6 +13420,7 @@
     </w:tcPr>
     <w:tblStylePr w:type="firstRow">
       <w:rPr>
+        <w:rFonts w:eastAsia="黑体"/>
         <w:b/>
         <w:bCs/>
       </w:rPr>
@@ -12922,6 +13517,7 @@
       <w:spacing w:after="0" w:line="240" w:lineRule="auto"/>
     </w:pPr>
     <w:rPr>
+      <w:rFonts w:eastAsia="黑体"/>
       <w:color w:themeColor="background1" w:val="FFFFFF"/>
     </w:rPr>
     <w:tblPr>
@@ -12940,6 +13536,7 @@
     </w:tcPr>
     <w:tblStylePr w:type="firstRow">
       <w:rPr>
+        <w:rFonts w:eastAsia="黑体"/>
         <w:b/>
         <w:bCs/>
       </w:rPr>
@@ -13036,6 +13633,7 @@
       <w:spacing w:after="0" w:line="240" w:lineRule="auto"/>
     </w:pPr>
     <w:rPr>
+      <w:rFonts w:eastAsia="黑体"/>
       <w:color w:themeColor="background1" w:val="FFFFFF"/>
     </w:rPr>
     <w:tblPr>
@@ -13054,6 +13652,7 @@
     </w:tcPr>
     <w:tblStylePr w:type="firstRow">
       <w:rPr>
+        <w:rFonts w:eastAsia="黑体"/>
         <w:b/>
         <w:bCs/>
       </w:rPr>
@@ -13150,6 +13749,7 @@
       <w:spacing w:after="0" w:line="240" w:lineRule="auto"/>
     </w:pPr>
     <w:rPr>
+      <w:rFonts w:eastAsia="黑体"/>
       <w:color w:themeColor="background1" w:val="FFFFFF"/>
     </w:rPr>
     <w:tblPr>
@@ -13168,6 +13768,7 @@
     </w:tcPr>
     <w:tblStylePr w:type="firstRow">
       <w:rPr>
+        <w:rFonts w:eastAsia="黑体"/>
         <w:b/>
         <w:bCs/>
       </w:rPr>
@@ -13264,6 +13865,7 @@
       <w:spacing w:after="0" w:line="240" w:lineRule="auto"/>
     </w:pPr>
     <w:rPr>
+      <w:rFonts w:eastAsia="黑体"/>
       <w:color w:themeColor="background1" w:val="FFFFFF"/>
     </w:rPr>
     <w:tblPr>
@@ -13282,6 +13884,7 @@
     </w:tcPr>
     <w:tblStylePr w:type="firstRow">
       <w:rPr>
+        <w:rFonts w:eastAsia="黑体"/>
         <w:b/>
         <w:bCs/>
       </w:rPr>
@@ -13378,6 +13981,7 @@
       <w:spacing w:after="0" w:line="240" w:lineRule="auto"/>
     </w:pPr>
     <w:rPr>
+      <w:rFonts w:eastAsia="黑体"/>
       <w:color w:themeColor="text1" w:val="000000"/>
     </w:rPr>
     <w:tblPr>
@@ -13404,6 +14008,7 @@
     </w:tcPr>
     <w:tblStylePr w:type="firstRow">
       <w:rPr>
+        <w:rFonts w:eastAsia="黑体"/>
         <w:b/>
         <w:bCs/>
       </w:rPr>
@@ -13422,6 +14027,7 @@
     </w:tblStylePr>
     <w:tblStylePr w:type="lastRow">
       <w:rPr>
+        <w:rFonts w:eastAsia="黑体"/>
         <w:b/>
         <w:bCs/>
         <w:color w:themeColor="background1" w:val="FFFFFF"/>
@@ -13436,6 +14042,7 @@
     </w:tblStylePr>
     <w:tblStylePr w:type="firstCol">
       <w:rPr>
+        <w:rFonts w:eastAsia="黑体"/>
         <w:color w:themeColor="background1" w:val="FFFFFF"/>
       </w:rPr>
       <w:tblPr/>
@@ -13453,6 +14060,7 @@
     </w:tblStylePr>
     <w:tblStylePr w:type="lastCol">
       <w:rPr>
+        <w:rFonts w:eastAsia="黑体"/>
         <w:color w:themeColor="background1" w:val="FFFFFF"/>
       </w:rPr>
       <w:tblPr/>
@@ -13482,11 +14090,13 @@
     </w:tblStylePr>
     <w:tblStylePr w:type="neCell">
       <w:rPr>
+        <w:rFonts w:eastAsia="黑体"/>
         <w:color w:themeColor="text1" w:val="000000"/>
       </w:rPr>
     </w:tblStylePr>
     <w:tblStylePr w:type="nwCell">
       <w:rPr>
+        <w:rFonts w:eastAsia="黑体"/>
         <w:color w:themeColor="text1" w:val="000000"/>
       </w:rPr>
     </w:tblStylePr>
@@ -13500,6 +14110,7 @@
       <w:spacing w:after="0" w:line="240" w:lineRule="auto"/>
     </w:pPr>
     <w:rPr>
+      <w:rFonts w:eastAsia="黑体"/>
       <w:color w:themeColor="text1" w:val="000000"/>
     </w:rPr>
     <w:tblPr>
@@ -13526,6 +14137,7 @@
     </w:tcPr>
     <w:tblStylePr w:type="firstRow">
       <w:rPr>
+        <w:rFonts w:eastAsia="黑体"/>
         <w:b/>
         <w:bCs/>
       </w:rPr>
@@ -13544,6 +14156,7 @@
     </w:tblStylePr>
     <w:tblStylePr w:type="lastRow">
       <w:rPr>
+        <w:rFonts w:eastAsia="黑体"/>
         <w:b/>
         <w:bCs/>
         <w:color w:themeColor="background1" w:val="FFFFFF"/>
@@ -13558,6 +14171,7 @@
     </w:tblStylePr>
     <w:tblStylePr w:type="firstCol">
       <w:rPr>
+        <w:rFonts w:eastAsia="黑体"/>
         <w:color w:themeColor="background1" w:val="FFFFFF"/>
       </w:rPr>
       <w:tblPr/>
@@ -13575,6 +14189,7 @@
     </w:tblStylePr>
     <w:tblStylePr w:type="lastCol">
       <w:rPr>
+        <w:rFonts w:eastAsia="黑体"/>
         <w:color w:themeColor="background1" w:val="FFFFFF"/>
       </w:rPr>
       <w:tblPr/>
@@ -13604,11 +14219,13 @@
     </w:tblStylePr>
     <w:tblStylePr w:type="neCell">
       <w:rPr>
+        <w:rFonts w:eastAsia="黑体"/>
         <w:color w:themeColor="text1" w:val="000000"/>
       </w:rPr>
     </w:tblStylePr>
     <w:tblStylePr w:type="nwCell">
       <w:rPr>
+        <w:rFonts w:eastAsia="黑体"/>
         <w:color w:themeColor="text1" w:val="000000"/>
       </w:rPr>
     </w:tblStylePr>
@@ -13622,6 +14239,7 @@
       <w:spacing w:after="0" w:line="240" w:lineRule="auto"/>
     </w:pPr>
     <w:rPr>
+      <w:rFonts w:eastAsia="黑体"/>
       <w:color w:themeColor="text1" w:val="000000"/>
     </w:rPr>
     <w:tblPr>
@@ -13648,6 +14266,7 @@
     </w:tcPr>
     <w:tblStylePr w:type="firstRow">
       <w:rPr>
+        <w:rFonts w:eastAsia="黑体"/>
         <w:b/>
         <w:bCs/>
       </w:rPr>
@@ -13666,6 +14285,7 @@
     </w:tblStylePr>
     <w:tblStylePr w:type="lastRow">
       <w:rPr>
+        <w:rFonts w:eastAsia="黑体"/>
         <w:b/>
         <w:bCs/>
         <w:color w:themeColor="background1" w:val="FFFFFF"/>
@@ -13680,6 +14300,7 @@
     </w:tblStylePr>
     <w:tblStylePr w:type="firstCol">
       <w:rPr>
+        <w:rFonts w:eastAsia="黑体"/>
         <w:color w:themeColor="background1" w:val="FFFFFF"/>
       </w:rPr>
       <w:tblPr/>
@@ -13697,6 +14318,7 @@
     </w:tblStylePr>
     <w:tblStylePr w:type="lastCol">
       <w:rPr>
+        <w:rFonts w:eastAsia="黑体"/>
         <w:color w:themeColor="background1" w:val="FFFFFF"/>
       </w:rPr>
       <w:tblPr/>
@@ -13726,11 +14348,13 @@
     </w:tblStylePr>
     <w:tblStylePr w:type="neCell">
       <w:rPr>
+        <w:rFonts w:eastAsia="黑体"/>
         <w:color w:themeColor="text1" w:val="000000"/>
       </w:rPr>
     </w:tblStylePr>
     <w:tblStylePr w:type="nwCell">
       <w:rPr>
+        <w:rFonts w:eastAsia="黑体"/>
         <w:color w:themeColor="text1" w:val="000000"/>
       </w:rPr>
     </w:tblStylePr>
@@ -13744,6 +14368,7 @@
       <w:spacing w:after="0" w:line="240" w:lineRule="auto"/>
     </w:pPr>
     <w:rPr>
+      <w:rFonts w:eastAsia="黑体"/>
       <w:color w:themeColor="text1" w:val="000000"/>
     </w:rPr>
     <w:tblPr>
@@ -13770,6 +14395,7 @@
     </w:tcPr>
     <w:tblStylePr w:type="firstRow">
       <w:rPr>
+        <w:rFonts w:eastAsia="黑体"/>
         <w:b/>
         <w:bCs/>
       </w:rPr>
@@ -13788,6 +14414,7 @@
     </w:tblStylePr>
     <w:tblStylePr w:type="lastRow">
       <w:rPr>
+        <w:rFonts w:eastAsia="黑体"/>
         <w:b/>
         <w:bCs/>
         <w:color w:themeColor="background1" w:val="FFFFFF"/>
@@ -13802,6 +14429,7 @@
     </w:tblStylePr>
     <w:tblStylePr w:type="firstCol">
       <w:rPr>
+        <w:rFonts w:eastAsia="黑体"/>
         <w:color w:themeColor="background1" w:val="FFFFFF"/>
       </w:rPr>
       <w:tblPr/>
@@ -13819,6 +14447,7 @@
     </w:tblStylePr>
     <w:tblStylePr w:type="lastCol">
       <w:rPr>
+        <w:rFonts w:eastAsia="黑体"/>
         <w:color w:themeColor="background1" w:val="FFFFFF"/>
       </w:rPr>
       <w:tblPr/>
@@ -13856,6 +14485,7 @@
       <w:spacing w:after="0" w:line="240" w:lineRule="auto"/>
     </w:pPr>
     <w:rPr>
+      <w:rFonts w:eastAsia="黑体"/>
       <w:color w:themeColor="text1" w:val="000000"/>
     </w:rPr>
     <w:tblPr>
@@ -13882,6 +14512,7 @@
     </w:tcPr>
     <w:tblStylePr w:type="firstRow">
       <w:rPr>
+        <w:rFonts w:eastAsia="黑体"/>
         <w:b/>
         <w:bCs/>
       </w:rPr>
@@ -13900,6 +14531,7 @@
     </w:tblStylePr>
     <w:tblStylePr w:type="lastRow">
       <w:rPr>
+        <w:rFonts w:eastAsia="黑体"/>
         <w:b/>
         <w:bCs/>
         <w:color w:themeColor="background1" w:val="FFFFFF"/>
@@ -13914,6 +14546,7 @@
     </w:tblStylePr>
     <w:tblStylePr w:type="firstCol">
       <w:rPr>
+        <w:rFonts w:eastAsia="黑体"/>
         <w:color w:themeColor="background1" w:val="FFFFFF"/>
       </w:rPr>
       <w:tblPr/>
@@ -13931,6 +14564,7 @@
     </w:tblStylePr>
     <w:tblStylePr w:type="lastCol">
       <w:rPr>
+        <w:rFonts w:eastAsia="黑体"/>
         <w:color w:themeColor="background1" w:val="FFFFFF"/>
       </w:rPr>
       <w:tblPr/>
@@ -13960,11 +14594,13 @@
     </w:tblStylePr>
     <w:tblStylePr w:type="neCell">
       <w:rPr>
+        <w:rFonts w:eastAsia="黑体"/>
         <w:color w:themeColor="text1" w:val="000000"/>
       </w:rPr>
     </w:tblStylePr>
     <w:tblStylePr w:type="nwCell">
       <w:rPr>
+        <w:rFonts w:eastAsia="黑体"/>
         <w:color w:themeColor="text1" w:val="000000"/>
       </w:rPr>
     </w:tblStylePr>
@@ -13978,6 +14614,7 @@
       <w:spacing w:after="0" w:line="240" w:lineRule="auto"/>
     </w:pPr>
     <w:rPr>
+      <w:rFonts w:eastAsia="黑体"/>
       <w:color w:themeColor="text1" w:val="000000"/>
     </w:rPr>
     <w:tblPr>
@@ -14004,6 +14641,7 @@
     </w:tcPr>
     <w:tblStylePr w:type="firstRow">
       <w:rPr>
+        <w:rFonts w:eastAsia="黑体"/>
         <w:b/>
         <w:bCs/>
       </w:rPr>
@@ -14022,6 +14660,7 @@
     </w:tblStylePr>
     <w:tblStylePr w:type="lastRow">
       <w:rPr>
+        <w:rFonts w:eastAsia="黑体"/>
         <w:b/>
         <w:bCs/>
         <w:color w:themeColor="background1" w:val="FFFFFF"/>
@@ -14036,6 +14675,7 @@
     </w:tblStylePr>
     <w:tblStylePr w:type="firstCol">
       <w:rPr>
+        <w:rFonts w:eastAsia="黑体"/>
         <w:color w:themeColor="background1" w:val="FFFFFF"/>
       </w:rPr>
       <w:tblPr/>
@@ -14053,6 +14693,7 @@
     </w:tblStylePr>
     <w:tblStylePr w:type="lastCol">
       <w:rPr>
+        <w:rFonts w:eastAsia="黑体"/>
         <w:color w:themeColor="background1" w:val="FFFFFF"/>
       </w:rPr>
       <w:tblPr/>
@@ -14082,11 +14723,13 @@
     </w:tblStylePr>
     <w:tblStylePr w:type="neCell">
       <w:rPr>
+        <w:rFonts w:eastAsia="黑体"/>
         <w:color w:themeColor="text1" w:val="000000"/>
       </w:rPr>
     </w:tblStylePr>
     <w:tblStylePr w:type="nwCell">
       <w:rPr>
+        <w:rFonts w:eastAsia="黑体"/>
         <w:color w:themeColor="text1" w:val="000000"/>
       </w:rPr>
     </w:tblStylePr>
@@ -14100,6 +14743,7 @@
       <w:spacing w:after="0" w:line="240" w:lineRule="auto"/>
     </w:pPr>
     <w:rPr>
+      <w:rFonts w:eastAsia="黑体"/>
       <w:color w:themeColor="text1" w:val="000000"/>
     </w:rPr>
     <w:tblPr>
@@ -14126,6 +14770,7 @@
     </w:tcPr>
     <w:tblStylePr w:type="firstRow">
       <w:rPr>
+        <w:rFonts w:eastAsia="黑体"/>
         <w:b/>
         <w:bCs/>
       </w:rPr>
@@ -14144,6 +14789,7 @@
     </w:tblStylePr>
     <w:tblStylePr w:type="lastRow">
       <w:rPr>
+        <w:rFonts w:eastAsia="黑体"/>
         <w:b/>
         <w:bCs/>
         <w:color w:themeColor="background1" w:val="FFFFFF"/>
@@ -14158,6 +14804,7 @@
     </w:tblStylePr>
     <w:tblStylePr w:type="firstCol">
       <w:rPr>
+        <w:rFonts w:eastAsia="黑体"/>
         <w:color w:themeColor="background1" w:val="FFFFFF"/>
       </w:rPr>
       <w:tblPr/>
@@ -14175,6 +14822,7 @@
     </w:tblStylePr>
     <w:tblStylePr w:type="lastCol">
       <w:rPr>
+        <w:rFonts w:eastAsia="黑体"/>
         <w:color w:themeColor="background1" w:val="FFFFFF"/>
       </w:rPr>
       <w:tblPr/>
@@ -14204,11 +14852,13 @@
     </w:tblStylePr>
     <w:tblStylePr w:type="neCell">
       <w:rPr>
+        <w:rFonts w:eastAsia="黑体"/>
         <w:color w:themeColor="text1" w:val="000000"/>
       </w:rPr>
     </w:tblStylePr>
     <w:tblStylePr w:type="nwCell">
       <w:rPr>
+        <w:rFonts w:eastAsia="黑体"/>
         <w:color w:themeColor="text1" w:val="000000"/>
       </w:rPr>
     </w:tblStylePr>
@@ -14222,6 +14872,7 @@
       <w:spacing w:after="0" w:line="240" w:lineRule="auto"/>
     </w:pPr>
     <w:rPr>
+      <w:rFonts w:eastAsia="黑体"/>
       <w:color w:themeColor="text1" w:val="000000"/>
     </w:rPr>
     <w:tblPr>
@@ -14240,6 +14891,7 @@
     </w:tcPr>
     <w:tblStylePr w:type="firstRow">
       <w:rPr>
+        <w:rFonts w:eastAsia="黑体"/>
         <w:b/>
         <w:bCs/>
         <w:color w:themeColor="background1" w:val="FFFFFF"/>
@@ -14254,6 +14906,7 @@
     </w:tblStylePr>
     <w:tblStylePr w:type="lastRow">
       <w:rPr>
+        <w:rFonts w:eastAsia="黑体"/>
         <w:b/>
         <w:bCs/>
         <w:color w:themeColor="accent2" w:themeShade="CC" w:val="9E3A38"/>
@@ -14268,12 +14921,14 @@
     </w:tblStylePr>
     <w:tblStylePr w:type="firstCol">
       <w:rPr>
+        <w:rFonts w:eastAsia="黑体"/>
         <w:b/>
         <w:bCs/>
       </w:rPr>
     </w:tblStylePr>
     <w:tblStylePr w:type="lastCol">
       <w:rPr>
+        <w:rFonts w:eastAsia="黑体"/>
         <w:b/>
         <w:bCs/>
       </w:rPr>
@@ -14308,6 +14963,7 @@
       <w:spacing w:after="0" w:line="240" w:lineRule="auto"/>
     </w:pPr>
     <w:rPr>
+      <w:rFonts w:eastAsia="黑体"/>
       <w:color w:themeColor="text1" w:val="000000"/>
     </w:rPr>
     <w:tblPr>
@@ -14326,6 +14982,7 @@
     </w:tcPr>
     <w:tblStylePr w:type="firstRow">
       <w:rPr>
+        <w:rFonts w:eastAsia="黑体"/>
         <w:b/>
         <w:bCs/>
         <w:color w:themeColor="background1" w:val="FFFFFF"/>
@@ -14340,6 +14997,7 @@
     </w:tblStylePr>
     <w:tblStylePr w:type="lastRow">
       <w:rPr>
+        <w:rFonts w:eastAsia="黑体"/>
         <w:b/>
         <w:bCs/>
         <w:color w:themeColor="accent2" w:themeShade="CC" w:val="9E3A38"/>
@@ -14354,12 +15012,14 @@
     </w:tblStylePr>
     <w:tblStylePr w:type="firstCol">
       <w:rPr>
+        <w:rFonts w:eastAsia="黑体"/>
         <w:b/>
         <w:bCs/>
       </w:rPr>
     </w:tblStylePr>
     <w:tblStylePr w:type="lastCol">
       <w:rPr>
+        <w:rFonts w:eastAsia="黑体"/>
         <w:b/>
         <w:bCs/>
       </w:rPr>
@@ -14394,6 +15054,7 @@
       <w:spacing w:after="0" w:line="240" w:lineRule="auto"/>
     </w:pPr>
     <w:rPr>
+      <w:rFonts w:eastAsia="黑体"/>
       <w:color w:themeColor="text1" w:val="000000"/>
     </w:rPr>
     <w:tblPr>
@@ -14412,6 +15073,7 @@
     </w:tcPr>
     <w:tblStylePr w:type="firstRow">
       <w:rPr>
+        <w:rFonts w:eastAsia="黑体"/>
         <w:b/>
         <w:bCs/>
         <w:color w:themeColor="background1" w:val="FFFFFF"/>
@@ -14426,6 +15088,7 @@
     </w:tblStylePr>
     <w:tblStylePr w:type="lastRow">
       <w:rPr>
+        <w:rFonts w:eastAsia="黑体"/>
         <w:b/>
         <w:bCs/>
         <w:color w:themeColor="accent2" w:themeShade="CC" w:val="9E3A38"/>
@@ -14440,12 +15103,14 @@
     </w:tblStylePr>
     <w:tblStylePr w:type="firstCol">
       <w:rPr>
+        <w:rFonts w:eastAsia="黑体"/>
         <w:b/>
         <w:bCs/>
       </w:rPr>
     </w:tblStylePr>
     <w:tblStylePr w:type="lastCol">
       <w:rPr>
+        <w:rFonts w:eastAsia="黑体"/>
         <w:b/>
         <w:bCs/>
       </w:rPr>
@@ -14480,6 +15145,7 @@
       <w:spacing w:after="0" w:line="240" w:lineRule="auto"/>
     </w:pPr>
     <w:rPr>
+      <w:rFonts w:eastAsia="黑体"/>
       <w:color w:themeColor="text1" w:val="000000"/>
     </w:rPr>
     <w:tblPr>
@@ -14498,6 +15164,7 @@
     </w:tcPr>
     <w:tblStylePr w:type="firstRow">
       <w:rPr>
+        <w:rFonts w:eastAsia="黑体"/>
         <w:b/>
         <w:bCs/>
         <w:color w:themeColor="background1" w:val="FFFFFF"/>
@@ -14512,6 +15179,7 @@
     </w:tblStylePr>
     <w:tblStylePr w:type="lastRow">
       <w:rPr>
+        <w:rFonts w:eastAsia="黑体"/>
         <w:b/>
         <w:bCs/>
         <w:color w:themeColor="accent4" w:themeShade="CC" w:val="664E82"/>
@@ -14526,12 +15194,14 @@
     </w:tblStylePr>
     <w:tblStylePr w:type="firstCol">
       <w:rPr>
+        <w:rFonts w:eastAsia="黑体"/>
         <w:b/>
         <w:bCs/>
       </w:rPr>
     </w:tblStylePr>
     <w:tblStylePr w:type="lastCol">
       <w:rPr>
+        <w:rFonts w:eastAsia="黑体"/>
         <w:b/>
         <w:bCs/>
       </w:rPr>
@@ -14566,6 +15236,7 @@
       <w:spacing w:after="0" w:line="240" w:lineRule="auto"/>
     </w:pPr>
     <w:rPr>
+      <w:rFonts w:eastAsia="黑体"/>
       <w:color w:themeColor="text1" w:val="000000"/>
     </w:rPr>
     <w:tblPr>
@@ -14584,6 +15255,7 @@
     </w:tcPr>
     <w:tblStylePr w:type="firstRow">
       <w:rPr>
+        <w:rFonts w:eastAsia="黑体"/>
         <w:b/>
         <w:bCs/>
         <w:color w:themeColor="background1" w:val="FFFFFF"/>
@@ -14598,6 +15270,7 @@
     </w:tblStylePr>
     <w:tblStylePr w:type="lastRow">
       <w:rPr>
+        <w:rFonts w:eastAsia="黑体"/>
         <w:b/>
         <w:bCs/>
         <w:color w:themeColor="accent3" w:themeShade="CC" w:val="7E9C40"/>
@@ -14612,12 +15285,14 @@
     </w:tblStylePr>
     <w:tblStylePr w:type="firstCol">
       <w:rPr>
+        <w:rFonts w:eastAsia="黑体"/>
         <w:b/>
         <w:bCs/>
       </w:rPr>
     </w:tblStylePr>
     <w:tblStylePr w:type="lastCol">
       <w:rPr>
+        <w:rFonts w:eastAsia="黑体"/>
         <w:b/>
         <w:bCs/>
       </w:rPr>
@@ -14652,6 +15327,7 @@
       <w:spacing w:after="0" w:line="240" w:lineRule="auto"/>
     </w:pPr>
     <w:rPr>
+      <w:rFonts w:eastAsia="黑体"/>
       <w:color w:themeColor="text1" w:val="000000"/>
     </w:rPr>
     <w:tblPr>
@@ -14670,6 +15346,7 @@
     </w:tcPr>
     <w:tblStylePr w:type="firstRow">
       <w:rPr>
+        <w:rFonts w:eastAsia="黑体"/>
         <w:b/>
         <w:bCs/>
         <w:color w:themeColor="background1" w:val="FFFFFF"/>
@@ -14684,6 +15361,7 @@
     </w:tblStylePr>
     <w:tblStylePr w:type="lastRow">
       <w:rPr>
+        <w:rFonts w:eastAsia="黑体"/>
         <w:b/>
         <w:bCs/>
         <w:color w:themeColor="accent6" w:themeShade="CC" w:val="F2730A"/>
@@ -14698,12 +15376,14 @@
     </w:tblStylePr>
     <w:tblStylePr w:type="firstCol">
       <w:rPr>
+        <w:rFonts w:eastAsia="黑体"/>
         <w:b/>
         <w:bCs/>
       </w:rPr>
     </w:tblStylePr>
     <w:tblStylePr w:type="lastCol">
       <w:rPr>
+        <w:rFonts w:eastAsia="黑体"/>
         <w:b/>
         <w:bCs/>
       </w:rPr>
@@ -14738,6 +15418,7 @@
       <w:spacing w:after="0" w:line="240" w:lineRule="auto"/>
     </w:pPr>
     <w:rPr>
+      <w:rFonts w:eastAsia="黑体"/>
       <w:color w:themeColor="text1" w:val="000000"/>
     </w:rPr>
     <w:tblPr>
@@ -14756,6 +15437,7 @@
     </w:tcPr>
     <w:tblStylePr w:type="firstRow">
       <w:rPr>
+        <w:rFonts w:eastAsia="黑体"/>
         <w:b/>
         <w:bCs/>
         <w:color w:themeColor="background1" w:val="FFFFFF"/>
@@ -14770,6 +15452,7 @@
     </w:tblStylePr>
     <w:tblStylePr w:type="lastRow">
       <w:rPr>
+        <w:rFonts w:eastAsia="黑体"/>
         <w:b/>
         <w:bCs/>
         <w:color w:themeColor="accent5" w:themeShade="CC" w:val="348DA5"/>
@@ -14784,12 +15467,14 @@
     </w:tblStylePr>
     <w:tblStylePr w:type="firstCol">
       <w:rPr>
+        <w:rFonts w:eastAsia="黑体"/>
         <w:b/>
         <w:bCs/>
       </w:rPr>
     </w:tblStylePr>
     <w:tblStylePr w:type="lastCol">
       <w:rPr>
+        <w:rFonts w:eastAsia="黑体"/>
         <w:b/>
         <w:bCs/>
       </w:rPr>
@@ -14824,6 +15509,7 @@
       <w:spacing w:after="0" w:line="240" w:lineRule="auto"/>
     </w:pPr>
     <w:rPr>
+      <w:rFonts w:eastAsia="黑体"/>
       <w:color w:themeColor="text1" w:val="000000"/>
     </w:rPr>
     <w:tblPr>
@@ -14845,6 +15531,7 @@
     </w:tcPr>
     <w:tblStylePr w:type="firstRow">
       <w:rPr>
+        <w:rFonts w:eastAsia="黑体"/>
         <w:b/>
         <w:bCs/>
       </w:rPr>
@@ -14855,6 +15542,7 @@
     </w:tblStylePr>
     <w:tblStylePr w:type="lastRow">
       <w:rPr>
+        <w:rFonts w:eastAsia="黑体"/>
         <w:b/>
         <w:bCs/>
         <w:color w:themeColor="text1" w:val="000000"/>
@@ -14866,6 +15554,7 @@
     </w:tblStylePr>
     <w:tblStylePr w:type="firstCol">
       <w:rPr>
+        <w:rFonts w:eastAsia="黑体"/>
         <w:color w:themeColor="background1" w:val="FFFFFF"/>
       </w:rPr>
       <w:tblPr/>
@@ -14875,6 +15564,7 @@
     </w:tblStylePr>
     <w:tblStylePr w:type="lastCol">
       <w:rPr>
+        <w:rFonts w:eastAsia="黑体"/>
         <w:color w:themeColor="background1" w:val="FFFFFF"/>
       </w:rPr>
       <w:tblPr/>
@@ -14904,6 +15594,7 @@
       <w:spacing w:after="0" w:line="240" w:lineRule="auto"/>
     </w:pPr>
     <w:rPr>
+      <w:rFonts w:eastAsia="黑体"/>
       <w:color w:themeColor="text1" w:val="000000"/>
     </w:rPr>
     <w:tblPr>
@@ -14925,6 +15616,7 @@
     </w:tcPr>
     <w:tblStylePr w:type="firstRow">
       <w:rPr>
+        <w:rFonts w:eastAsia="黑体"/>
         <w:b/>
         <w:bCs/>
       </w:rPr>
@@ -14935,6 +15627,7 @@
     </w:tblStylePr>
     <w:tblStylePr w:type="lastRow">
       <w:rPr>
+        <w:rFonts w:eastAsia="黑体"/>
         <w:b/>
         <w:bCs/>
         <w:color w:themeColor="text1" w:val="000000"/>
@@ -14946,6 +15639,7 @@
     </w:tblStylePr>
     <w:tblStylePr w:type="firstCol">
       <w:rPr>
+        <w:rFonts w:eastAsia="黑体"/>
         <w:color w:themeColor="background1" w:val="FFFFFF"/>
       </w:rPr>
       <w:tblPr/>
@@ -14955,6 +15649,7 @@
     </w:tblStylePr>
     <w:tblStylePr w:type="lastCol">
       <w:rPr>
+        <w:rFonts w:eastAsia="黑体"/>
         <w:color w:themeColor="background1" w:val="FFFFFF"/>
       </w:rPr>
       <w:tblPr/>
@@ -14984,6 +15679,7 @@
       <w:spacing w:after="0" w:line="240" w:lineRule="auto"/>
     </w:pPr>
     <w:rPr>
+      <w:rFonts w:eastAsia="黑体"/>
       <w:color w:themeColor="text1" w:val="000000"/>
     </w:rPr>
     <w:tblPr>
@@ -15005,6 +15701,7 @@
     </w:tcPr>
     <w:tblStylePr w:type="firstRow">
       <w:rPr>
+        <w:rFonts w:eastAsia="黑体"/>
         <w:b/>
         <w:bCs/>
       </w:rPr>
@@ -15015,6 +15712,7 @@
     </w:tblStylePr>
     <w:tblStylePr w:type="lastRow">
       <w:rPr>
+        <w:rFonts w:eastAsia="黑体"/>
         <w:b/>
         <w:bCs/>
         <w:color w:themeColor="text1" w:val="000000"/>
@@ -15026,6 +15724,7 @@
     </w:tblStylePr>
     <w:tblStylePr w:type="firstCol">
       <w:rPr>
+        <w:rFonts w:eastAsia="黑体"/>
         <w:color w:themeColor="background1" w:val="FFFFFF"/>
       </w:rPr>
       <w:tblPr/>
@@ -15035,6 +15734,7 @@
     </w:tblStylePr>
     <w:tblStylePr w:type="lastCol">
       <w:rPr>
+        <w:rFonts w:eastAsia="黑体"/>
         <w:color w:themeColor="background1" w:val="FFFFFF"/>
       </w:rPr>
       <w:tblPr/>
@@ -15064,6 +15764,7 @@
       <w:spacing w:after="0" w:line="240" w:lineRule="auto"/>
     </w:pPr>
     <w:rPr>
+      <w:rFonts w:eastAsia="黑体"/>
       <w:color w:themeColor="text1" w:val="000000"/>
     </w:rPr>
     <w:tblPr>
@@ -15085,6 +15786,7 @@
     </w:tcPr>
     <w:tblStylePr w:type="firstRow">
       <w:rPr>
+        <w:rFonts w:eastAsia="黑体"/>
         <w:b/>
         <w:bCs/>
       </w:rPr>
@@ -15095,6 +15797,7 @@
     </w:tblStylePr>
     <w:tblStylePr w:type="lastRow">
       <w:rPr>
+        <w:rFonts w:eastAsia="黑体"/>
         <w:b/>
         <w:bCs/>
         <w:color w:themeColor="text1" w:val="000000"/>
@@ -15106,6 +15809,7 @@
     </w:tblStylePr>
     <w:tblStylePr w:type="firstCol">
       <w:rPr>
+        <w:rFonts w:eastAsia="黑体"/>
         <w:color w:themeColor="background1" w:val="FFFFFF"/>
       </w:rPr>
       <w:tblPr/>
@@ -15115,6 +15819,7 @@
     </w:tblStylePr>
     <w:tblStylePr w:type="lastCol">
       <w:rPr>
+        <w:rFonts w:eastAsia="黑体"/>
         <w:color w:themeColor="background1" w:val="FFFFFF"/>
       </w:rPr>
       <w:tblPr/>
@@ -15144,6 +15849,7 @@
       <w:spacing w:after="0" w:line="240" w:lineRule="auto"/>
     </w:pPr>
     <w:rPr>
+      <w:rFonts w:eastAsia="黑体"/>
       <w:color w:themeColor="text1" w:val="000000"/>
     </w:rPr>
     <w:tblPr>
@@ -15165,6 +15871,7 @@
     </w:tcPr>
     <w:tblStylePr w:type="firstRow">
       <w:rPr>
+        <w:rFonts w:eastAsia="黑体"/>
         <w:b/>
         <w:bCs/>
       </w:rPr>
@@ -15175,6 +15882,7 @@
     </w:tblStylePr>
     <w:tblStylePr w:type="lastRow">
       <w:rPr>
+        <w:rFonts w:eastAsia="黑体"/>
         <w:b/>
         <w:bCs/>
         <w:color w:themeColor="text1" w:val="000000"/>
@@ -15186,6 +15894,7 @@
     </w:tblStylePr>
     <w:tblStylePr w:type="firstCol">
       <w:rPr>
+        <w:rFonts w:eastAsia="黑体"/>
         <w:color w:themeColor="background1" w:val="FFFFFF"/>
       </w:rPr>
       <w:tblPr/>
@@ -15195,6 +15904,7 @@
     </w:tblStylePr>
     <w:tblStylePr w:type="lastCol">
       <w:rPr>
+        <w:rFonts w:eastAsia="黑体"/>
         <w:color w:themeColor="background1" w:val="FFFFFF"/>
       </w:rPr>
       <w:tblPr/>
@@ -15224,6 +15934,7 @@
       <w:spacing w:after="0" w:line="240" w:lineRule="auto"/>
     </w:pPr>
     <w:rPr>
+      <w:rFonts w:eastAsia="黑体"/>
       <w:color w:themeColor="text1" w:val="000000"/>
     </w:rPr>
     <w:tblPr>
@@ -15245,6 +15956,7 @@
     </w:tcPr>
     <w:tblStylePr w:type="firstRow">
       <w:rPr>
+        <w:rFonts w:eastAsia="黑体"/>
         <w:b/>
         <w:bCs/>
       </w:rPr>
@@ -15255,6 +15967,7 @@
     </w:tblStylePr>
     <w:tblStylePr w:type="lastRow">
       <w:rPr>
+        <w:rFonts w:eastAsia="黑体"/>
         <w:b/>
         <w:bCs/>
         <w:color w:themeColor="text1" w:val="000000"/>
@@ -15266,6 +15979,7 @@
     </w:tblStylePr>
     <w:tblStylePr w:type="firstCol">
       <w:rPr>
+        <w:rFonts w:eastAsia="黑体"/>
         <w:color w:themeColor="background1" w:val="FFFFFF"/>
       </w:rPr>
       <w:tblPr/>
@@ -15275,6 +15989,7 @@
     </w:tblStylePr>
     <w:tblStylePr w:type="lastCol">
       <w:rPr>
+        <w:rFonts w:eastAsia="黑体"/>
         <w:color w:themeColor="background1" w:val="FFFFFF"/>
       </w:rPr>
       <w:tblPr/>
@@ -15304,6 +16019,7 @@
       <w:spacing w:after="0" w:line="240" w:lineRule="auto"/>
     </w:pPr>
     <w:rPr>
+      <w:rFonts w:eastAsia="黑体"/>
       <w:color w:themeColor="text1" w:val="000000"/>
     </w:rPr>
     <w:tblPr>
@@ -15325,6 +16041,7 @@
     </w:tcPr>
     <w:tblStylePr w:type="firstRow">
       <w:rPr>
+        <w:rFonts w:eastAsia="黑体"/>
         <w:b/>
         <w:bCs/>
       </w:rPr>
@@ -15335,6 +16052,7 @@
     </w:tblStylePr>
     <w:tblStylePr w:type="lastRow">
       <w:rPr>
+        <w:rFonts w:eastAsia="黑体"/>
         <w:b/>
         <w:bCs/>
         <w:color w:themeColor="text1" w:val="000000"/>
@@ -15346,6 +16064,7 @@
     </w:tblStylePr>
     <w:tblStylePr w:type="firstCol">
       <w:rPr>
+        <w:rFonts w:eastAsia="黑体"/>
         <w:color w:themeColor="background1" w:val="FFFFFF"/>
       </w:rPr>
       <w:tblPr/>
@@ -15355,6 +16074,7 @@
     </w:tblStylePr>
     <w:tblStylePr w:type="lastCol">
       <w:rPr>
+        <w:rFonts w:eastAsia="黑体"/>
         <w:color w:themeColor="background1" w:val="FFFFFF"/>
       </w:rPr>
       <w:tblPr/>
@@ -15387,6 +16107,7 @@
     <w:name w:val="KeywordTok"/>
     <w:basedOn w:val="VerbatimChar"/>
     <w:rPr>
+      <w:rFonts w:eastAsia="黑体"/>
       <w:b/>
       <w:color w:val="007020"/>
     </w:rPr>
@@ -15395,6 +16116,7 @@
     <w:name w:val="DataTypeTok"/>
     <w:basedOn w:val="VerbatimChar"/>
     <w:rPr>
+      <w:rFonts w:eastAsia="黑体"/>
       <w:color w:val="902000"/>
     </w:rPr>
   </w:style>
@@ -15402,6 +16124,7 @@
     <w:name w:val="DecValTok"/>
     <w:basedOn w:val="VerbatimChar"/>
     <w:rPr>
+      <w:rFonts w:eastAsia="黑体"/>
       <w:color w:val="40a070"/>
     </w:rPr>
   </w:style>
@@ -15409,6 +16132,7 @@
     <w:name w:val="BaseNTok"/>
     <w:basedOn w:val="VerbatimChar"/>
     <w:rPr>
+      <w:rFonts w:eastAsia="黑体"/>
       <w:color w:val="40a070"/>
     </w:rPr>
   </w:style>
@@ -15416,6 +16140,7 @@
     <w:name w:val="FloatTok"/>
     <w:basedOn w:val="VerbatimChar"/>
     <w:rPr>
+      <w:rFonts w:eastAsia="黑体"/>
       <w:color w:val="40a070"/>
     </w:rPr>
   </w:style>
@@ -15423,6 +16148,7 @@
     <w:name w:val="ConstantTok"/>
     <w:basedOn w:val="VerbatimChar"/>
     <w:rPr>
+      <w:rFonts w:eastAsia="黑体"/>
       <w:color w:val="880000"/>
     </w:rPr>
   </w:style>
@@ -15430,6 +16156,7 @@
     <w:name w:val="CharTok"/>
     <w:basedOn w:val="VerbatimChar"/>
     <w:rPr>
+      <w:rFonts w:eastAsia="黑体"/>
       <w:color w:val="4070a0"/>
     </w:rPr>
   </w:style>
@@ -15437,6 +16164,7 @@
     <w:name w:val="SpecialCharTok"/>
     <w:basedOn w:val="VerbatimChar"/>
     <w:rPr>
+      <w:rFonts w:eastAsia="黑体"/>
       <w:color w:val="4070a0"/>
     </w:rPr>
   </w:style>
@@ -15444,6 +16172,7 @@
     <w:name w:val="StringTok"/>
     <w:basedOn w:val="VerbatimChar"/>
     <w:rPr>
+      <w:rFonts w:eastAsia="黑体"/>
       <w:color w:val="4070a0"/>
     </w:rPr>
   </w:style>
@@ -15451,6 +16180,7 @@
     <w:name w:val="VerbatimStringTok"/>
     <w:basedOn w:val="VerbatimChar"/>
     <w:rPr>
+      <w:rFonts w:eastAsia="黑体"/>
       <w:color w:val="4070a0"/>
     </w:rPr>
   </w:style>
@@ -15458,6 +16188,7 @@
     <w:name w:val="SpecialStringTok"/>
     <w:basedOn w:val="VerbatimChar"/>
     <w:rPr>
+      <w:rFonts w:eastAsia="黑体"/>
       <w:color w:val="bb6688"/>
     </w:rPr>
   </w:style>
@@ -15465,6 +16196,7 @@
     <w:name w:val="ImportTok"/>
     <w:basedOn w:val="VerbatimChar"/>
     <w:rPr>
+      <w:rFonts w:eastAsia="黑体"/>
       <w:b/>
       <w:color w:val="008000"/>
     </w:rPr>
@@ -15473,6 +16205,7 @@
     <w:name w:val="CommentTok"/>
     <w:basedOn w:val="VerbatimChar"/>
     <w:rPr>
+      <w:rFonts w:eastAsia="黑体"/>
       <w:i/>
       <w:color w:val="60a0b0"/>
     </w:rPr>
@@ -15481,6 +16214,7 @@
     <w:name w:val="DocumentationTok"/>
     <w:basedOn w:val="VerbatimChar"/>
     <w:rPr>
+      <w:rFonts w:eastAsia="黑体"/>
       <w:i/>
       <w:color w:val="ba2121"/>
     </w:rPr>
@@ -15489,6 +16223,7 @@
     <w:name w:val="AnnotationTok"/>
     <w:basedOn w:val="VerbatimChar"/>
     <w:rPr>
+      <w:rFonts w:eastAsia="黑体"/>
       <w:b/>
       <w:i/>
       <w:color w:val="60a0b0"/>
@@ -15498,6 +16233,7 @@
     <w:name w:val="CommentVarTok"/>
     <w:basedOn w:val="VerbatimChar"/>
     <w:rPr>
+      <w:rFonts w:eastAsia="黑体"/>
       <w:b/>
       <w:i/>
       <w:color w:val="60a0b0"/>
@@ -15507,6 +16243,7 @@
     <w:name w:val="OtherTok"/>
     <w:basedOn w:val="VerbatimChar"/>
     <w:rPr>
+      <w:rFonts w:eastAsia="黑体"/>
       <w:color w:val="007020"/>
     </w:rPr>
   </w:style>
@@ -15514,6 +16251,7 @@
     <w:name w:val="FunctionTok"/>
     <w:basedOn w:val="VerbatimChar"/>
     <w:rPr>
+      <w:rFonts w:eastAsia="黑体"/>
       <w:color w:val="06287e"/>
     </w:rPr>
   </w:style>
@@ -15521,6 +16259,7 @@
     <w:name w:val="VariableTok"/>
     <w:basedOn w:val="VerbatimChar"/>
     <w:rPr>
+      <w:rFonts w:eastAsia="黑体"/>
       <w:color w:val="19177c"/>
     </w:rPr>
   </w:style>
@@ -15528,6 +16267,7 @@
     <w:name w:val="ControlFlowTok"/>
     <w:basedOn w:val="VerbatimChar"/>
     <w:rPr>
+      <w:rFonts w:eastAsia="黑体"/>
       <w:b/>
       <w:color w:val="007020"/>
     </w:rPr>
@@ -15536,6 +16276,7 @@
     <w:name w:val="OperatorTok"/>
     <w:basedOn w:val="VerbatimChar"/>
     <w:rPr>
+      <w:rFonts w:eastAsia="黑体"/>
       <w:color w:val="666666"/>
     </w:rPr>
   </w:style>
@@ -15543,18 +16284,22 @@
     <w:name w:val="BuiltInTok"/>
     <w:basedOn w:val="VerbatimChar"/>
     <w:rPr>
+      <w:rFonts w:eastAsia="黑体"/>
       <w:color w:val="008000"/>
     </w:rPr>
   </w:style>
   <w:style w:type="character" w:customStyle="1" w:styleId="ExtensionTok">
     <w:name w:val="ExtensionTok"/>
     <w:basedOn w:val="VerbatimChar"/>
-    <w:rPr/>
+    <w:rPr>
+      <w:rFonts w:eastAsia="黑体"/>
+    </w:rPr>
   </w:style>
   <w:style w:type="character" w:customStyle="1" w:styleId="PreprocessorTok">
     <w:name w:val="PreprocessorTok"/>
     <w:basedOn w:val="VerbatimChar"/>
     <w:rPr>
+      <w:rFonts w:eastAsia="黑体"/>
       <w:color w:val="bc7a00"/>
     </w:rPr>
   </w:style>
@@ -15562,18 +16307,22 @@
     <w:name w:val="AttributeTok"/>
     <w:basedOn w:val="VerbatimChar"/>
     <w:rPr>
+      <w:rFonts w:eastAsia="黑体"/>
       <w:color w:val="7d9029"/>
     </w:rPr>
   </w:style>
   <w:style w:type="character" w:customStyle="1" w:styleId="RegionMarkerTok">
     <w:name w:val="RegionMarkerTok"/>
     <w:basedOn w:val="VerbatimChar"/>
-    <w:rPr/>
+    <w:rPr>
+      <w:rFonts w:eastAsia="黑体"/>
+    </w:rPr>
   </w:style>
   <w:style w:type="character" w:customStyle="1" w:styleId="InformationTok">
     <w:name w:val="InformationTok"/>
     <w:basedOn w:val="VerbatimChar"/>
     <w:rPr>
+      <w:rFonts w:eastAsia="黑体"/>
       <w:b/>
       <w:i/>
       <w:color w:val="60a0b0"/>
@@ -15583,6 +16332,7 @@
     <w:name w:val="WarningTok"/>
     <w:basedOn w:val="VerbatimChar"/>
     <w:rPr>
+      <w:rFonts w:eastAsia="黑体"/>
       <w:b/>
       <w:i/>
       <w:color w:val="60a0b0"/>
@@ -15592,6 +16342,7 @@
     <w:name w:val="AlertTok"/>
     <w:basedOn w:val="VerbatimChar"/>
     <w:rPr>
+      <w:rFonts w:eastAsia="黑体"/>
       <w:b/>
       <w:color w:val="ff0000"/>
     </w:rPr>
@@ -15600,6 +16351,7 @@
     <w:name w:val="ErrorTok"/>
     <w:basedOn w:val="VerbatimChar"/>
     <w:rPr>
+      <w:rFonts w:eastAsia="黑体"/>
       <w:b/>
       <w:color w:val="ff0000"/>
     </w:rPr>
@@ -15607,7 +16359,9 @@
   <w:style w:type="character" w:customStyle="1" w:styleId="NormalTok">
     <w:name w:val="NormalTok"/>
     <w:basedOn w:val="VerbatimChar"/>
-    <w:rPr/>
+    <w:rPr>
+      <w:rFonts w:eastAsia="黑体"/>
+    </w:rPr>
   </w:style>
 </w:styles>
 </file>
@@ -15656,12 +16410,12 @@
     <a:fontScheme name="Office">
       <a:majorFont>
         <a:latin typeface="Calibri"/>
-        <a:ea typeface=""/>
+        <a:ea typeface="黑体"/>
         <a:cs typeface=""/>
         <a:font script="Jpan" typeface="ＭＳ ゴシック"/>
         <a:font script="Hang" typeface="맑은 고딕"/>
-        <a:font script="Hans" typeface="宋体"/>
-        <a:font script="Hant" typeface="新細明體"/>
+        <a:font script="Hans" typeface="黑体"/>
+        <a:font script="Hant" typeface="黑体"/>
         <a:font script="Arab" typeface="Times New Roman"/>
         <a:font script="Hebr" typeface="Times New Roman"/>
         <a:font script="Thai" typeface="Angsana New"/>
@@ -15691,12 +16445,12 @@
       </a:majorFont>
       <a:minorFont>
         <a:latin typeface="Cambria"/>
-        <a:ea typeface=""/>
+        <a:ea typeface="黑体"/>
         <a:cs typeface=""/>
         <a:font script="Jpan" typeface="ＭＳ 明朝"/>
         <a:font script="Hang" typeface="맑은 고딕"/>
-        <a:font script="Hans" typeface="宋体"/>
-        <a:font script="Hant" typeface="新細明體"/>
+        <a:font script="Hans" typeface="黑体"/>
+        <a:font script="Hant" typeface="黑体"/>
         <a:font script="Arab" typeface="Arial"/>
         <a:font script="Hebr" typeface="Arial"/>
         <a:font script="Thai" typeface="Cordia New"/>

--- a/07-驱动电路/01-电机驱动/步进电机驱动电路/步进电机驱动电路.docx
+++ b/07-驱动电路/01-电机驱动/步进电机驱动电路/步进电机驱动电路.docx
@@ -3339,7 +3339,7 @@
           <w:color w:val="555555"/>
           <w:sz w:val="21"/>
         </w:rPr>
-        <w:t>材料收集者：杜文杰，WX手机：19519196569，QQ:3478827729</w:t>
+        <w:t>材料收集者：杜文杰，微信/手机：19519196569，QQ:3478827729</w:t>
       </w:r>
     </w:p>
     <w:sectPr>
